--- a/documentosCriados/S140-Abril.docx
+++ b/documentosCriados/S140-Abril.docx
@@ -107,7 +107,7 @@
           <w:i/>
           <w:color w:val="FF0000"/>
         </w:rPr>
-        <w:t>1-7 DE ABRIL</w:t>
+        <w:t>7-13 DE ABRIL</w:t>
       </w:r>
       <w:r>
         <w:rPr>
@@ -127,15 +127,14 @@
           <w:color w:val="0000FF"/>
           <w:lang w:val="af-ZA" w:bidi="ta-IN"/>
         </w:rPr>
-        <w:t>SALMOS 23-25</w:t>
-      </w:r>
-      <w:r>
-        <w:rPr>
-          <w:rFonts w:cs="Calibri" w:cstheme="minorHAnsi"/>
-          <w:sz w:val="20"/>
-          <w:szCs w:val="20"/>
-        </w:rPr>
-        <w:tab/>
+        <w:t>PROVÉRBIOS 8</w:t>
+      </w:r>
+      <w:r>
+        <w:rPr>
+          <w:rFonts w:cs="Calibri" w:cstheme="minorHAnsi"/>
+          <w:sz w:val="20"/>
+          <w:szCs w:val="20"/>
+        </w:rPr>
         <w:tab/>
         <w:tab/>
         <w:tab/>
@@ -157,29 +156,18 @@
           <w:sz w:val="20"/>
           <w:szCs w:val="20"/>
         </w:rPr>
-        <w:t xml:space="preserve"> </w:t>
-      </w:r>
-      <w:r>
-        <w:rPr>
-          <w:rFonts w:cs="Calibri" w:cstheme="minorHAnsi"/>
-          <w:b/>
-          <w:bCs/>
-          <w:sz w:val="20"/>
-          <w:szCs w:val="20"/>
-        </w:rPr>
-        <w:t>Maurício</w:t>
-      </w:r>
-      <w:r>
-        <w:rPr>
-          <w:rFonts w:eastAsia="Calibri" w:cs="Calibri" w:cstheme="minorHAnsi"/>
-          <w:b/>
-          <w:bCs/>
-          <w:i/>
-          <w:sz w:val="20"/>
-          <w:szCs w:val="20"/>
-          <w:lang w:val="pt-PT"/>
-        </w:rPr>
-        <w:t xml:space="preserve"> Cardozo</w:t>
+        <w:t xml:space="preserve">  </w:t>
+      </w:r>
+      <w:r>
+        <w:rPr>
+          <w:rFonts w:eastAsia="Calibri" w:cs="Calibri" w:cstheme="minorHAnsi"/>
+          <w:b/>
+          <w:i/>
+          <w:sz w:val="20"/>
+          <w:szCs w:val="20"/>
+          <w:lang w:val="pt-PT"/>
+        </w:rPr>
+        <w:t>Nome</w:t>
       </w:r>
     </w:p>
     <w:p>
@@ -224,7 +212,7 @@
           <w:color w:val="0000FF"/>
           <w:lang w:val="af-ZA" w:bidi="ta-IN"/>
         </w:rPr>
-        <w:t xml:space="preserve">Cântico 4 e oração </w:t>
+        <w:t xml:space="preserve">Cântico 89 e oração </w:t>
       </w:r>
       <w:r>
         <w:rPr>
@@ -258,24 +246,14 @@
       </w:r>
       <w:r>
         <w:rPr>
-          <w:rFonts w:cs="Calibri" w:cstheme="minorHAnsi"/>
-          <w:b/>
-          <w:bCs/>
-          <w:sz w:val="20"/>
-          <w:szCs w:val="20"/>
-        </w:rPr>
-        <w:t>João</w:t>
-      </w:r>
-      <w:r>
-        <w:rPr>
-          <w:rFonts w:eastAsia="Calibri" w:cs="Calibri" w:cstheme="minorHAnsi"/>
-          <w:b/>
-          <w:i/>
-          <w:sz w:val="20"/>
-          <w:szCs w:val="20"/>
-          <w:lang w:val="pt-PT"/>
-        </w:rPr>
-        <w:t xml:space="preserve"> Batista</w:t>
+          <w:rFonts w:eastAsia="Calibri" w:cs="Calibri" w:cstheme="minorHAnsi"/>
+          <w:b/>
+          <w:i/>
+          <w:sz w:val="20"/>
+          <w:szCs w:val="20"/>
+          <w:lang w:val="pt-PT"/>
+        </w:rPr>
+        <w:t xml:space="preserve"> Nome</w:t>
       </w:r>
     </w:p>
     <w:p>
@@ -337,9 +315,9 @@
         <w:tblLook w:firstRow="1" w:noVBand="1" w:lastRow="0" w:firstColumn="1" w:lastColumn="0" w:noHBand="0" w:val="04a0"/>
       </w:tblPr>
       <w:tblGrid>
-        <w:gridCol w:w="5154"/>
+        <w:gridCol w:w="5155"/>
         <w:gridCol w:w="2580"/>
-        <w:gridCol w:w="2516"/>
+        <w:gridCol w:w="2515"/>
       </w:tblGrid>
       <w:tr>
         <w:trPr>
@@ -347,7 +325,7 @@
         </w:trPr>
         <w:tc>
           <w:tcPr>
-            <w:tcW w:w="5154" w:type="dxa"/>
+            <w:tcW w:w="5155" w:type="dxa"/>
             <w:tcBorders>
               <w:top w:val="nil"/>
               <w:left w:val="nil"/>
@@ -420,7 +398,7 @@
         </w:tc>
         <w:tc>
           <w:tcPr>
-            <w:tcW w:w="2516" w:type="dxa"/>
+            <w:tcW w:w="2515" w:type="dxa"/>
             <w:tcBorders>
               <w:top w:val="nil"/>
               <w:left w:val="nil"/>
@@ -506,7 +484,7 @@
           <w:color w:val="0000FF"/>
           <w:lang w:val="af-ZA" w:bidi="ta-IN"/>
         </w:rPr>
-        <w:t>1. “Jeová é o meu Pastor”</w:t>
+        <w:t>1. Escute a sabedoria personificada</w:t>
       </w:r>
       <w:r>
         <w:rPr>
@@ -522,18 +500,17 @@
         <w:t xml:space="preserve">  </w:t>
         <w:tab/>
         <w:t xml:space="preserve"> </w:t>
-        <w:tab/>
-      </w:r>
-      <w:r>
-        <w:rPr>
-          <w:rFonts w:eastAsia="Calibri" w:cs="Calibri" w:cstheme="minorHAnsi"/>
-          <w:b/>
-          <w:i/>
-          <w:sz w:val="20"/>
-          <w:szCs w:val="20"/>
-          <w:lang w:val="pt-PT"/>
-        </w:rPr>
-        <w:t>Rogério Silva</w:t>
+      </w:r>
+      <w:r>
+        <w:rPr>
+          <w:rFonts w:eastAsia="Calibri" w:cs="Calibri" w:cstheme="minorHAnsi"/>
+          <w:b/>
+          <w:i/>
+          <w:sz w:val="20"/>
+          <w:szCs w:val="20"/>
+          <w:lang w:val="pt-PT"/>
+        </w:rPr>
+        <w:t xml:space="preserve"> Nome</w:t>
       </w:r>
     </w:p>
     <w:p>
@@ -601,18 +578,17 @@
         <w:tab/>
         <w:tab/>
         <w:tab/>
-        <w:tab/>
-      </w:r>
-      <w:r>
-        <w:rPr>
-          <w:rFonts w:eastAsia="Calibri" w:cs="Calibri" w:cstheme="minorHAnsi"/>
-          <w:b/>
-          <w:i/>
-          <w:sz w:val="20"/>
-          <w:szCs w:val="20"/>
-          <w:lang w:val="pt-PT"/>
-        </w:rPr>
-        <w:t>Genildo Lírio</w:t>
+      </w:r>
+      <w:r>
+        <w:rPr>
+          <w:rFonts w:eastAsia="Calibri" w:cs="Calibri" w:cstheme="minorHAnsi"/>
+          <w:b/>
+          <w:i/>
+          <w:sz w:val="20"/>
+          <w:szCs w:val="20"/>
+          <w:lang w:val="pt-PT"/>
+        </w:rPr>
+        <w:t xml:space="preserve"> Nome</w:t>
       </w:r>
     </w:p>
     <w:p>
@@ -663,10 +639,18 @@
           <w:rFonts w:cs="Calibri" w:cstheme="minorHAnsi"/>
           <w:b/>
           <w:bCs/>
-          <w:sz w:val="20"/>
-          <w:szCs w:val="20"/>
-        </w:rPr>
-        <w:t xml:space="preserve">Sal. 23:3 — O que são “os caminhos da justiça”, e o que vai nos ajudar a não sair deles? (w11 15/2 24 §§ 1-3) </w:t>
+          <w:sz w:val="22"/>
+          <w:szCs w:val="22"/>
+        </w:rPr>
+        <w:t>Pro. 8:1-3 — Como a sabedoria “continua a gritar bem alto”? (g 5/14 16)</w:t>
+      </w:r>
+      <w:r>
+        <w:rPr>
+          <w:rFonts w:cs="Calibri" w:cstheme="minorHAnsi"/>
+          <w:sz w:val="20"/>
+          <w:szCs w:val="20"/>
+        </w:rPr>
+        <w:t xml:space="preserve">        </w:t>
       </w:r>
     </w:p>
     <w:p>
@@ -738,41 +722,47 @@
           <w:color w:val="0000FF"/>
           <w:lang w:val="af-ZA" w:bidi="ta-IN"/>
         </w:rPr>
-        <w:t xml:space="preserve"> Sal. 23:1–24:10 (th lição 5)</w:t>
-      </w:r>
-      <w:r>
-        <w:rPr>
-          <w:rFonts w:cs="Calibri" w:cstheme="minorHAnsi"/>
-          <w:sz w:val="20"/>
-          <w:szCs w:val="20"/>
-        </w:rPr>
-        <w:tab/>
+        <w:t xml:space="preserve"> Pro. 8:22-36 (th lição 10)</w:t>
+      </w:r>
+      <w:r>
+        <w:rPr>
+          <w:rFonts w:cs="Calibri" w:cstheme="minorHAnsi"/>
+          <w:sz w:val="20"/>
+          <w:szCs w:val="20"/>
+        </w:rPr>
+        <w:tab/>
+      </w:r>
+      <w:r>
+        <w:rPr>
+          <w:rFonts w:cs="Calibri" w:ascii="Calibri;serif" w:hAnsi="Calibri;serif" w:cstheme="minorHAnsi"/>
+          <w:b/>
+          <w:color w:val="575A5D"/>
+          <w:sz w:val="16"/>
+          <w:szCs w:val="16"/>
+        </w:rPr>
+        <w:t>Estudante:</w:t>
+      </w:r>
+      <w:r>
+        <w:rPr>
+          <w:rFonts w:cs="Calibri" w:cstheme="minorHAnsi"/>
+          <w:sz w:val="20"/>
+          <w:szCs w:val="20"/>
+        </w:rPr>
         <w:t xml:space="preserve">   </w:t>
         <w:tab/>
         <w:tab/>
-        <w:tab/>
-      </w:r>
-      <w:r>
-        <w:rPr>
-          <w:rFonts w:cs="Calibri" w:cstheme="minorHAnsi"/>
-          <w:b/>
-          <w:bCs/>
-          <w:sz w:val="20"/>
-          <w:szCs w:val="20"/>
-        </w:rPr>
-        <w:t xml:space="preserve">Antônio </w:t>
-      </w:r>
-      <w:r>
-        <w:rPr>
-          <w:rFonts w:eastAsia="Calibri" w:cs="Calibri" w:cstheme="minorHAnsi"/>
-          <w:b/>
-          <w:bCs/>
-          <w:i/>
-          <w:sz w:val="20"/>
-          <w:szCs w:val="20"/>
-          <w:lang w:val="pt-PT"/>
-        </w:rPr>
-        <w:t>Neto</w:t>
+        <w:t xml:space="preserve"> </w:t>
+      </w:r>
+      <w:r>
+        <w:rPr>
+          <w:rFonts w:eastAsia="Calibri" w:cs="Calibri" w:cstheme="minorHAnsi"/>
+          <w:b/>
+          <w:i/>
+          <w:sz w:val="20"/>
+          <w:szCs w:val="20"/>
+          <w:lang w:val="pt-PT"/>
+        </w:rPr>
+        <w:t>Nome</w:t>
       </w:r>
     </w:p>
     <w:tbl>
@@ -961,46 +951,57 @@
           <w:bCs/>
           <w:color w:val="auto"/>
           <w:kern w:val="0"/>
-          <w:sz w:val="20"/>
-          <w:szCs w:val="20"/>
+          <w:sz w:val="22"/>
+          <w:szCs w:val="22"/>
           <w:lang w:val="pt-BR" w:eastAsia="en-US" w:bidi="ar-SA"/>
         </w:rPr>
-        <w:t>Iniciando conversas</w:t>
-      </w:r>
-      <w:r>
-        <w:rPr>
-          <w:rFonts w:cs="Calibri" w:cstheme="minorHAnsi"/>
-          <w:sz w:val="20"/>
-          <w:szCs w:val="20"/>
-        </w:rPr>
-        <w:tab/>
-        <w:tab/>
-        <w:tab/>
-        <w:tab/>
-        <w:tab/>
-        <w:tab/>
-        <w:tab/>
-      </w:r>
-      <w:r>
-        <w:rPr>
-          <w:rFonts w:cs="Calibri" w:cstheme="minorHAnsi"/>
-          <w:b/>
-          <w:bCs/>
-          <w:sz w:val="20"/>
-          <w:szCs w:val="20"/>
-        </w:rPr>
-        <w:t>V</w:t>
-      </w:r>
-      <w:r>
-        <w:rPr>
-          <w:rFonts w:eastAsia="Calibri" w:cs="Calibri" w:cstheme="minorHAnsi"/>
-          <w:b/>
-          <w:i/>
-          <w:sz w:val="20"/>
-          <w:szCs w:val="20"/>
-          <w:lang w:val="pt-PT"/>
-        </w:rPr>
-        <w:t>ianez Rios/ Leonardo Lopes</w:t>
+        <w:t>4. Cultivando o interesse</w:t>
+      </w:r>
+      <w:r>
+        <w:rPr>
+          <w:rFonts w:cs="Calibri" w:cstheme="minorHAnsi"/>
+          <w:sz w:val="22"/>
+          <w:szCs w:val="22"/>
+        </w:rPr>
+        <w:tab/>
+      </w:r>
+      <w:r>
+        <w:rPr>
+          <w:rFonts w:cs="Calibri" w:cstheme="minorHAnsi"/>
+          <w:sz w:val="20"/>
+          <w:szCs w:val="20"/>
+        </w:rPr>
+        <w:tab/>
+      </w:r>
+      <w:r>
+        <w:rPr>
+          <w:rFonts w:cs="Calibri" w:ascii="Calibri;serif" w:hAnsi="Calibri;serif" w:cstheme="minorHAnsi"/>
+          <w:b/>
+          <w:color w:val="575A5D"/>
+          <w:sz w:val="16"/>
+          <w:szCs w:val="16"/>
+        </w:rPr>
+        <w:t>Estudante/Ajudante:</w:t>
+      </w:r>
+      <w:r>
+        <w:rPr>
+          <w:rFonts w:cs="Calibri" w:cstheme="minorHAnsi"/>
+          <w:sz w:val="20"/>
+          <w:szCs w:val="20"/>
+        </w:rPr>
+        <w:tab/>
+        <w:tab/>
+      </w:r>
+      <w:r>
+        <w:rPr>
+          <w:rFonts w:eastAsia="Calibri" w:cs="Calibri" w:cstheme="minorHAnsi"/>
+          <w:b/>
+          <w:i/>
+          <w:sz w:val="20"/>
+          <w:szCs w:val="20"/>
+          <w:lang w:val="pt-PT"/>
+        </w:rPr>
+        <w:t xml:space="preserve"> Nome</w:t>
       </w:r>
     </w:p>
     <w:p>
@@ -1037,7 +1038,7 @@
           <w:sz w:val="20"/>
           <w:szCs w:val="20"/>
         </w:rPr>
-        <w:t>5.</w:t>
+        <w:t xml:space="preserve">5. </w:t>
       </w:r>
       <w:r>
         <w:rPr>
@@ -1046,47 +1047,60 @@
           <w:bCs/>
           <w:color w:val="auto"/>
           <w:kern w:val="0"/>
-          <w:sz w:val="20"/>
-          <w:szCs w:val="20"/>
+          <w:sz w:val="22"/>
+          <w:szCs w:val="22"/>
           <w:lang w:val="pt-BR" w:eastAsia="en-US" w:bidi="ar-SA"/>
         </w:rPr>
-        <w:t xml:space="preserve"> Cultivando o interesse</w:t>
-      </w:r>
-      <w:r>
-        <w:rPr>
-          <w:rFonts w:cs="Calibri" w:cstheme="minorHAnsi"/>
-          <w:sz w:val="20"/>
-          <w:szCs w:val="20"/>
-        </w:rPr>
-        <w:tab/>
+        <w:t>5. Iniciando conversas</w:t>
+      </w:r>
+      <w:r>
+        <w:rPr>
+          <w:rFonts w:cs="Calibri" w:cstheme="minorHAnsi"/>
+          <w:sz w:val="22"/>
+          <w:szCs w:val="22"/>
+        </w:rPr>
+        <w:tab/>
+      </w:r>
+      <w:r>
+        <w:rPr>
+          <w:rFonts w:cs="Calibri" w:cstheme="minorHAnsi"/>
+          <w:sz w:val="20"/>
+          <w:szCs w:val="20"/>
+        </w:rPr>
         <w:tab/>
         <w:t xml:space="preserve"> </w:t>
-        <w:tab/>
-        <w:tab/>
-        <w:tab/>
-        <w:tab/>
-        <w:tab/>
-      </w:r>
-      <w:r>
-        <w:rPr>
-          <w:rFonts w:cs="Calibri" w:cstheme="minorHAnsi"/>
-          <w:b/>
-          <w:bCs/>
-          <w:sz w:val="20"/>
-          <w:szCs w:val="20"/>
-        </w:rPr>
-        <w:t>M</w:t>
-      </w:r>
-      <w:r>
-        <w:rPr>
-          <w:rFonts w:eastAsia="Calibri" w:cs="Calibri" w:cstheme="minorHAnsi"/>
-          <w:b/>
-          <w:i/>
-          <w:sz w:val="20"/>
-          <w:szCs w:val="20"/>
-          <w:lang w:val="pt-PT"/>
-        </w:rPr>
-        <w:t>arcio Conceição  / Salatiel</w:t>
+      </w:r>
+      <w:r>
+        <w:rPr>
+          <w:rFonts w:cs="Calibri" w:ascii="Calibri;serif" w:hAnsi="Calibri;serif" w:cstheme="minorHAnsi"/>
+          <w:b/>
+          <w:color w:val="575A5D"/>
+          <w:sz w:val="16"/>
+          <w:szCs w:val="16"/>
+        </w:rPr>
+        <w:t>Estudante/Ajudante:</w:t>
+      </w:r>
+      <w:r>
+        <w:rPr>
+          <w:rFonts w:cs="Calibri" w:cstheme="minorHAnsi"/>
+          <w:sz w:val="20"/>
+          <w:szCs w:val="20"/>
+        </w:rPr>
+        <w:tab/>
+        <w:tab/>
+        <w:tab/>
+        <w:t xml:space="preserve"> </w:t>
+      </w:r>
+      <w:r>
+        <w:rPr>
+          <w:rFonts w:eastAsia="Calibri" w:cs="Calibri" w:cstheme="minorHAnsi"/>
+          <w:b/>
+          <w:i/>
+          <w:sz w:val="20"/>
+          <w:szCs w:val="20"/>
+          <w:lang w:val="pt-PT"/>
+        </w:rPr>
+        <w:t>Nome</w:t>
       </w:r>
     </w:p>
     <w:p>
@@ -1132,19 +1146,19 @@
           <w:bCs/>
           <w:color w:val="auto"/>
           <w:kern w:val="0"/>
-          <w:sz w:val="20"/>
-          <w:szCs w:val="20"/>
+          <w:sz w:val="22"/>
+          <w:szCs w:val="22"/>
           <w:lang w:val="pt-BR" w:eastAsia="en-US" w:bidi="ar-SA"/>
         </w:rPr>
-        <w:t>Fazendo discípulos</w:t>
+        <w:t>6. Explicando suas crenças</w:t>
       </w:r>
       <w:r>
         <w:rPr>
           <w:rFonts w:cs="Calibri" w:cstheme="minorHAnsi"/>
           <w:b/>
           <w:bCs/>
-          <w:sz w:val="20"/>
-          <w:szCs w:val="20"/>
+          <w:sz w:val="22"/>
+          <w:szCs w:val="22"/>
         </w:rPr>
         <w:tab/>
       </w:r>
@@ -1156,22 +1170,159 @@
         </w:rPr>
         <w:tab/>
         <w:t xml:space="preserve"> </w:t>
-        <w:tab/>
-        <w:tab/>
-        <w:tab/>
-        <w:tab/>
-        <w:tab/>
-      </w:r>
-      <w:r>
-        <w:rPr>
-          <w:rFonts w:eastAsia="Calibri" w:cs="Calibri" w:cstheme="minorHAnsi"/>
-          <w:b/>
-          <w:i/>
-          <w:sz w:val="20"/>
-          <w:szCs w:val="20"/>
-          <w:lang w:val="pt-PT"/>
-        </w:rPr>
-        <w:t>Natasha Maciel / Emily Marques</w:t>
+      </w:r>
+      <w:r>
+        <w:rPr>
+          <w:rFonts w:cs="Calibri" w:ascii="Calibri;serif" w:hAnsi="Calibri;serif" w:cstheme="minorHAnsi"/>
+          <w:b/>
+          <w:color w:val="575A5D"/>
+          <w:sz w:val="16"/>
+          <w:szCs w:val="16"/>
+        </w:rPr>
+        <w:t>Estudante/Ajudante:</w:t>
+      </w:r>
+      <w:r>
+        <w:rPr>
+          <w:rFonts w:cs="Calibri" w:cstheme="minorHAnsi"/>
+          <w:sz w:val="20"/>
+          <w:szCs w:val="20"/>
+        </w:rPr>
+        <w:tab/>
+        <w:tab/>
+        <w:tab/>
+      </w:r>
+      <w:r>
+        <w:rPr>
+          <w:rFonts w:eastAsia="Calibri" w:cs="Calibri" w:cstheme="minorHAnsi"/>
+          <w:b/>
+          <w:i/>
+          <w:sz w:val="20"/>
+          <w:szCs w:val="20"/>
+          <w:lang w:val="pt-PT"/>
+        </w:rPr>
+        <w:t xml:space="preserve"> Nome</w:t>
+      </w:r>
+    </w:p>
+    <w:p>
+      <w:pPr>
+        <w:pStyle w:val="Normal"/>
+        <w:spacing w:before="0" w:after="0"/>
+        <w:rPr>
+          <w:rFonts w:cs="Calibri" w:cstheme="minorHAnsi"/>
+          <w:sz w:val="20"/>
+          <w:szCs w:val="20"/>
+        </w:rPr>
+      </w:pPr>
+      <w:r>
+        <w:rPr>
+          <w:rFonts w:eastAsia="Calibri" w:cs="Calibri" w:cstheme="minorHAnsi"/>
+          <w:b/>
+          <w:color w:val="575A5D"/>
+          <w:sz w:val="20"/>
+          <w:szCs w:val="20"/>
+        </w:rPr>
+        <w:t>5:00</w:t>
+      </w:r>
+      <w:r>
+        <w:rPr>
+          <w:rFonts w:cs="Calibri" w:cstheme="minorHAnsi"/>
+          <w:sz w:val="20"/>
+          <w:szCs w:val="20"/>
+        </w:rPr>
+        <w:tab/>
+      </w:r>
+      <w:r>
+        <w:rPr>
+          <w:rFonts w:eastAsia="Calibri" w:cs="Calibri" w:cstheme="minorHAnsi"/>
+          <w:b/>
+          <w:color w:val="575A5D"/>
+          <w:kern w:val="0"/>
+          <w:sz w:val="20"/>
+          <w:szCs w:val="20"/>
+          <w:lang w:val="pt-BR" w:eastAsia="en-US" w:bidi="ar-SA"/>
+        </w:rPr>
+        <w:t>7.</w:t>
+      </w:r>
+      <w:r>
+        <w:rPr>
+          <w:rFonts w:eastAsia="Calibri" w:cs="Calibri" w:cstheme="minorHAnsi"/>
+          <w:b/>
+          <w:color w:val="575A5D"/>
+          <w:sz w:val="20"/>
+          <w:szCs w:val="20"/>
+        </w:rPr>
+        <w:t xml:space="preserve"> </w:t>
+      </w:r>
+      <w:r>
+        <w:rPr>
+          <w:rFonts w:eastAsia="Calibri" w:cs="Calibri" w:cstheme="minorHAnsi"/>
+          <w:b/>
+          <w:bCs/>
+          <w:color w:val="auto"/>
+          <w:kern w:val="0"/>
+          <w:sz w:val="22"/>
+          <w:szCs w:val="22"/>
+          <w:lang w:val="pt-BR" w:eastAsia="en-US" w:bidi="ar-SA"/>
+        </w:rPr>
+        <w:t>não possui</w:t>
+      </w:r>
+      <w:r>
+        <w:rPr>
+          <w:rFonts w:cs="Calibri" w:cstheme="minorHAnsi"/>
+          <w:b/>
+          <w:bCs/>
+          <w:sz w:val="22"/>
+          <w:szCs w:val="22"/>
+        </w:rPr>
+        <w:tab/>
+      </w:r>
+      <w:r>
+        <w:rPr>
+          <w:rFonts w:cs="Calibri" w:cstheme="minorHAnsi"/>
+          <w:sz w:val="20"/>
+          <w:szCs w:val="20"/>
+        </w:rPr>
+        <w:tab/>
+        <w:t xml:space="preserve"> </w:t>
+      </w:r>
+      <w:r>
+        <w:rPr>
+          <w:rFonts w:cs="Calibri" w:ascii="Calibri;serif" w:hAnsi="Calibri;serif" w:cstheme="minorHAnsi"/>
+          <w:b/>
+          <w:color w:val="575A5D"/>
+          <w:sz w:val="16"/>
+          <w:szCs w:val="16"/>
+        </w:rPr>
+        <w:t>Estudante/Ajudante:</w:t>
+      </w:r>
+      <w:r>
+        <w:rPr>
+          <w:rFonts w:cs="Calibri" w:cstheme="minorHAnsi"/>
+          <w:sz w:val="20"/>
+          <w:szCs w:val="20"/>
+        </w:rPr>
+        <w:tab/>
+        <w:tab/>
+        <w:tab/>
+      </w:r>
+      <w:r>
+        <w:rPr>
+          <w:rFonts w:eastAsia="Calibri" w:cs="Calibri" w:cstheme="minorHAnsi"/>
+          <w:b/>
+          <w:i/>
+          <w:sz w:val="20"/>
+          <w:szCs w:val="20"/>
+          <w:lang w:val="pt-PT"/>
+        </w:rPr>
+        <w:t>Nome</w:t>
+      </w:r>
+      <w:r>
+        <w:rPr>
+          <w:rFonts w:cs="Calibri" w:cstheme="minorHAnsi"/>
+          <w:sz w:val="20"/>
+          <w:szCs w:val="20"/>
+        </w:rPr>
+        <w:tab/>
       </w:r>
     </w:p>
     <w:tbl>
@@ -1307,7 +1458,7 @@
           <w:color w:val="0000FF"/>
           <w:lang w:val="af-ZA" w:bidi="ta-IN"/>
         </w:rPr>
-        <w:t>Cântico 54</w:t>
+        <w:t>Cântico 105</w:t>
       </w:r>
       <w:r>
         <w:rPr>
@@ -1334,39 +1485,23 @@
           <w:b/>
           <w:color w:val="575A5D"/>
         </w:rPr>
-        <w:t>1</w:t>
-      </w:r>
-      <w:r>
-        <w:rPr>
-          <w:rFonts w:eastAsia="Calibri" w:cs="Calibri" w:cstheme="minorHAnsi"/>
-          <w:b/>
-          <w:color w:val="575A5D"/>
-        </w:rPr>
-        <w:t>5</w:t>
-      </w:r>
-      <w:r>
-        <w:rPr>
-          <w:rFonts w:eastAsia="Calibri" w:cs="Calibri" w:cstheme="minorHAnsi"/>
-          <w:b/>
-          <w:color w:val="575A5D"/>
-        </w:rPr>
-        <w:t>:00</w:t>
-      </w:r>
-      <w:r>
-        <w:rPr>
-          <w:rFonts w:cs="Calibri" w:cstheme="minorHAnsi"/>
-          <w:sz w:val="20"/>
-          <w:szCs w:val="20"/>
-        </w:rPr>
-        <w:tab/>
-      </w:r>
-      <w:r>
-        <w:rPr>
-          <w:rFonts w:eastAsia="Calibri" w:cs="Calibri" w:cstheme="minorHAnsi"/>
-          <w:b/>
-          <w:color w:val="575A5D"/>
-        </w:rPr>
-        <w:t>7.</w:t>
+        <w:t>10:00</w:t>
+      </w:r>
+      <w:r>
+        <w:rPr>
+          <w:rFonts w:cs="Calibri" w:cstheme="minorHAnsi"/>
+          <w:sz w:val="20"/>
+          <w:szCs w:val="20"/>
+        </w:rPr>
+        <w:tab/>
+      </w:r>
+      <w:r>
+        <w:rPr>
+          <w:rFonts w:eastAsia="Calibri" w:cs="Calibri" w:cstheme="minorHAnsi"/>
+          <w:b/>
+          <w:color w:val="575A5D"/>
+        </w:rPr>
+        <w:t>•</w:t>
       </w:r>
       <w:r>
         <w:rPr>
@@ -1374,47 +1509,118 @@
           <w:rFonts w:eastAsia="Times New Roman"/>
           <w:b/>
           <w:bCs/>
+          <w:sz w:val="22"/>
+          <w:szCs w:val="22"/>
           <w:lang w:val="af-ZA" w:bidi="ta-IN"/>
         </w:rPr>
-        <w:t xml:space="preserve"> Nós rejeitamos a voz de estranhos</w:t>
-      </w:r>
-      <w:r>
-        <w:rPr>
-          <w:rFonts w:cs="Calibri" w:cstheme="minorHAnsi"/>
-          <w:sz w:val="20"/>
-          <w:szCs w:val="20"/>
-        </w:rPr>
-        <w:tab/>
+        <w:t>7. Necessidades locais</w:t>
+      </w:r>
+      <w:r>
+        <w:rPr>
+          <w:rFonts w:cs="Calibri" w:cstheme="minorHAnsi"/>
+          <w:sz w:val="22"/>
+          <w:szCs w:val="22"/>
+        </w:rPr>
+        <w:tab/>
+      </w:r>
+      <w:r>
+        <w:rPr>
+          <w:rFonts w:cs="Calibri" w:cstheme="minorHAnsi"/>
+          <w:sz w:val="20"/>
+          <w:szCs w:val="20"/>
+        </w:rPr>
         <w:t xml:space="preserve"> </w:t>
         <w:tab/>
-        <w:tab/>
-        <w:tab/>
-        <w:tab/>
-        <w:tab/>
-      </w:r>
-      <w:r>
-        <w:rPr>
-          <w:rFonts w:cs="Calibri" w:cstheme="minorHAnsi"/>
-          <w:b/>
-          <w:bCs/>
-          <w:sz w:val="20"/>
-          <w:szCs w:val="20"/>
-        </w:rPr>
-        <w:t>Wellington</w:t>
       </w:r>
       <w:r>
         <w:rPr>
           <w:rFonts w:eastAsia="Calibri" w:cs="Calibri" w:eastAsiaTheme="minorHAnsi"/>
           <w:b/>
-          <w:bCs/>
           <w:i/>
           <w:color w:val="auto"/>
           <w:kern w:val="0"/>
+          <w:sz w:val="20"/>
+          <w:szCs w:val="20"/>
+          <w:lang w:val="pt-PT" w:eastAsia="en-US" w:bidi="ar-SA"/>
+        </w:rPr>
+        <w:t>Nome</w:t>
+      </w:r>
+    </w:p>
+    <w:p>
+      <w:pPr>
+        <w:pStyle w:val="Normal"/>
+        <w:spacing w:before="0" w:after="0"/>
+        <w:rPr>
+          <w:rFonts w:cs="Calibri" w:cstheme="minorHAnsi"/>
+          <w:sz w:val="20"/>
+          <w:szCs w:val="20"/>
+        </w:rPr>
+      </w:pPr>
+      <w:r>
+        <w:rPr>
+          <w:rFonts w:eastAsia="Calibri" w:cs="Calibri" w:cstheme="minorHAnsi"/>
+          <w:b/>
+          <w:color w:val="575A5D"/>
+        </w:rPr>
+        <w:t>5:00</w:t>
+      </w:r>
+      <w:r>
+        <w:rPr>
+          <w:rFonts w:cs="Calibri" w:cstheme="minorHAnsi"/>
+          <w:sz w:val="20"/>
+          <w:szCs w:val="20"/>
+        </w:rPr>
+        <w:tab/>
+      </w:r>
+      <w:r>
+        <w:rPr>
+          <w:rFonts w:eastAsia="Calibri" w:cs="Calibri" w:cstheme="minorHAnsi"/>
+          <w:b/>
+          <w:color w:val="575A5D"/>
+        </w:rPr>
+        <w:t>•</w:t>
+      </w:r>
+      <w:r>
+        <w:rPr>
+          <w:rStyle w:val="Emphasis"/>
+          <w:rFonts w:eastAsia="Times New Roman"/>
+          <w:b/>
+          <w:bCs/>
           <w:sz w:val="22"/>
           <w:szCs w:val="22"/>
+          <w:lang w:val="af-ZA" w:bidi="ta-IN"/>
+        </w:rPr>
+        <w:t>não possue esta Parte</w:t>
+      </w:r>
+      <w:r>
+        <w:rPr>
+          <w:rFonts w:cs="Calibri" w:cstheme="minorHAnsi"/>
+          <w:sz w:val="22"/>
+          <w:szCs w:val="22"/>
+        </w:rPr>
+        <w:tab/>
+      </w:r>
+      <w:r>
+        <w:rPr>
+          <w:rFonts w:cs="Calibri" w:cstheme="minorHAnsi"/>
+          <w:sz w:val="20"/>
+          <w:szCs w:val="20"/>
+        </w:rPr>
+        <w:t xml:space="preserve"> </w:t>
+        <w:tab/>
+      </w:r>
+      <w:r>
+        <w:rPr>
+          <w:rFonts w:eastAsia="Calibri" w:cs="Calibri" w:eastAsiaTheme="minorHAnsi"/>
+          <w:b/>
+          <w:i/>
+          <w:color w:val="auto"/>
+          <w:kern w:val="0"/>
+          <w:sz w:val="20"/>
+          <w:szCs w:val="20"/>
           <w:lang w:val="pt-PT" w:eastAsia="en-US" w:bidi="ar-SA"/>
         </w:rPr>
-        <w:t xml:space="preserve"> Carvalho</w:t>
+        <w:t>Nome</w:t>
       </w:r>
     </w:p>
     <w:p>
@@ -1448,10 +1654,8 @@
           <w:rFonts w:eastAsia="Calibri" w:cs="Calibri" w:cstheme="minorHAnsi"/>
           <w:b/>
           <w:color w:val="575A5D"/>
-          <w:sz w:val="20"/>
-          <w:szCs w:val="20"/>
-        </w:rPr>
-        <w:t>8.</w:t>
+        </w:rPr>
+        <w:t>•</w:t>
       </w:r>
       <w:r>
         <w:rPr>
@@ -1459,22 +1663,32 @@
           <w:rFonts w:eastAsia="Times New Roman"/>
           <w:b/>
           <w:bCs/>
+          <w:sz w:val="22"/>
+          <w:szCs w:val="22"/>
           <w:lang w:val="af-ZA" w:bidi="ta-IN"/>
         </w:rPr>
-        <w:t xml:space="preserve"> Estudo bíblico de congregação bt cap. 8 §§ 1-4, quadros nas pp. 61-62</w:t>
-      </w:r>
-      <w:r>
-        <w:rPr>
-          <w:rFonts w:cs="Calibri" w:cstheme="minorHAnsi"/>
-          <w:sz w:val="20"/>
-          <w:szCs w:val="20"/>
-        </w:rPr>
-        <w:tab/>
+        <w:t>8. Estudo bíblico de congregação bt cap. 25 §§ 1-4, quadro na p. 199</w:t>
+      </w:r>
+      <w:r>
+        <w:rPr>
+          <w:rFonts w:cs="Calibri" w:cstheme="minorHAnsi"/>
+          <w:sz w:val="22"/>
+          <w:szCs w:val="22"/>
+        </w:rPr>
+        <w:tab/>
+      </w:r>
+      <w:r>
+        <w:rPr>
+          <w:rFonts w:cs="Calibri" w:cstheme="minorHAnsi"/>
+          <w:sz w:val="20"/>
+          <w:szCs w:val="20"/>
+        </w:rPr>
         <w:t xml:space="preserve"> </w:t>
-      </w:r>
-      <w:r>
-        <w:rPr>
-          <w:rFonts w:eastAsia="Calibri" w:cs="Calibri" w:cstheme="minorHAnsi"/>
+        <w:tab/>
+      </w:r>
+      <w:r>
+        <w:rPr>
+          <w:rFonts w:eastAsia="Calibri" w:cs="Calibri" w:eastAsiaTheme="minorHAnsi"/>
           <w:b/>
           <w:i/>
           <w:color w:val="auto"/>
@@ -1483,7 +1697,7 @@
           <w:szCs w:val="20"/>
           <w:lang w:val="pt-PT" w:eastAsia="en-US" w:bidi="ar-SA"/>
         </w:rPr>
-        <w:t>Sandro Gomes / Isaque Lucas</w:t>
+        <w:t>Nome</w:t>
       </w:r>
     </w:p>
     <w:p>
@@ -1564,7 +1778,7 @@
           <w:color w:val="0000FF"/>
           <w:lang w:val="af-ZA" w:bidi="ta-IN"/>
         </w:rPr>
-        <w:t>Cântico 55 e oração</w:t>
+        <w:t>Cântico 7 e oração</w:t>
       </w:r>
       <w:r>
         <w:rPr>
@@ -1600,13 +1814,12 @@
         <w:rPr>
           <w:rFonts w:eastAsia="Calibri" w:cs="Calibri" w:cstheme="minorHAnsi"/>
           <w:b/>
-          <w:bCs/>
-          <w:i/>
-          <w:sz w:val="20"/>
-          <w:szCs w:val="20"/>
-          <w:lang w:val="pt-PT"/>
-        </w:rPr>
-        <w:t>Maurício Cardozo</w:t>
+          <w:i/>
+          <w:sz w:val="20"/>
+          <w:szCs w:val="20"/>
+          <w:lang w:val="pt-PT"/>
+        </w:rPr>
+        <w:t>Nome</w:t>
       </w:r>
     </w:p>
     <w:p>
@@ -1691,7 +1904,7 @@
           <w:i/>
           <w:color w:val="FF0000"/>
         </w:rPr>
-        <w:t>8-14 DE ABRIL</w:t>
+        <w:t>14-20 DE ABRIL</w:t>
       </w:r>
       <w:r>
         <w:rPr>
@@ -1711,7 +1924,7 @@
           <w:color w:val="0000FF"/>
           <w:lang w:val="af-ZA" w:bidi="ta-IN"/>
         </w:rPr>
-        <w:t>SALMOS 26-28</w:t>
+        <w:t>PROVÉRBIOS 9</w:t>
       </w:r>
       <w:r>
         <w:rPr>
@@ -1726,7 +1939,6 @@
         <w:tab/>
         <w:tab/>
         <w:tab/>
-        <w:tab/>
       </w:r>
       <w:r>
         <w:rPr>
@@ -1753,7 +1965,7 @@
           <w:szCs w:val="20"/>
           <w:lang w:val="pt-PT"/>
         </w:rPr>
-        <w:t>Luiz Czarnos</w:t>
+        <w:t>Nome</w:t>
       </w:r>
     </w:p>
     <w:p>
@@ -1798,7 +2010,7 @@
           <w:color w:val="0000FF"/>
           <w:lang w:val="af-ZA" w:bidi="ta-IN"/>
         </w:rPr>
-        <w:t xml:space="preserve">Cântico 34 e oração </w:t>
+        <w:t xml:space="preserve">Cântico 56 e oração </w:t>
       </w:r>
       <w:r>
         <w:rPr>
@@ -1813,6 +2025,7 @@
         <w:tab/>
         <w:tab/>
         <w:tab/>
+        <w:tab/>
       </w:r>
       <w:r>
         <w:rPr>
@@ -1839,7 +2052,7 @@
           <w:szCs w:val="20"/>
           <w:lang w:val="pt-PT"/>
         </w:rPr>
-        <w:t>Luan Barboza</w:t>
+        <w:t>Nome</w:t>
       </w:r>
     </w:p>
     <w:p>
@@ -1901,9 +2114,9 @@
         <w:tblLook w:firstRow="1" w:noVBand="1" w:lastRow="0" w:firstColumn="1" w:lastColumn="0" w:noHBand="0" w:val="04a0"/>
       </w:tblPr>
       <w:tblGrid>
-        <w:gridCol w:w="5154"/>
+        <w:gridCol w:w="5155"/>
         <w:gridCol w:w="2580"/>
-        <w:gridCol w:w="2516"/>
+        <w:gridCol w:w="2515"/>
       </w:tblGrid>
       <w:tr>
         <w:trPr>
@@ -1911,7 +2124,7 @@
         </w:trPr>
         <w:tc>
           <w:tcPr>
-            <w:tcW w:w="5154" w:type="dxa"/>
+            <w:tcW w:w="5155" w:type="dxa"/>
             <w:tcBorders>
               <w:top w:val="nil"/>
               <w:left w:val="nil"/>
@@ -1945,7 +2158,7 @@
                 <w:szCs w:val="20"/>
                 <w:lang w:val="pt-BR" w:eastAsia="en-US" w:bidi="ar-SA"/>
               </w:rPr>
-              <w:t>TESOUROS DA QALAVRA DE DEUS</w:t>
+              <w:t>TESOUROS DA PALAVRA DE DEUS</w:t>
             </w:r>
           </w:p>
         </w:tc>
@@ -1984,7 +2197,7 @@
         </w:tc>
         <w:tc>
           <w:tcPr>
-            <w:tcW w:w="2516" w:type="dxa"/>
+            <w:tcW w:w="2515" w:type="dxa"/>
             <w:tcBorders>
               <w:top w:val="nil"/>
               <w:left w:val="nil"/>
@@ -2048,8 +2261,18 @@
           <w:rFonts w:eastAsia="Calibri" w:cs="Calibri" w:cstheme="minorHAnsi"/>
           <w:b/>
           <w:color w:val="575A5D"/>
-        </w:rPr>
-        <w:t xml:space="preserve">• </w:t>
+          <w:sz w:val="20"/>
+          <w:szCs w:val="20"/>
+        </w:rPr>
+        <w:t>1.</w:t>
+      </w:r>
+      <w:r>
+        <w:rPr>
+          <w:rFonts w:eastAsia="Calibri" w:cs="Calibri" w:cstheme="minorHAnsi"/>
+          <w:b/>
+          <w:color w:val="575A5D"/>
+        </w:rPr>
+        <w:t xml:space="preserve"> </w:t>
       </w:r>
       <w:r>
         <w:rPr>
@@ -2059,7 +2282,7 @@
           <w:color w:val="0000FF"/>
           <w:lang w:val="af-ZA" w:bidi="ta-IN"/>
         </w:rPr>
-        <w:t>1. Como Davi fortaleceu sua decisão de fazer o que é certo</w:t>
+        <w:t>1. Seja uma pessoa sábia, não um zombador</w:t>
       </w:r>
       <w:r>
         <w:rPr>
@@ -2070,6 +2293,8 @@
         <w:t xml:space="preserve">       </w:t>
         <w:tab/>
         <w:tab/>
+        <w:tab/>
+        <w:tab/>
       </w:r>
       <w:r>
         <w:rPr>
@@ -2089,7 +2314,7 @@
           <w:szCs w:val="20"/>
           <w:lang w:val="pt-PT"/>
         </w:rPr>
-        <w:t>Luan Barboza</w:t>
+        <w:t>Nome</w:t>
       </w:r>
     </w:p>
     <w:p>
@@ -2167,18 +2392,17 @@
         <w:tab/>
         <w:tab/>
         <w:tab/>
-        <w:tab/>
-      </w:r>
-      <w:r>
-        <w:rPr>
-          <w:rFonts w:eastAsia="Calibri" w:cs="Calibri" w:cstheme="minorHAnsi"/>
-          <w:b/>
-          <w:i/>
-          <w:sz w:val="20"/>
-          <w:szCs w:val="20"/>
-          <w:lang w:val="pt-PT"/>
-        </w:rPr>
-        <w:t>Raimundo Moraes</w:t>
+      </w:r>
+      <w:r>
+        <w:rPr>
+          <w:rFonts w:eastAsia="Calibri" w:cs="Calibri" w:cstheme="minorHAnsi"/>
+          <w:b/>
+          <w:i/>
+          <w:sz w:val="20"/>
+          <w:szCs w:val="20"/>
+          <w:lang w:val="pt-PT"/>
+        </w:rPr>
+        <w:t>Nome</w:t>
       </w:r>
     </w:p>
     <w:p>
@@ -2206,10 +2430,10 @@
           <w:rFonts w:cs="Calibri" w:cstheme="minorHAnsi"/>
           <w:b/>
           <w:bCs/>
-          <w:sz w:val="20"/>
-          <w:szCs w:val="20"/>
-        </w:rPr>
-        <w:t>Sal. 27:10 — Como esse texto pode nos consolar se nos sentirmos abandonados pelos amigos? (w06 15/7 28 § 15)</w:t>
+          <w:sz w:val="22"/>
+          <w:szCs w:val="22"/>
+        </w:rPr>
+        <w:t>Pro. 9:17 — O que são “águas roubadas” e por que elas são “doces”? (w06 15/9 17 § 5)</w:t>
       </w:r>
       <w:r>
         <w:rPr>
@@ -2241,13 +2465,25 @@
       </w:r>
       <w:r>
         <w:rPr>
-          <w:rFonts w:eastAsia="Calibri" w:cs="Calibri" w:cstheme="minorHAnsi"/>
-          <w:b/>
-          <w:color w:val="575A5D"/>
-          <w:sz w:val="18"/>
-          <w:szCs w:val="22"/>
-        </w:rPr>
-        <w:t>3.</w:t>
+          <w:rFonts w:eastAsia="Calibri" w:cs="Times New Roman"/>
+          <w:b/>
+          <w:color w:val="575A5D"/>
+          <w:sz w:val="20"/>
+          <w:szCs w:val="20"/>
+        </w:rPr>
+        <w:t>3</w:t>
+      </w:r>
+      <w:r>
+        <w:rPr>
+          <w:rFonts w:eastAsia="Calibri" w:cs="Calibri" w:cstheme="minorHAnsi"/>
+          <w:b/>
+          <w:color w:val="575A5D"/>
+          <w:kern w:val="0"/>
+          <w:sz w:val="20"/>
+          <w:szCs w:val="20"/>
+          <w:lang w:val="pt-BR" w:eastAsia="en-US" w:bidi="ar-SA"/>
+        </w:rPr>
+        <w:t>.</w:t>
       </w:r>
       <w:r>
         <w:rPr>
@@ -2282,30 +2518,47 @@
           <w:color w:val="0000FF"/>
           <w:lang w:val="af-ZA" w:bidi="ta-IN"/>
         </w:rPr>
-        <w:t xml:space="preserve"> Sal. 27:1-14 (th lição 2)</w:t>
-      </w:r>
-      <w:r>
-        <w:rPr>
-          <w:rFonts w:cs="Calibri" w:cstheme="minorHAnsi"/>
-          <w:sz w:val="20"/>
-          <w:szCs w:val="20"/>
-        </w:rPr>
-        <w:tab/>
-        <w:tab/>
-        <w:tab/>
-        <w:tab/>
-        <w:tab/>
-      </w:r>
-      <w:r>
-        <w:rPr>
-          <w:rFonts w:eastAsia="Calibri" w:cs="Calibri" w:cstheme="minorHAnsi"/>
-          <w:b/>
-          <w:i/>
-          <w:sz w:val="20"/>
-          <w:szCs w:val="20"/>
-          <w:lang w:val="pt-PT"/>
-        </w:rPr>
-        <w:t>Mateus Toledo</w:t>
+        <w:t xml:space="preserve"> Pro. 9:1-18 (th lição 5)</w:t>
+      </w:r>
+      <w:r>
+        <w:rPr>
+          <w:rFonts w:cs="Calibri" w:cstheme="minorHAnsi"/>
+          <w:sz w:val="20"/>
+          <w:szCs w:val="20"/>
+        </w:rPr>
+        <w:tab/>
+      </w:r>
+      <w:r>
+        <w:rPr>
+          <w:rFonts w:cs="Calibri" w:ascii="Calibri;serif" w:hAnsi="Calibri;serif" w:cstheme="minorHAnsi"/>
+          <w:b/>
+          <w:color w:val="575A5D"/>
+          <w:sz w:val="16"/>
+          <w:szCs w:val="16"/>
+        </w:rPr>
+        <w:t>Estudante:</w:t>
+      </w:r>
+      <w:r>
+        <w:rPr>
+          <w:rFonts w:cs="Calibri" w:cstheme="minorHAnsi"/>
+          <w:sz w:val="20"/>
+          <w:szCs w:val="20"/>
+        </w:rPr>
+        <w:tab/>
+        <w:tab/>
+        <w:tab/>
+        <w:tab/>
+      </w:r>
+      <w:r>
+        <w:rPr>
+          <w:rFonts w:eastAsia="Calibri" w:cs="Calibri" w:cstheme="minorHAnsi"/>
+          <w:b/>
+          <w:i/>
+          <w:sz w:val="20"/>
+          <w:szCs w:val="20"/>
+          <w:lang w:val="pt-PT"/>
+        </w:rPr>
+        <w:t>Nome</w:t>
       </w:r>
     </w:p>
     <w:tbl>
@@ -2456,15 +2709,7 @@
           <w:b/>
           <w:color w:val="575A5D"/>
         </w:rPr>
-        <w:t>2</w:t>
-      </w:r>
-      <w:r>
-        <w:rPr>
-          <w:rFonts w:eastAsia="Calibri" w:cs="Calibri" w:cstheme="minorHAnsi"/>
-          <w:b/>
-          <w:color w:val="575A5D"/>
-        </w:rPr>
-        <w:t>:00</w:t>
+        <w:t>3:00</w:t>
       </w:r>
       <w:r>
         <w:rPr>
@@ -2483,6 +2728,17 @@
           <w:szCs w:val="20"/>
         </w:rPr>
         <w:t>4.</w:t>
+      </w:r>
+      <w:r>
+        <w:rPr>
+          <w:rFonts w:eastAsia="Calibri" w:cs="Calibri" w:cstheme="minorHAnsi"/>
+          <w:b/>
+          <w:bCs/>
+          <w:color w:val="575A5D"/>
+          <w:sz w:val="20"/>
+          <w:szCs w:val="20"/>
+        </w:rPr>
+        <w:t xml:space="preserve"> </w:t>
       </w:r>
       <w:r>
         <w:rPr>
@@ -2491,37 +2747,58 @@
           <w:bCs/>
           <w:color w:val="auto"/>
           <w:kern w:val="0"/>
-          <w:sz w:val="20"/>
-          <w:szCs w:val="20"/>
+          <w:sz w:val="22"/>
+          <w:szCs w:val="22"/>
           <w:lang w:val="pt-BR" w:eastAsia="en-US" w:bidi="ar-SA"/>
         </w:rPr>
-        <w:t xml:space="preserve"> Iniciando conversas</w:t>
-      </w:r>
-      <w:r>
-        <w:rPr>
-          <w:rFonts w:cs="Calibri" w:cstheme="minorHAnsi"/>
-          <w:sz w:val="20"/>
-          <w:szCs w:val="20"/>
-        </w:rPr>
-        <w:tab/>
-        <w:tab/>
-        <w:tab/>
-        <w:tab/>
-        <w:tab/>
-        <w:tab/>
-        <w:tab/>
-        <w:tab/>
-      </w:r>
-      <w:r>
-        <w:rPr>
-          <w:rFonts w:eastAsia="Calibri" w:cs="Calibri" w:cstheme="minorHAnsi"/>
-          <w:b/>
-          <w:i/>
-          <w:sz w:val="20"/>
-          <w:szCs w:val="20"/>
-          <w:lang w:val="pt-PT"/>
-        </w:rPr>
-        <w:t>Marly Lírio/ Rosangela</w:t>
+        <w:t>4. Cultivando o interesse</w:t>
+      </w:r>
+      <w:r>
+        <w:rPr>
+          <w:rFonts w:cs="Calibri" w:cstheme="minorHAnsi"/>
+          <w:sz w:val="22"/>
+          <w:szCs w:val="22"/>
+        </w:rPr>
+        <w:tab/>
+      </w:r>
+      <w:r>
+        <w:rPr>
+          <w:rFonts w:cs="Calibri" w:cstheme="minorHAnsi"/>
+          <w:sz w:val="20"/>
+          <w:szCs w:val="20"/>
+        </w:rPr>
+        <w:tab/>
+      </w:r>
+      <w:r>
+        <w:rPr>
+          <w:rFonts w:cs="Calibri" w:ascii="Calibri;serif" w:hAnsi="Calibri;serif" w:cstheme="minorHAnsi"/>
+          <w:b/>
+          <w:color w:val="575A5D"/>
+          <w:sz w:val="16"/>
+          <w:szCs w:val="16"/>
+        </w:rPr>
+        <w:t>Estudante/Ajudante:</w:t>
+      </w:r>
+      <w:r>
+        <w:rPr>
+          <w:rFonts w:cs="Calibri" w:cstheme="minorHAnsi"/>
+          <w:sz w:val="20"/>
+          <w:szCs w:val="20"/>
+        </w:rPr>
+        <w:tab/>
+        <w:tab/>
+        <w:tab/>
+      </w:r>
+      <w:r>
+        <w:rPr>
+          <w:rFonts w:eastAsia="Calibri" w:cs="Calibri" w:cstheme="minorHAnsi"/>
+          <w:b/>
+          <w:i/>
+          <w:sz w:val="20"/>
+          <w:szCs w:val="20"/>
+          <w:lang w:val="pt-PT"/>
+        </w:rPr>
+        <w:t>Nome</w:t>
       </w:r>
     </w:p>
     <w:p>
@@ -2558,7 +2835,7 @@
           <w:sz w:val="20"/>
           <w:szCs w:val="20"/>
         </w:rPr>
-        <w:t>5.</w:t>
+        <w:t xml:space="preserve">5. </w:t>
       </w:r>
       <w:r>
         <w:rPr>
@@ -2567,38 +2844,59 @@
           <w:bCs/>
           <w:color w:val="auto"/>
           <w:kern w:val="0"/>
-          <w:sz w:val="20"/>
-          <w:szCs w:val="20"/>
+          <w:sz w:val="22"/>
+          <w:szCs w:val="22"/>
           <w:lang w:val="pt-BR" w:eastAsia="en-US" w:bidi="ar-SA"/>
         </w:rPr>
-        <w:t xml:space="preserve"> Cultivando o interesse</w:t>
-      </w:r>
-      <w:r>
-        <w:rPr>
-          <w:rFonts w:cs="Calibri" w:cstheme="minorHAnsi"/>
-          <w:sz w:val="20"/>
-          <w:szCs w:val="20"/>
-        </w:rPr>
-        <w:tab/>
+        <w:t>5. Cultivando o interesse</w:t>
+      </w:r>
+      <w:r>
+        <w:rPr>
+          <w:rFonts w:cs="Calibri" w:cstheme="minorHAnsi"/>
+          <w:sz w:val="22"/>
+          <w:szCs w:val="22"/>
+        </w:rPr>
+        <w:tab/>
+      </w:r>
+      <w:r>
+        <w:rPr>
+          <w:rFonts w:cs="Calibri" w:cstheme="minorHAnsi"/>
+          <w:sz w:val="20"/>
+          <w:szCs w:val="20"/>
+        </w:rPr>
         <w:tab/>
         <w:t xml:space="preserve"> </w:t>
-        <w:tab/>
-        <w:tab/>
-        <w:tab/>
-        <w:tab/>
-        <w:tab/>
-        <w:tab/>
-      </w:r>
-      <w:r>
-        <w:rPr>
-          <w:rFonts w:eastAsia="Calibri" w:cs="Calibri" w:cstheme="minorHAnsi"/>
-          <w:b/>
-          <w:i/>
-          <w:sz w:val="20"/>
-          <w:szCs w:val="20"/>
-          <w:lang w:val="pt-PT"/>
-        </w:rPr>
-        <w:t>Cristina / Vera</w:t>
+      </w:r>
+      <w:r>
+        <w:rPr>
+          <w:rFonts w:cs="Calibri" w:ascii="Calibri;serif" w:hAnsi="Calibri;serif" w:cstheme="minorHAnsi"/>
+          <w:b/>
+          <w:color w:val="575A5D"/>
+          <w:sz w:val="16"/>
+          <w:szCs w:val="16"/>
+        </w:rPr>
+        <w:t>Estudante/Ajudante:</w:t>
+      </w:r>
+      <w:r>
+        <w:rPr>
+          <w:rFonts w:cs="Calibri" w:cstheme="minorHAnsi"/>
+          <w:sz w:val="20"/>
+          <w:szCs w:val="20"/>
+        </w:rPr>
+        <w:tab/>
+        <w:tab/>
+        <w:tab/>
+      </w:r>
+      <w:r>
+        <w:rPr>
+          <w:rFonts w:eastAsia="Calibri" w:cs="Calibri" w:cstheme="minorHAnsi"/>
+          <w:b/>
+          <w:i/>
+          <w:sz w:val="20"/>
+          <w:szCs w:val="20"/>
+          <w:lang w:val="pt-PT"/>
+        </w:rPr>
+        <w:t>Nome</w:t>
       </w:r>
     </w:p>
     <w:p>
@@ -2635,7 +2933,7 @@
           <w:sz w:val="20"/>
           <w:szCs w:val="20"/>
         </w:rPr>
-        <w:t>6.</w:t>
+        <w:t xml:space="preserve">6. </w:t>
       </w:r>
       <w:r>
         <w:rPr>
@@ -2644,19 +2942,19 @@
           <w:bCs/>
           <w:color w:val="auto"/>
           <w:kern w:val="0"/>
-          <w:sz w:val="20"/>
-          <w:szCs w:val="20"/>
+          <w:sz w:val="22"/>
+          <w:szCs w:val="22"/>
           <w:lang w:val="pt-BR" w:eastAsia="en-US" w:bidi="ar-SA"/>
         </w:rPr>
-        <w:t xml:space="preserve"> Discurso</w:t>
+        <w:t>6. Cultivando o interesse</w:t>
       </w:r>
       <w:r>
         <w:rPr>
           <w:rFonts w:cs="Calibri" w:cstheme="minorHAnsi"/>
           <w:b/>
           <w:bCs/>
-          <w:sz w:val="20"/>
-          <w:szCs w:val="20"/>
+          <w:sz w:val="22"/>
+          <w:szCs w:val="22"/>
         </w:rPr>
         <w:tab/>
       </w:r>
@@ -2668,34 +2966,161 @@
         </w:rPr>
         <w:tab/>
         <w:t xml:space="preserve"> </w:t>
-        <w:tab/>
-        <w:tab/>
-        <w:tab/>
-        <w:tab/>
-        <w:tab/>
-        <w:tab/>
-        <w:tab/>
-      </w:r>
-      <w:r>
-        <w:rPr>
-          <w:rFonts w:cs="Calibri" w:cstheme="minorHAnsi"/>
+      </w:r>
+      <w:r>
+        <w:rPr>
+          <w:rFonts w:cs="Calibri" w:ascii="Calibri;serif" w:hAnsi="Calibri;serif" w:cstheme="minorHAnsi"/>
+          <w:b/>
+          <w:color w:val="575A5D"/>
+          <w:sz w:val="16"/>
+          <w:szCs w:val="16"/>
+        </w:rPr>
+        <w:t>Estudante/Ajudante:</w:t>
+      </w:r>
+      <w:r>
+        <w:rPr>
+          <w:rFonts w:cs="Calibri" w:cstheme="minorHAnsi"/>
+          <w:sz w:val="20"/>
+          <w:szCs w:val="20"/>
+        </w:rPr>
+        <w:tab/>
+        <w:tab/>
+        <w:tab/>
+      </w:r>
+      <w:r>
+        <w:rPr>
+          <w:rFonts w:eastAsia="Calibri" w:cs="Calibri" w:cstheme="minorHAnsi"/>
+          <w:b/>
+          <w:i/>
+          <w:sz w:val="20"/>
+          <w:szCs w:val="20"/>
+          <w:lang w:val="pt-PT"/>
+        </w:rPr>
+        <w:t>Nome</w:t>
+      </w:r>
+    </w:p>
+    <w:p>
+      <w:pPr>
+        <w:pStyle w:val="Normal"/>
+        <w:spacing w:before="0" w:after="0"/>
+        <w:rPr>
+          <w:rFonts w:cs="Calibri" w:cstheme="minorHAnsi"/>
+          <w:sz w:val="20"/>
+          <w:szCs w:val="20"/>
+        </w:rPr>
+      </w:pPr>
+      <w:r>
+        <w:rPr>
+          <w:rFonts w:eastAsia="Calibri" w:cs="Calibri" w:cstheme="minorHAnsi"/>
+          <w:b/>
+          <w:i/>
+          <w:color w:val="575A5D"/>
+          <w:sz w:val="20"/>
+          <w:szCs w:val="20"/>
+          <w:lang w:val="pt-PT"/>
+        </w:rPr>
+        <w:t>5:00</w:t>
+      </w:r>
+      <w:r>
+        <w:rPr>
+          <w:rFonts w:eastAsia="Calibri" w:cs="Calibri" w:cstheme="minorHAnsi"/>
+          <w:b/>
+          <w:i/>
+          <w:sz w:val="20"/>
+          <w:szCs w:val="20"/>
+          <w:lang w:val="pt-PT"/>
+        </w:rPr>
+        <w:tab/>
+      </w:r>
+      <w:r>
+        <w:rPr>
+          <w:rFonts w:eastAsia="Calibri" w:cs="Calibri" w:cstheme="minorHAnsi"/>
+          <w:b/>
+          <w:i/>
+          <w:color w:val="575A5D"/>
+          <w:kern w:val="0"/>
+          <w:sz w:val="20"/>
+          <w:szCs w:val="20"/>
+          <w:lang w:val="pt-BR" w:eastAsia="en-US" w:bidi="ar-SA"/>
+        </w:rPr>
+        <w:t>7.</w:t>
+      </w:r>
+      <w:r>
+        <w:rPr>
+          <w:rFonts w:eastAsia="Calibri" w:cs="Calibri" w:cstheme="minorHAnsi"/>
+          <w:b/>
+          <w:i/>
+          <w:color w:val="575A5D"/>
+          <w:sz w:val="20"/>
+          <w:szCs w:val="20"/>
+          <w:lang w:val="pt-PT"/>
+        </w:rPr>
+        <w:t xml:space="preserve"> </w:t>
+      </w:r>
+      <w:r>
+        <w:rPr>
+          <w:rFonts w:eastAsia="Calibri" w:cs="Calibri" w:cstheme="minorHAnsi"/>
           <w:b/>
           <w:bCs/>
-          <w:sz w:val="20"/>
-          <w:szCs w:val="20"/>
-        </w:rPr>
-        <w:t>F</w:t>
-      </w:r>
-      <w:r>
-        <w:rPr>
-          <w:rFonts w:eastAsia="Calibri" w:cs="Calibri" w:cstheme="minorHAnsi"/>
-          <w:b/>
-          <w:i/>
-          <w:sz w:val="20"/>
-          <w:szCs w:val="20"/>
-          <w:lang w:val="pt-PT"/>
-        </w:rPr>
-        <w:t>abrio Júlio</w:t>
+          <w:i/>
+          <w:color w:val="auto"/>
+          <w:kern w:val="0"/>
+          <w:sz w:val="22"/>
+          <w:szCs w:val="22"/>
+          <w:lang w:val="pt-BR" w:eastAsia="en-US" w:bidi="ar-SA"/>
+        </w:rPr>
+        <w:t>não possui</w:t>
+      </w:r>
+      <w:r>
+        <w:rPr>
+          <w:rFonts w:eastAsia="Calibri" w:cs="Calibri" w:cstheme="minorHAnsi"/>
+          <w:b/>
+          <w:bCs/>
+          <w:i/>
+          <w:sz w:val="22"/>
+          <w:szCs w:val="22"/>
+          <w:lang w:val="pt-PT"/>
+        </w:rPr>
+        <w:tab/>
+      </w:r>
+      <w:r>
+        <w:rPr>
+          <w:rFonts w:eastAsia="Calibri" w:cs="Calibri" w:cstheme="minorHAnsi"/>
+          <w:b/>
+          <w:i/>
+          <w:sz w:val="20"/>
+          <w:szCs w:val="20"/>
+          <w:lang w:val="pt-PT"/>
+        </w:rPr>
+        <w:tab/>
+      </w:r>
+      <w:r>
+        <w:rPr>
+          <w:rFonts w:eastAsia="Calibri" w:cs="Calibri" w:ascii="Calibri;serif" w:hAnsi="Calibri;serif" w:cstheme="minorHAnsi"/>
+          <w:b/>
+          <w:i/>
+          <w:color w:val="575A5D"/>
+          <w:sz w:val="16"/>
+          <w:szCs w:val="16"/>
+          <w:lang w:val="pt-PT"/>
+        </w:rPr>
+        <w:t>Estudante/Ajudante:</w:t>
+      </w:r>
+      <w:r>
+        <w:rPr>
+          <w:rFonts w:eastAsia="Calibri" w:cs="Calibri" w:cstheme="minorHAnsi"/>
+          <w:b/>
+          <w:i/>
+          <w:sz w:val="20"/>
+          <w:szCs w:val="20"/>
+          <w:lang w:val="pt-PT"/>
+        </w:rPr>
+        <w:tab/>
+        <w:t xml:space="preserve"> </w:t>
+        <w:tab/>
+        <w:tab/>
+        <w:t>Nome</w:t>
+        <w:tab/>
       </w:r>
     </w:p>
     <w:tbl>
@@ -2823,7 +3248,7 @@
           <w:color w:val="0000FF"/>
           <w:lang w:val="af-ZA" w:bidi="ta-IN"/>
         </w:rPr>
-        <w:t>Cântico128</w:t>
+        <w:t>Cântico 84</w:t>
       </w:r>
     </w:p>
     <w:p>
@@ -2842,32 +3267,9 @@
           <w:b/>
           <w:color w:val="575A5D"/>
         </w:rPr>
-        <w:t>1</w:t>
-      </w:r>
-      <w:r>
-        <w:rPr>
-          <w:rFonts w:eastAsia="Calibri" w:cs="Calibri" w:cstheme="minorHAnsi"/>
-          <w:b/>
-          <w:color w:val="575A5D"/>
-        </w:rPr>
-        <w:t>5</w:t>
-      </w:r>
-      <w:r>
-        <w:rPr>
-          <w:rFonts w:eastAsia="Calibri" w:cs="Calibri" w:cstheme="minorHAnsi"/>
-          <w:b/>
-          <w:color w:val="575A5D"/>
-        </w:rPr>
-        <w:t>:00</w:t>
-        <w:tab/>
-      </w:r>
-      <w:r>
-        <w:rPr>
-          <w:rFonts w:eastAsia="Calibri" w:cs="Calibri" w:cstheme="minorHAnsi"/>
-          <w:b/>
-          <w:color w:val="575A5D"/>
-        </w:rPr>
-        <w:t>7.</w:t>
+        <w:t>10:00</w:t>
+        <w:tab/>
+        <w:t>•</w:t>
       </w:r>
       <w:r>
         <w:rPr>
@@ -2877,7 +3279,7 @@
           <w:bCs/>
           <w:lang w:val="af-ZA" w:bidi="ta-IN"/>
         </w:rPr>
-        <w:t xml:space="preserve"> Adolescentes que mantêm a integridade</w:t>
+        <w:t>7. Os Privilégios Tornam Você Privilegiado?</w:t>
       </w:r>
       <w:r>
         <w:rPr>
@@ -2888,30 +3290,18 @@
         <w:t xml:space="preserve"> </w:t>
         <w:tab/>
         <w:tab/>
-        <w:tab/>
-        <w:tab/>
-        <w:tab/>
-      </w:r>
-      <w:r>
-        <w:rPr>
-          <w:rFonts w:cs="Calibri" w:cstheme="minorHAnsi"/>
-          <w:b/>
-          <w:bCs/>
-          <w:sz w:val="20"/>
-          <w:szCs w:val="20"/>
-        </w:rPr>
-        <w:t>S</w:t>
-      </w:r>
-      <w:r>
-        <w:rPr>
-          <w:rFonts w:eastAsia="Calibri" w:cs="Calibri" w:cstheme="minorHAnsi"/>
-          <w:b/>
-          <w:i/>
-          <w:sz w:val="20"/>
-          <w:szCs w:val="20"/>
-          <w:lang w:val="pt-PT"/>
-        </w:rPr>
-        <w:t>andro Gomes</w:t>
+        <w:t xml:space="preserve"> </w:t>
+      </w:r>
+      <w:r>
+        <w:rPr>
+          <w:rFonts w:eastAsia="Calibri" w:cs="Calibri" w:cstheme="minorHAnsi"/>
+          <w:b/>
+          <w:i/>
+          <w:sz w:val="20"/>
+          <w:szCs w:val="20"/>
+          <w:lang w:val="pt-PT"/>
+        </w:rPr>
+        <w:t>Nome</w:t>
       </w:r>
     </w:p>
     <w:p>
@@ -2930,16 +3320,9 @@
           <w:b/>
           <w:color w:val="575A5D"/>
         </w:rPr>
-        <w:t>30:00</w:t>
-        <w:tab/>
-      </w:r>
-      <w:r>
-        <w:rPr>
-          <w:rFonts w:eastAsia="Calibri" w:cs="Calibri" w:cstheme="minorHAnsi"/>
-          <w:b/>
-          <w:color w:val="575A5D"/>
-        </w:rPr>
-        <w:t>8.</w:t>
+        <w:t>5:00</w:t>
+        <w:tab/>
+        <w:t>•</w:t>
       </w:r>
       <w:r>
         <w:rPr>
@@ -2949,31 +3332,83 @@
           <w:bCs/>
           <w:lang w:val="af-ZA" w:bidi="ta-IN"/>
         </w:rPr>
-        <w:t xml:space="preserve"> Estudo bíblico de congregação bt cap. 8 §§ 5-12</w:t>
-      </w:r>
-      <w:r>
-        <w:rPr>
-          <w:rFonts w:cs="Calibri" w:cstheme="minorHAnsi"/>
-          <w:sz w:val="20"/>
-          <w:szCs w:val="20"/>
+        <w:t>não possue esta Parte</w:t>
+      </w:r>
+      <w:r>
+        <w:rPr>
+          <w:rFonts w:eastAsia="Calibri" w:cs="Calibri" w:cstheme="minorHAnsi"/>
+          <w:b/>
+          <w:color w:val="575A5D"/>
         </w:rPr>
         <w:t xml:space="preserve"> </w:t>
         <w:tab/>
         <w:tab/>
-        <w:tab/>
-      </w:r>
-      <w:r>
-        <w:rPr>
-          <w:rFonts w:eastAsia="Calibri" w:cs="Calibri" w:cstheme="minorHAnsi"/>
+        <w:t xml:space="preserve"> </w:t>
+      </w:r>
+      <w:r>
+        <w:rPr>
+          <w:rFonts w:eastAsia="Calibri" w:cs="Calibri" w:cstheme="minorHAnsi"/>
+          <w:b/>
+          <w:i/>
+          <w:color w:val="575A5D"/>
+          <w:sz w:val="20"/>
+          <w:szCs w:val="20"/>
+          <w:lang w:val="pt-PT"/>
+        </w:rPr>
+        <w:t>Nome</w:t>
+      </w:r>
+    </w:p>
+    <w:p>
+      <w:pPr>
+        <w:pStyle w:val="Normal"/>
+        <w:spacing w:before="0" w:after="0"/>
+        <w:rPr>
+          <w:rFonts w:eastAsia="Calibri" w:cs="Calibri" w:cstheme="minorHAnsi"/>
+          <w:b/>
+          <w:color w:val="575A5D"/>
+        </w:rPr>
+      </w:pPr>
+      <w:r>
+        <w:rPr>
+          <w:rFonts w:eastAsia="Calibri" w:cs="Calibri" w:cstheme="minorHAnsi"/>
+          <w:b/>
+          <w:color w:val="575A5D"/>
+        </w:rPr>
+        <w:t>30:00</w:t>
+        <w:tab/>
+        <w:t>•</w:t>
+      </w:r>
+      <w:r>
+        <w:rPr>
+          <w:rStyle w:val="Emphasis"/>
+          <w:rFonts w:eastAsia="Times New Roman"/>
           <w:b/>
           <w:bCs/>
-          <w:i/>
-          <w:color w:val="auto"/>
-          <w:sz w:val="20"/>
-          <w:szCs w:val="20"/>
-          <w:lang w:val="pt-PT"/>
-        </w:rPr>
-        <w:t>Rogério Silva / Alexandre Souza</w:t>
+          <w:lang w:val="af-ZA" w:bidi="ta-IN"/>
+        </w:rPr>
+        <w:t>8. Estudo bíblico de congregação bt cap. 25 §§ 5-7, quadro na p. 200</w:t>
+      </w:r>
+      <w:r>
+        <w:rPr>
+          <w:rFonts w:cs="Calibri" w:cstheme="minorHAnsi"/>
+          <w:sz w:val="20"/>
+          <w:szCs w:val="20"/>
+        </w:rPr>
+        <w:t xml:space="preserve"> </w:t>
+        <w:tab/>
+        <w:tab/>
+      </w:r>
+      <w:r>
+        <w:rPr>
+          <w:rFonts w:eastAsia="Calibri" w:cs="Calibri" w:cstheme="minorHAnsi"/>
+          <w:b/>
+          <w:i/>
+          <w:color w:val="575A5D"/>
+          <w:sz w:val="20"/>
+          <w:szCs w:val="20"/>
+          <w:lang w:val="pt-PT"/>
+        </w:rPr>
+        <w:t xml:space="preserve"> Nome</w:t>
       </w:r>
     </w:p>
     <w:p>
@@ -3032,7 +3467,7 @@
           <w:color w:val="0000FF"/>
           <w:lang w:val="af-ZA" w:bidi="ta-IN"/>
         </w:rPr>
-        <w:t>Cântico 38 e oração</w:t>
+        <w:t>Cântico 42 e oração</w:t>
       </w:r>
       <w:r>
         <w:rPr>
@@ -3063,50 +3498,18 @@
           <w:sz w:val="20"/>
           <w:szCs w:val="20"/>
         </w:rPr>
-        <w:t xml:space="preserve"> </w:t>
-      </w:r>
-      <w:r>
-        <w:rPr>
-          <w:rFonts w:eastAsia="Calibri" w:cs="Calibri" w:cstheme="minorHAnsi"/>
-          <w:b/>
-          <w:i/>
-          <w:sz w:val="20"/>
-          <w:szCs w:val="20"/>
-          <w:lang w:val="pt-PT"/>
-        </w:rPr>
-        <w:t>Luiz Czarnos</w:t>
-      </w:r>
-    </w:p>
-    <w:p>
-      <w:pPr>
-        <w:pStyle w:val="Normal"/>
-        <w:spacing w:lineRule="auto" w:line="240" w:beforeAutospacing="1" w:afterAutospacing="1"/>
-        <w:ind w:left="567"/>
-        <w:rPr>
-          <w:rFonts w:ascii="Cambria" w:hAnsi="Cambria" w:eastAsia="Calibri" w:cs="Times New Roman"/>
-          <w:b/>
-          <w:sz w:val="36"/>
-          <w:szCs w:val="36"/>
-        </w:rPr>
-      </w:pPr>
-      <w:r>
-        <w:rPr/>
-      </w:r>
-    </w:p>
-    <w:p>
-      <w:pPr>
-        <w:pStyle w:val="Normal"/>
-        <w:spacing w:lineRule="auto" w:line="240" w:beforeAutospacing="1" w:afterAutospacing="1"/>
-        <w:ind w:left="567"/>
-        <w:rPr>
-          <w:rFonts w:ascii="Cambria" w:hAnsi="Cambria" w:eastAsia="Calibri" w:cs="Times New Roman"/>
-          <w:b/>
-          <w:sz w:val="36"/>
-          <w:szCs w:val="36"/>
-        </w:rPr>
-      </w:pPr>
-      <w:r>
-        <w:rPr/>
+        <w:t xml:space="preserve">  </w:t>
+      </w:r>
+      <w:r>
+        <w:rPr>
+          <w:rFonts w:eastAsia="Calibri" w:cs="Calibri" w:cstheme="minorHAnsi"/>
+          <w:b/>
+          <w:i/>
+          <w:sz w:val="20"/>
+          <w:szCs w:val="20"/>
+          <w:lang w:val="pt-PT"/>
+        </w:rPr>
+        <w:t>Nome</w:t>
       </w:r>
     </w:p>
     <w:p>
@@ -3223,7 +3626,7 @@
           <w:i/>
           <w:color w:val="FF0000"/>
         </w:rPr>
-        <w:t>15-21 DE ABRIL</w:t>
+        <w:t>21-27 DE ABRIL</w:t>
       </w:r>
       <w:r>
         <w:rPr>
@@ -3243,7 +3646,7 @@
           <w:color w:val="0000FF"/>
           <w:lang w:val="af-ZA" w:bidi="ta-IN"/>
         </w:rPr>
-        <w:t xml:space="preserve">SALMOS 29-31   </w:t>
+        <w:t xml:space="preserve">PROVÉRBIOS 10   </w:t>
       </w:r>
       <w:r>
         <w:rPr>
@@ -3271,29 +3674,18 @@
           <w:sz w:val="20"/>
           <w:szCs w:val="20"/>
         </w:rPr>
-        <w:t xml:space="preserve"> </w:t>
-      </w:r>
-      <w:r>
-        <w:rPr>
-          <w:rFonts w:cs="Calibri" w:cstheme="minorHAnsi"/>
-          <w:b/>
-          <w:bCs/>
-          <w:sz w:val="20"/>
-          <w:szCs w:val="20"/>
-        </w:rPr>
-        <w:t xml:space="preserve">Antônio </w:t>
-      </w:r>
-      <w:r>
-        <w:rPr>
-          <w:rFonts w:eastAsia="Calibri" w:cs="Calibri" w:cstheme="minorHAnsi"/>
-          <w:b/>
-          <w:bCs/>
-          <w:i/>
-          <w:sz w:val="20"/>
-          <w:szCs w:val="20"/>
-          <w:lang w:val="pt-PT"/>
-        </w:rPr>
-        <w:t>Neto</w:t>
+        <w:t xml:space="preserve">  </w:t>
+      </w:r>
+      <w:r>
+        <w:rPr>
+          <w:rFonts w:eastAsia="Calibri" w:cs="Calibri" w:cstheme="minorHAnsi"/>
+          <w:b/>
+          <w:i/>
+          <w:sz w:val="20"/>
+          <w:szCs w:val="20"/>
+          <w:lang w:val="pt-PT"/>
+        </w:rPr>
+        <w:t>Nome</w:t>
       </w:r>
     </w:p>
     <w:p>
@@ -3331,7 +3723,7 @@
           <w:color w:val="0000FF"/>
           <w:lang w:val="af-ZA" w:bidi="ta-IN"/>
         </w:rPr>
-        <w:t xml:space="preserve">Cântico 108 e oração </w:t>
+        <w:t xml:space="preserve">Cântico 76 e oração </w:t>
       </w:r>
       <w:r>
         <w:rPr>
@@ -3361,18 +3753,18 @@
           <w:sz w:val="20"/>
           <w:szCs w:val="20"/>
         </w:rPr>
-        <w:t xml:space="preserve"> </w:t>
-      </w:r>
-      <w:r>
-        <w:rPr>
-          <w:rFonts w:eastAsia="Calibri" w:cs="Calibri" w:cstheme="minorHAnsi"/>
-          <w:b/>
-          <w:i/>
-          <w:sz w:val="20"/>
-          <w:szCs w:val="20"/>
-          <w:lang w:val="pt-PT"/>
-        </w:rPr>
-        <w:t>Leonardo Lopes</w:t>
+        <w:t xml:space="preserve">  </w:t>
+      </w:r>
+      <w:r>
+        <w:rPr>
+          <w:rFonts w:eastAsia="Calibri" w:cs="Calibri" w:cstheme="minorHAnsi"/>
+          <w:b/>
+          <w:i/>
+          <w:sz w:val="20"/>
+          <w:szCs w:val="20"/>
+          <w:lang w:val="pt-PT"/>
+        </w:rPr>
+        <w:t>Nome</w:t>
       </w:r>
     </w:p>
     <w:p>
@@ -3420,9 +3812,9 @@
         <w:tblLook w:firstRow="1" w:noVBand="1" w:lastRow="0" w:firstColumn="1" w:lastColumn="0" w:noHBand="0" w:val="04a0"/>
       </w:tblPr>
       <w:tblGrid>
-        <w:gridCol w:w="5154"/>
+        <w:gridCol w:w="5155"/>
         <w:gridCol w:w="2580"/>
-        <w:gridCol w:w="2516"/>
+        <w:gridCol w:w="2515"/>
       </w:tblGrid>
       <w:tr>
         <w:trPr>
@@ -3430,7 +3822,7 @@
         </w:trPr>
         <w:tc>
           <w:tcPr>
-            <w:tcW w:w="5154" w:type="dxa"/>
+            <w:tcW w:w="5155" w:type="dxa"/>
             <w:tcBorders>
               <w:top w:val="nil"/>
               <w:left w:val="nil"/>
@@ -3464,7 +3856,7 @@
                 <w:szCs w:val="20"/>
                 <w:lang w:val="pt-BR" w:eastAsia="en-US" w:bidi="ar-SA"/>
               </w:rPr>
-              <w:t>TESOUROS DA RALAVRA DE DEUS</w:t>
+              <w:t>TESOUROS DA PALAVRA DE DEUS</w:t>
             </w:r>
           </w:p>
         </w:tc>
@@ -3503,7 +3895,7 @@
         </w:tc>
         <w:tc>
           <w:tcPr>
-            <w:tcW w:w="2516" w:type="dxa"/>
+            <w:tcW w:w="2515" w:type="dxa"/>
             <w:tcBorders>
               <w:top w:val="nil"/>
               <w:left w:val="nil"/>
@@ -3554,7 +3946,16 @@
         </w:rPr>
         <w:t xml:space="preserve">10:00    </w:t>
         <w:tab/>
-        <w:t>•</w:t>
+      </w:r>
+      <w:r>
+        <w:rPr>
+          <w:rFonts w:eastAsia="Calibri" w:cs="Calibri" w:cstheme="minorHAnsi"/>
+          <w:b/>
+          <w:color w:val="575A5D"/>
+          <w:sz w:val="20"/>
+          <w:szCs w:val="20"/>
+        </w:rPr>
+        <w:t>1.</w:t>
       </w:r>
       <w:r>
         <w:rPr>
@@ -3573,7 +3974,7 @@
           <w:color w:val="0000FF"/>
           <w:lang w:val="af-ZA" w:bidi="ta-IN"/>
         </w:rPr>
-        <w:t>1. A disciplina é uma expressão do amor de Deus</w:t>
+        <w:t>1. O que traz verdadeira riqueza?</w:t>
       </w:r>
       <w:r>
         <w:rPr>
@@ -3595,9 +3996,9 @@
           <w:i/>
           <w:sz w:val="20"/>
           <w:szCs w:val="20"/>
-          <w:lang w:val="pt-BR"/>
-        </w:rPr>
-        <w:t>Wellington Carvalho</w:t>
+          <w:lang w:val="pt-PT"/>
+        </w:rPr>
+        <w:t xml:space="preserve"> Nome</w:t>
       </w:r>
     </w:p>
     <w:p>
@@ -3643,14 +4044,16 @@
         <w:rPr>
           <w:rFonts w:eastAsia="Calibri" w:cs="Calibri" w:cstheme="minorHAnsi"/>
           <w:b/>
+          <w:sz w:val="22"/>
+          <w:szCs w:val="22"/>
         </w:rPr>
         <w:t>Encontre</w:t>
       </w:r>
       <w:r>
         <w:rPr>
           <w:rFonts w:cs="Calibri" w:cstheme="minorHAnsi"/>
-          <w:sz w:val="20"/>
-          <w:szCs w:val="20"/>
+          <w:sz w:val="22"/>
+          <w:szCs w:val="22"/>
         </w:rPr>
         <w:t xml:space="preserve"> </w:t>
       </w:r>
@@ -3658,25 +4061,41 @@
         <w:rPr>
           <w:rFonts w:eastAsia="Calibri" w:cs="Calibri" w:cstheme="minorHAnsi"/>
           <w:b/>
+          <w:sz w:val="22"/>
+          <w:szCs w:val="22"/>
         </w:rPr>
         <w:t>joias espirituais</w:t>
         <w:tab/>
-        <w:tab/>
-        <w:tab/>
-        <w:tab/>
-        <w:tab/>
-        <w:tab/>
-      </w:r>
-      <w:r>
-        <w:rPr>
-          <w:rFonts w:eastAsia="Calibri" w:cs="Calibri" w:cstheme="minorHAnsi"/>
-          <w:b/>
-          <w:i/>
-          <w:sz w:val="20"/>
-          <w:szCs w:val="20"/>
-          <w:lang w:val="pt-PT"/>
-        </w:rPr>
-        <w:t>Luan Barboza</w:t>
+      </w:r>
+      <w:r>
+        <w:rPr>
+          <w:rFonts w:eastAsia="Calibri" w:cs="Calibri" w:cstheme="minorHAnsi"/>
+          <w:b/>
+        </w:rPr>
+        <w:tab/>
+        <w:tab/>
+        <w:tab/>
+        <w:tab/>
+      </w:r>
+      <w:r>
+        <w:rPr>
+          <w:rFonts w:eastAsia="Calibri" w:cs="Calibri" w:cstheme="minorHAnsi"/>
+          <w:b/>
+          <w:i/>
+          <w:lang w:val="pt-PT"/>
+        </w:rPr>
+        <w:t xml:space="preserve"> </w:t>
+      </w:r>
+      <w:r>
+        <w:rPr>
+          <w:rFonts w:eastAsia="Calibri" w:cs="Calibri" w:cstheme="minorHAnsi"/>
+          <w:b/>
+          <w:i/>
+          <w:sz w:val="20"/>
+          <w:szCs w:val="20"/>
+          <w:lang w:val="pt-PT"/>
+        </w:rPr>
+        <w:t>Nome</w:t>
       </w:r>
     </w:p>
     <w:p>
@@ -3717,7 +4136,7 @@
           <w:szCs w:val="20"/>
           <w:lang w:val="pt-BR" w:eastAsia="en-US" w:bidi="ar-SA"/>
         </w:rPr>
-        <w:t>Sal. 31:23 — Como Jeová retribui severamente à pessoa arrogante? (w06 15/5 19 §12)</w:t>
+        <w:t>Pro. 10:22 — As bênçãos de Jeová não causam nenhuma dor. Então por que os servos de Deus passam por tantas provações? (w06 15/5 30 § 18)</w:t>
       </w:r>
       <w:r>
         <w:rPr>
@@ -3754,10 +4173,22 @@
           <w:rFonts w:eastAsia="Calibri" w:cs="Times New Roman"/>
           <w:b/>
           <w:color w:val="575A5D"/>
-          <w:sz w:val="18"/>
-          <w:szCs w:val="22"/>
-        </w:rPr>
-        <w:t>3.</w:t>
+          <w:sz w:val="20"/>
+          <w:szCs w:val="20"/>
+        </w:rPr>
+        <w:t>3</w:t>
+      </w:r>
+      <w:r>
+        <w:rPr>
+          <w:rFonts w:eastAsia="Calibri" w:cs="Calibri" w:cstheme="minorHAnsi"/>
+          <w:b/>
+          <w:color w:val="575A5D"/>
+          <w:kern w:val="0"/>
+          <w:sz w:val="20"/>
+          <w:szCs w:val="20"/>
+          <w:lang w:val="pt-BR" w:eastAsia="en-US" w:bidi="ar-SA"/>
+        </w:rPr>
+        <w:t>.</w:t>
       </w:r>
       <w:r>
         <w:rPr>
@@ -3801,30 +4232,47 @@
           <w:color w:val="0000FF"/>
           <w:lang w:val="af-ZA" w:bidi="ta-IN"/>
         </w:rPr>
-        <w:t xml:space="preserve"> Sal. 31:1-24 (th lição10)</w:t>
-      </w:r>
-      <w:r>
-        <w:rPr>
-          <w:rFonts w:cs="Calibri" w:cstheme="minorHAnsi"/>
-          <w:sz w:val="20"/>
-          <w:szCs w:val="20"/>
-        </w:rPr>
-        <w:tab/>
-        <w:tab/>
-        <w:tab/>
-        <w:tab/>
-        <w:tab/>
-      </w:r>
-      <w:r>
-        <w:rPr>
-          <w:rFonts w:eastAsia="Calibri" w:cs="Calibri" w:cstheme="minorHAnsi"/>
-          <w:b/>
-          <w:i/>
-          <w:sz w:val="20"/>
-          <w:szCs w:val="20"/>
-          <w:lang w:val="pt-PT"/>
-        </w:rPr>
-        <w:t>Raimundo Moraes</w:t>
+        <w:t xml:space="preserve"> Pro. 10:1-19 (th lição 10)</w:t>
+      </w:r>
+      <w:r>
+        <w:rPr>
+          <w:rFonts w:cs="Calibri" w:cstheme="minorHAnsi"/>
+          <w:sz w:val="20"/>
+          <w:szCs w:val="20"/>
+        </w:rPr>
+        <w:tab/>
+      </w:r>
+      <w:r>
+        <w:rPr>
+          <w:rFonts w:cs="Calibri" w:ascii="Calibri;serif" w:hAnsi="Calibri;serif" w:cstheme="minorHAnsi"/>
+          <w:b/>
+          <w:color w:val="575A5D"/>
+          <w:sz w:val="16"/>
+          <w:szCs w:val="16"/>
+        </w:rPr>
+        <w:t>Estudante:</w:t>
+      </w:r>
+      <w:r>
+        <w:rPr>
+          <w:rFonts w:cs="Calibri" w:cstheme="minorHAnsi"/>
+          <w:sz w:val="20"/>
+          <w:szCs w:val="20"/>
+        </w:rPr>
+        <w:tab/>
+        <w:tab/>
+        <w:tab/>
+        <w:tab/>
+      </w:r>
+      <w:r>
+        <w:rPr>
+          <w:rFonts w:eastAsia="Calibri" w:cs="Calibri" w:cstheme="minorHAnsi"/>
+          <w:b/>
+          <w:i/>
+          <w:sz w:val="20"/>
+          <w:szCs w:val="20"/>
+          <w:lang w:val="pt-PT"/>
+        </w:rPr>
+        <w:t xml:space="preserve"> Nome</w:t>
       </w:r>
     </w:p>
     <w:tbl>
@@ -3975,15 +4423,7 @@
           <w:b/>
           <w:color w:val="575A5D"/>
         </w:rPr>
-        <w:t>1</w:t>
-      </w:r>
-      <w:r>
-        <w:rPr>
-          <w:rFonts w:eastAsia="Calibri" w:cs="Calibri" w:cstheme="minorHAnsi"/>
-          <w:b/>
-          <w:color w:val="575A5D"/>
-        </w:rPr>
-        <w:t>:00</w:t>
+        <w:t>3:00</w:t>
       </w:r>
       <w:r>
         <w:rPr>
@@ -4002,6 +4442,17 @@
           <w:szCs w:val="20"/>
         </w:rPr>
         <w:t>4.</w:t>
+      </w:r>
+      <w:r>
+        <w:rPr>
+          <w:rFonts w:eastAsia="Calibri" w:cs="Calibri" w:cstheme="minorHAnsi"/>
+          <w:b/>
+          <w:bCs/>
+          <w:color w:val="575A5D"/>
+          <w:sz w:val="20"/>
+          <w:szCs w:val="20"/>
+        </w:rPr>
+        <w:t xml:space="preserve"> </w:t>
       </w:r>
       <w:r>
         <w:rPr>
@@ -4010,46 +4461,59 @@
           <w:bCs/>
           <w:color w:val="auto"/>
           <w:kern w:val="0"/>
-          <w:sz w:val="20"/>
-          <w:szCs w:val="20"/>
+          <w:sz w:val="22"/>
+          <w:szCs w:val="22"/>
           <w:lang w:val="pt-BR" w:eastAsia="en-US" w:bidi="ar-SA"/>
         </w:rPr>
-        <w:t xml:space="preserve"> Iniciando conversas</w:t>
-      </w:r>
-      <w:r>
-        <w:rPr>
-          <w:rFonts w:cs="Calibri" w:cstheme="minorHAnsi"/>
-          <w:sz w:val="20"/>
-          <w:szCs w:val="20"/>
-        </w:rPr>
-        <w:tab/>
-        <w:tab/>
-        <w:tab/>
-        <w:tab/>
-        <w:tab/>
-        <w:tab/>
-        <w:tab/>
-      </w:r>
-      <w:r>
-        <w:rPr>
-          <w:rFonts w:cs="Calibri" w:cstheme="minorHAnsi"/>
-          <w:b/>
-          <w:bCs/>
-          <w:sz w:val="20"/>
-          <w:szCs w:val="20"/>
-        </w:rPr>
-        <w:t>S</w:t>
-      </w:r>
-      <w:r>
-        <w:rPr>
-          <w:rFonts w:eastAsia="Calibri" w:cs="Calibri" w:cstheme="minorHAnsi"/>
-          <w:b/>
-          <w:i/>
-          <w:sz w:val="20"/>
-          <w:szCs w:val="20"/>
-          <w:lang w:val="pt-PT"/>
-        </w:rPr>
-        <w:t>andra Silva / Rogério Silva</w:t>
+        <w:t>4. Iniciando conversas</w:t>
+      </w:r>
+      <w:r>
+        <w:rPr>
+          <w:rFonts w:cs="Calibri" w:cstheme="minorHAnsi"/>
+          <w:sz w:val="22"/>
+          <w:szCs w:val="22"/>
+        </w:rPr>
+        <w:tab/>
+      </w:r>
+      <w:r>
+        <w:rPr>
+          <w:rFonts w:cs="Calibri" w:cstheme="minorHAnsi"/>
+          <w:sz w:val="20"/>
+          <w:szCs w:val="20"/>
+        </w:rPr>
+        <w:tab/>
+      </w:r>
+      <w:r>
+        <w:rPr>
+          <w:rFonts w:cs="Calibri" w:ascii="Calibri;serif" w:hAnsi="Calibri;serif" w:cstheme="minorHAnsi"/>
+          <w:b/>
+          <w:color w:val="575A5D"/>
+          <w:sz w:val="16"/>
+          <w:szCs w:val="16"/>
+        </w:rPr>
+        <w:t>Estudante/Ajudante:</w:t>
+      </w:r>
+      <w:r>
+        <w:rPr>
+          <w:rFonts w:cs="Calibri" w:cstheme="minorHAnsi"/>
+          <w:sz w:val="20"/>
+          <w:szCs w:val="20"/>
+        </w:rPr>
+        <w:tab/>
+        <w:tab/>
+        <w:tab/>
+        <w:t xml:space="preserve"> </w:t>
+      </w:r>
+      <w:r>
+        <w:rPr>
+          <w:rFonts w:eastAsia="Calibri" w:cs="Calibri" w:cstheme="minorHAnsi"/>
+          <w:b/>
+          <w:i/>
+          <w:sz w:val="20"/>
+          <w:szCs w:val="20"/>
+          <w:lang w:val="pt-PT"/>
+        </w:rPr>
+        <w:t>Nome</w:t>
       </w:r>
     </w:p>
     <w:p>
@@ -4068,33 +4532,25 @@
           <w:b/>
           <w:color w:val="575A5D"/>
         </w:rPr>
-        <w:t>3</w:t>
-      </w:r>
-      <w:r>
-        <w:rPr>
-          <w:rFonts w:eastAsia="Calibri" w:cs="Calibri" w:cstheme="minorHAnsi"/>
-          <w:b/>
-          <w:color w:val="575A5D"/>
-        </w:rPr>
-        <w:t>:00</w:t>
-      </w:r>
-      <w:r>
-        <w:rPr>
-          <w:rFonts w:cs="Calibri" w:cstheme="minorHAnsi"/>
-          <w:sz w:val="20"/>
-          <w:szCs w:val="20"/>
-        </w:rPr>
-        <w:tab/>
-      </w:r>
-      <w:r>
-        <w:rPr>
-          <w:rFonts w:eastAsia="Calibri" w:cs="Calibri" w:cstheme="minorHAnsi"/>
-          <w:b/>
-          <w:color w:val="575A5D"/>
-          <w:sz w:val="20"/>
-          <w:szCs w:val="20"/>
-        </w:rPr>
-        <w:t>5.</w:t>
+        <w:t>4:00</w:t>
+      </w:r>
+      <w:r>
+        <w:rPr>
+          <w:rFonts w:cs="Calibri" w:cstheme="minorHAnsi"/>
+          <w:sz w:val="20"/>
+          <w:szCs w:val="20"/>
+        </w:rPr>
+        <w:tab/>
+      </w:r>
+      <w:r>
+        <w:rPr>
+          <w:rFonts w:eastAsia="Calibri" w:cs="Calibri" w:cstheme="minorHAnsi"/>
+          <w:b/>
+          <w:color w:val="575A5D"/>
+          <w:sz w:val="20"/>
+          <w:szCs w:val="20"/>
+        </w:rPr>
+        <w:t xml:space="preserve">5. </w:t>
       </w:r>
       <w:r>
         <w:rPr>
@@ -4103,37 +4559,60 @@
           <w:bCs/>
           <w:color w:val="auto"/>
           <w:kern w:val="0"/>
-          <w:sz w:val="20"/>
-          <w:szCs w:val="20"/>
+          <w:sz w:val="22"/>
+          <w:szCs w:val="22"/>
           <w:lang w:val="pt-BR" w:eastAsia="en-US" w:bidi="ar-SA"/>
         </w:rPr>
-        <w:t xml:space="preserve"> Iniciando conversas</w:t>
-      </w:r>
-      <w:r>
-        <w:rPr>
-          <w:rFonts w:cs="Calibri" w:cstheme="minorHAnsi"/>
-          <w:sz w:val="20"/>
-          <w:szCs w:val="20"/>
-        </w:rPr>
-        <w:tab/>
+        <w:t>5. Iniciando conversas</w:t>
+      </w:r>
+      <w:r>
+        <w:rPr>
+          <w:rFonts w:cs="Calibri" w:cstheme="minorHAnsi"/>
+          <w:sz w:val="22"/>
+          <w:szCs w:val="22"/>
+        </w:rPr>
+        <w:tab/>
+      </w:r>
+      <w:r>
+        <w:rPr>
+          <w:rFonts w:cs="Calibri" w:cstheme="minorHAnsi"/>
+          <w:sz w:val="20"/>
+          <w:szCs w:val="20"/>
+        </w:rPr>
+        <w:tab/>
+      </w:r>
+      <w:r>
+        <w:rPr>
+          <w:rFonts w:cs="Calibri" w:ascii="Calibri;serif" w:hAnsi="Calibri;serif" w:cstheme="minorHAnsi"/>
+          <w:b/>
+          <w:color w:val="575A5D"/>
+          <w:sz w:val="16"/>
+          <w:szCs w:val="16"/>
+        </w:rPr>
+        <w:t>Estudante/Ajudante:</w:t>
+      </w:r>
+      <w:r>
+        <w:rPr>
+          <w:rFonts w:cs="Calibri" w:cstheme="minorHAnsi"/>
+          <w:sz w:val="20"/>
+          <w:szCs w:val="20"/>
+        </w:rPr>
         <w:tab/>
         <w:t xml:space="preserve"> </w:t>
         <w:tab/>
         <w:tab/>
-        <w:tab/>
-        <w:tab/>
-        <w:tab/>
-      </w:r>
-      <w:r>
-        <w:rPr>
-          <w:rFonts w:eastAsia="Calibri" w:cs="Calibri" w:cstheme="minorHAnsi"/>
-          <w:b/>
-          <w:i/>
-          <w:sz w:val="20"/>
-          <w:szCs w:val="20"/>
-          <w:lang w:val="pt-PT"/>
-        </w:rPr>
-        <w:t>Maria do Carmo / Nivea</w:t>
+        <w:t xml:space="preserve"> </w:t>
+      </w:r>
+      <w:r>
+        <w:rPr>
+          <w:rFonts w:eastAsia="Calibri" w:cs="Calibri" w:cstheme="minorHAnsi"/>
+          <w:b/>
+          <w:i/>
+          <w:sz w:val="20"/>
+          <w:szCs w:val="20"/>
+          <w:lang w:val="pt-PT"/>
+        </w:rPr>
+        <w:t>Nome</w:t>
       </w:r>
     </w:p>
     <w:p>
@@ -4152,33 +4631,25 @@
           <w:b/>
           <w:color w:val="575A5D"/>
         </w:rPr>
-        <w:t>3</w:t>
-      </w:r>
-      <w:r>
-        <w:rPr>
-          <w:rFonts w:eastAsia="Calibri" w:cs="Calibri" w:cstheme="minorHAnsi"/>
-          <w:b/>
-          <w:color w:val="575A5D"/>
-        </w:rPr>
-        <w:t>:00</w:t>
-      </w:r>
-      <w:r>
-        <w:rPr>
-          <w:rFonts w:cs="Calibri" w:cstheme="minorHAnsi"/>
-          <w:sz w:val="20"/>
-          <w:szCs w:val="20"/>
-        </w:rPr>
-        <w:tab/>
-      </w:r>
-      <w:r>
-        <w:rPr>
-          <w:rFonts w:eastAsia="Calibri" w:cs="Calibri" w:cstheme="minorHAnsi"/>
-          <w:b/>
-          <w:color w:val="575A5D"/>
-          <w:sz w:val="20"/>
-          <w:szCs w:val="20"/>
-        </w:rPr>
-        <w:t>6.</w:t>
+        <w:t>5:00</w:t>
+      </w:r>
+      <w:r>
+        <w:rPr>
+          <w:rFonts w:cs="Calibri" w:cstheme="minorHAnsi"/>
+          <w:sz w:val="20"/>
+          <w:szCs w:val="20"/>
+        </w:rPr>
+        <w:tab/>
+      </w:r>
+      <w:r>
+        <w:rPr>
+          <w:rFonts w:eastAsia="Calibri" w:cs="Calibri" w:cstheme="minorHAnsi"/>
+          <w:b/>
+          <w:color w:val="575A5D"/>
+          <w:sz w:val="20"/>
+          <w:szCs w:val="20"/>
+        </w:rPr>
+        <w:t xml:space="preserve">6. </w:t>
       </w:r>
       <w:r>
         <w:rPr>
@@ -4187,21 +4658,39 @@
           <w:bCs/>
           <w:color w:val="auto"/>
           <w:kern w:val="0"/>
-          <w:sz w:val="20"/>
-          <w:szCs w:val="20"/>
+          <w:sz w:val="22"/>
+          <w:szCs w:val="22"/>
           <w:lang w:val="pt-BR" w:eastAsia="en-US" w:bidi="ar-SA"/>
         </w:rPr>
-        <w:t xml:space="preserve"> Cultivando o interesse</w:t>
+        <w:t>6. Cultivando o interesse</w:t>
       </w:r>
       <w:r>
         <w:rPr>
           <w:rFonts w:cs="Calibri" w:cstheme="minorHAnsi"/>
           <w:b/>
           <w:bCs/>
-          <w:sz w:val="20"/>
-          <w:szCs w:val="20"/>
-        </w:rPr>
-        <w:tab/>
+          <w:sz w:val="22"/>
+          <w:szCs w:val="22"/>
+        </w:rPr>
+        <w:tab/>
+      </w:r>
+      <w:r>
+        <w:rPr>
+          <w:rFonts w:cs="Calibri" w:cstheme="minorHAnsi"/>
+          <w:sz w:val="20"/>
+          <w:szCs w:val="20"/>
+        </w:rPr>
+        <w:tab/>
+      </w:r>
+      <w:r>
+        <w:rPr>
+          <w:rFonts w:cs="Calibri" w:ascii="Calibri;serif" w:hAnsi="Calibri;serif" w:cstheme="minorHAnsi"/>
+          <w:b/>
+          <w:color w:val="575A5D"/>
+          <w:sz w:val="16"/>
+          <w:szCs w:val="16"/>
+        </w:rPr>
+        <w:t>Estudante/Ajudante:</w:t>
       </w:r>
       <w:r>
         <w:rPr>
@@ -4213,20 +4702,17 @@
         <w:t xml:space="preserve"> </w:t>
         <w:tab/>
         <w:tab/>
-        <w:tab/>
-        <w:tab/>
-        <w:tab/>
-      </w:r>
-      <w:r>
-        <w:rPr>
-          <w:rFonts w:eastAsia="Calibri" w:cs="Calibri" w:cstheme="minorHAnsi"/>
-          <w:b/>
-          <w:i/>
-          <w:sz w:val="20"/>
-          <w:szCs w:val="20"/>
-          <w:lang w:val="pt-PT"/>
-        </w:rPr>
-        <w:t>Patrícia Carvalho / Terezinha</w:t>
+      </w:r>
+      <w:r>
+        <w:rPr>
+          <w:rFonts w:eastAsia="Calibri" w:cs="Calibri" w:cstheme="minorHAnsi"/>
+          <w:b/>
+          <w:i/>
+          <w:sz w:val="20"/>
+          <w:szCs w:val="20"/>
+          <w:lang w:val="pt-PT"/>
+        </w:rPr>
+        <w:t xml:space="preserve"> Nome</w:t>
       </w:r>
     </w:p>
     <w:p>
@@ -4249,19 +4735,7 @@
           <w:szCs w:val="20"/>
           <w:lang w:val="pt-PT"/>
         </w:rPr>
-        <w:t>4</w:t>
-      </w:r>
-      <w:r>
-        <w:rPr>
-          <w:rFonts w:eastAsia="Calibri" w:cs="Calibri" w:cstheme="minorHAnsi"/>
-          <w:b/>
-          <w:i/>
-          <w:color w:val="575A5D"/>
-          <w:sz w:val="20"/>
-          <w:szCs w:val="20"/>
-          <w:lang w:val="pt-PT"/>
-        </w:rPr>
-        <w:t>:00</w:t>
+        <w:t>5:00</w:t>
       </w:r>
       <w:r>
         <w:rPr>
@@ -4286,6 +4760,18 @@
           <w:lang w:val="pt-BR" w:eastAsia="en-US" w:bidi="ar-SA"/>
         </w:rPr>
         <w:t>7.</w:t>
+      </w:r>
+      <w:r>
+        <w:rPr>
+          <w:rFonts w:eastAsia="Calibri" w:cs="Calibri" w:cstheme="minorHAnsi"/>
+          <w:b/>
+          <w:i/>
+          <w:color w:val="575A5D"/>
+          <w:sz w:val="20"/>
+          <w:szCs w:val="20"/>
+          <w:lang w:val="pt-PT"/>
+        </w:rPr>
+        <w:t xml:space="preserve"> </w:t>
       </w:r>
       <w:r>
         <w:rPr>
@@ -4295,11 +4781,11 @@
           <w:i/>
           <w:color w:val="auto"/>
           <w:kern w:val="0"/>
-          <w:sz w:val="20"/>
-          <w:szCs w:val="20"/>
+          <w:sz w:val="22"/>
+          <w:szCs w:val="22"/>
           <w:lang w:val="pt-BR" w:eastAsia="en-US" w:bidi="ar-SA"/>
         </w:rPr>
-        <w:t xml:space="preserve"> Fazendo discípulos</w:t>
+        <w:t>não possui</w:t>
       </w:r>
       <w:r>
         <w:rPr>
@@ -4307,11 +4793,34 @@
           <w:b/>
           <w:bCs/>
           <w:i/>
-          <w:sz w:val="20"/>
-          <w:szCs w:val="20"/>
-          <w:lang w:val="pt-PT"/>
-        </w:rPr>
-        <w:tab/>
+          <w:sz w:val="22"/>
+          <w:szCs w:val="22"/>
+          <w:lang w:val="pt-PT"/>
+        </w:rPr>
+        <w:tab/>
+      </w:r>
+      <w:r>
+        <w:rPr>
+          <w:rFonts w:eastAsia="Calibri" w:cs="Calibri" w:cstheme="minorHAnsi"/>
+          <w:b/>
+          <w:i/>
+          <w:sz w:val="20"/>
+          <w:szCs w:val="20"/>
+          <w:lang w:val="pt-PT"/>
+        </w:rPr>
+        <w:tab/>
+      </w:r>
+      <w:r>
+        <w:rPr>
+          <w:rFonts w:eastAsia="Calibri" w:cs="Calibri" w:ascii="Calibri;serif" w:hAnsi="Calibri;serif" w:cstheme="minorHAnsi"/>
+          <w:b/>
+          <w:i/>
+          <w:color w:val="575A5D"/>
+          <w:sz w:val="16"/>
+          <w:szCs w:val="16"/>
+          <w:lang w:val="pt-PT"/>
+        </w:rPr>
+        <w:t>Estudante/Ajudante:</w:t>
       </w:r>
       <w:r>
         <w:rPr>
@@ -4326,30 +4835,7 @@
         <w:t xml:space="preserve"> </w:t>
         <w:tab/>
         <w:tab/>
-        <w:tab/>
-        <w:tab/>
-        <w:tab/>
-      </w:r>
-      <w:r>
-        <w:rPr>
-          <w:rFonts w:eastAsia="Calibri" w:cs="Calibri" w:cstheme="minorHAnsi"/>
-          <w:b/>
-          <w:i/>
-          <w:sz w:val="20"/>
-          <w:szCs w:val="20"/>
-          <w:lang w:val="pt-PT"/>
-        </w:rPr>
-        <w:t>Moises Figueiró/ António Tadeu</w:t>
-      </w:r>
-      <w:r>
-        <w:rPr>
-          <w:rFonts w:eastAsia="Calibri" w:cs="Calibri" w:cstheme="minorHAnsi"/>
-          <w:b/>
-          <w:i/>
-          <w:sz w:val="20"/>
-          <w:szCs w:val="20"/>
-          <w:lang w:val="pt-PT"/>
-        </w:rPr>
+        <w:t>Nome</w:t>
         <w:tab/>
       </w:r>
     </w:p>
@@ -4479,7 +4965,7 @@
           <w:color w:val="0000FF"/>
           <w:lang w:val="af-ZA" w:bidi="ta-IN"/>
         </w:rPr>
-        <w:t>Cântico 45</w:t>
+        <w:t>Cântico 111</w:t>
       </w:r>
       <w:r>
         <w:rPr>
@@ -4508,24 +4994,22 @@
           <w:b/>
           <w:color w:val="575A5D"/>
         </w:rPr>
-        <w:t>7</w:t>
+        <w:t>10:00</w:t>
+        <w:tab/>
+        <w:t>•</w:t>
       </w:r>
       <w:r>
         <w:rPr>
           <w:rFonts w:eastAsia="Calibri" w:cs="Times New Roman"/>
           <w:b/>
-          <w:color w:val="575A5D"/>
-        </w:rPr>
-        <w:t>:00</w:t>
-        <w:tab/>
-      </w:r>
-      <w:r>
-        <w:rPr>
-          <w:rFonts w:eastAsia="Calibri" w:cs="Times New Roman"/>
-          <w:b/>
-          <w:color w:val="575A5D"/>
-        </w:rPr>
-        <w:t>8.</w:t>
+          <w:bCs/>
+          <w:i/>
+          <w:sz w:val="22"/>
+          <w:szCs w:val="22"/>
+          <w:lang w:val="af-ZA" w:bidi="ta-IN"/>
+        </w:rPr>
+        <w:t>7. Que bênçãos enriquecem os servos de Deus?</w:t>
+        <w:tab/>
       </w:r>
       <w:r>
         <w:rPr>
@@ -4537,175 +5021,155 @@
           <w:szCs w:val="24"/>
           <w:lang w:val="af-ZA" w:bidi="ta-IN"/>
         </w:rPr>
-        <w:t xml:space="preserve"> Por Que Temos Fé ... no Amor de Deus</w:t>
-        <w:tab/>
-        <w:tab/>
-        <w:tab/>
-        <w:tab/>
-        <w:tab/>
-      </w:r>
-      <w:r>
-        <w:rPr>
-          <w:rFonts w:eastAsia="Calibri" w:cs="Calibri" w:cstheme="minorHAnsi"/>
-          <w:b/>
-          <w:i/>
-          <w:color w:val="auto"/>
-          <w:kern w:val="0"/>
-          <w:sz w:val="20"/>
-          <w:szCs w:val="20"/>
-          <w:lang w:val="pt-PT" w:eastAsia="en-US" w:bidi="ar-SA"/>
-        </w:rPr>
-        <w:t>António Neto</w:t>
-      </w:r>
-    </w:p>
-    <w:p>
-      <w:pPr>
-        <w:pStyle w:val="Normal"/>
-        <w:spacing w:before="0" w:after="0"/>
-        <w:rPr>
-          <w:rFonts w:ascii="Calibri" w:hAnsi="Calibri" w:eastAsia="Calibri" w:cs="Calibri"/>
-          <w:b/>
-          <w:i/>
-          <w:i/>
-          <w:lang w:val="pt-PT"/>
-        </w:rPr>
-      </w:pPr>
-      <w:r>
-        <w:rPr>
-          <w:rFonts w:eastAsia="Calibri" w:cs="Times New Roman"/>
-          <w:b/>
-          <w:color w:val="575A5D"/>
-        </w:rPr>
-        <w:t>8</w:t>
-      </w:r>
-      <w:r>
-        <w:rPr>
-          <w:rFonts w:eastAsia="Calibri" w:cs="Times New Roman"/>
-          <w:b/>
-          <w:color w:val="575A5D"/>
-        </w:rPr>
-        <w:t>:00</w:t>
-        <w:tab/>
-      </w:r>
-      <w:r>
-        <w:rPr>
-          <w:rFonts w:eastAsia="Calibri" w:cs="Times New Roman"/>
-          <w:b/>
-          <w:color w:val="575A5D"/>
-        </w:rPr>
-        <w:t>9.</w:t>
-      </w:r>
-      <w:r>
-        <w:rPr>
-          <w:rFonts w:eastAsia="Calibri" w:cs="Times New Roman"/>
+        <w:tab/>
+      </w:r>
+      <w:r>
+        <w:rPr>
+          <w:rFonts w:eastAsia="Calibri" w:cs="Calibri"/>
           <w:b/>
           <w:bCs/>
           <w:i/>
           <w:sz w:val="24"/>
           <w:szCs w:val="24"/>
+          <w:lang w:val="pt-PT" w:bidi="ta-IN"/>
+        </w:rPr>
+        <w:t xml:space="preserve"> </w:t>
+      </w:r>
+      <w:r>
+        <w:rPr>
+          <w:rFonts w:eastAsia="Calibri" w:cs="Calibri" w:cstheme="minorHAnsi"/>
+          <w:b/>
+          <w:bCs/>
+          <w:i/>
+          <w:sz w:val="20"/>
+          <w:szCs w:val="20"/>
+          <w:lang w:val="pt-PT" w:bidi="ta-IN"/>
+        </w:rPr>
+        <w:t>Nome</w:t>
+      </w:r>
+    </w:p>
+    <w:p>
+      <w:pPr>
+        <w:pStyle w:val="Normal"/>
+        <w:spacing w:before="0" w:after="0"/>
+        <w:rPr>
+          <w:rFonts w:ascii="Calibri" w:hAnsi="Calibri" w:eastAsia="Calibri" w:cs="Calibri"/>
+          <w:b/>
+          <w:i/>
+          <w:i/>
+          <w:lang w:val="pt-PT"/>
+        </w:rPr>
+      </w:pPr>
+      <w:r>
+        <w:rPr>
+          <w:rFonts w:eastAsia="Calibri" w:cs="Times New Roman"/>
+          <w:b/>
+          <w:color w:val="575A5D"/>
+        </w:rPr>
+        <w:t>5:00</w:t>
+        <w:tab/>
+        <w:t>•</w:t>
+      </w:r>
+      <w:r>
+        <w:rPr>
+          <w:rFonts w:eastAsia="Calibri" w:cs="Times New Roman"/>
+          <w:b/>
+          <w:bCs/>
+          <w:i/>
+          <w:sz w:val="22"/>
+          <w:szCs w:val="22"/>
           <w:lang w:val="af-ZA" w:bidi="ta-IN"/>
         </w:rPr>
-        <w:t xml:space="preserve"> Atualizações do Departamento Local de Projeto/Construção — 2024</w:t>
-      </w:r>
-      <w:r>
-        <w:rPr>
-          <w:rFonts w:cs="Calibri" w:cstheme="minorHAnsi"/>
-          <w:sz w:val="20"/>
-          <w:szCs w:val="20"/>
-        </w:rPr>
-        <w:tab/>
-      </w:r>
-      <w:r>
-        <w:rPr>
-          <w:rFonts w:cs="Calibri" w:cstheme="minorHAnsi"/>
+        <w:t>8. Atualizações do Departamento Local de Projeto/Construção — 2025</w:t>
+      </w:r>
+      <w:r>
+        <w:rPr>
+          <w:rFonts w:cs="Calibri" w:cstheme="minorHAnsi"/>
+          <w:sz w:val="22"/>
+          <w:szCs w:val="22"/>
+        </w:rPr>
+        <w:tab/>
+      </w:r>
+      <w:r>
+        <w:rPr>
+          <w:rFonts w:cs="Calibri" w:cstheme="minorHAnsi"/>
+          <w:sz w:val="20"/>
+          <w:szCs w:val="20"/>
+        </w:rPr>
+        <w:tab/>
+      </w:r>
+      <w:r>
+        <w:rPr>
+          <w:rFonts w:eastAsia="Calibri" w:cs="Calibri" w:cstheme="minorHAnsi"/>
+          <w:b/>
+          <w:i/>
+          <w:sz w:val="20"/>
+          <w:szCs w:val="20"/>
+          <w:lang w:val="pt-PT"/>
+        </w:rPr>
+        <w:t xml:space="preserve"> Nome</w:t>
+      </w:r>
+    </w:p>
+    <w:p>
+      <w:pPr>
+        <w:pStyle w:val="Normal"/>
+        <w:spacing w:before="0" w:after="0"/>
+        <w:rPr>
+          <w:rFonts w:ascii="Calibri" w:hAnsi="Calibri" w:eastAsia="Calibri" w:cs="Calibri"/>
+          <w:b/>
+          <w:i/>
+          <w:i/>
+          <w:lang w:val="pt-PT"/>
+        </w:rPr>
+      </w:pPr>
+      <w:r>
+        <w:rPr>
+          <w:rFonts w:eastAsia="Calibri" w:cs="Times New Roman"/>
+          <w:b/>
+          <w:color w:val="575A5D"/>
+        </w:rPr>
+        <w:t>30:00</w:t>
+        <w:tab/>
+        <w:t>•</w:t>
+      </w:r>
+      <w:r>
+        <w:rPr>
+          <w:rFonts w:eastAsia="Calibri" w:cs="Times New Roman"/>
           <w:b/>
           <w:bCs/>
-          <w:sz w:val="20"/>
-          <w:szCs w:val="20"/>
-        </w:rPr>
-        <w:t xml:space="preserve">Antônio </w:t>
-      </w:r>
-      <w:r>
-        <w:rPr>
-          <w:rFonts w:eastAsia="Calibri" w:cs="Calibri" w:cstheme="minorHAnsi"/>
-          <w:b/>
-          <w:bCs/>
-          <w:i/>
-          <w:sz w:val="20"/>
-          <w:szCs w:val="20"/>
-          <w:lang w:val="pt-PT"/>
-        </w:rPr>
-        <w:t>Neto</w:t>
-      </w:r>
-      <w:r>
-        <w:rPr>
-          <w:rFonts w:cs="Calibri" w:cstheme="minorHAnsi"/>
-          <w:sz w:val="20"/>
-          <w:szCs w:val="20"/>
-        </w:rPr>
-        <w:tab/>
-      </w:r>
-    </w:p>
-    <w:p>
-      <w:pPr>
-        <w:pStyle w:val="Normal"/>
-        <w:spacing w:before="0" w:after="0"/>
-        <w:rPr>
-          <w:rFonts w:ascii="Calibri" w:hAnsi="Calibri" w:eastAsia="Calibri" w:cs="Calibri"/>
-          <w:b/>
-          <w:i/>
-          <w:i/>
-          <w:lang w:val="pt-PT"/>
-        </w:rPr>
-      </w:pPr>
-      <w:r>
-        <w:rPr>
-          <w:rFonts w:eastAsia="Calibri" w:cs="Times New Roman"/>
-          <w:b/>
-          <w:color w:val="575A5D"/>
-        </w:rPr>
-        <w:t>30:00</w:t>
-        <w:tab/>
-      </w:r>
-      <w:r>
-        <w:rPr>
-          <w:rFonts w:eastAsia="Calibri" w:cs="Times New Roman"/>
-          <w:b/>
-          <w:color w:val="575A5D"/>
-        </w:rPr>
-        <w:t>10.</w:t>
-      </w:r>
-      <w:r>
-        <w:rPr>
-          <w:rFonts w:eastAsia="Calibri" w:cs="Times New Roman"/>
-          <w:b/>
-          <w:bCs/>
-          <w:i/>
-          <w:sz w:val="24"/>
-          <w:szCs w:val="24"/>
+          <w:i/>
+          <w:sz w:val="22"/>
+          <w:szCs w:val="22"/>
           <w:lang w:val="af-ZA" w:bidi="ta-IN"/>
         </w:rPr>
-        <w:t xml:space="preserve"> Estudo bíblico de congregação bt cap. 8 §§ 13-21</w:t>
-      </w:r>
-      <w:r>
-        <w:rPr>
-          <w:rFonts w:cs="Calibri" w:cstheme="minorHAnsi"/>
-          <w:sz w:val="20"/>
-          <w:szCs w:val="20"/>
-        </w:rPr>
-        <w:tab/>
-        <w:tab/>
-      </w:r>
-      <w:r>
-        <w:rPr>
-          <w:rFonts w:eastAsia="Calibri" w:cs="Calibri" w:cstheme="minorHAnsi"/>
-          <w:b/>
-          <w:i/>
-          <w:sz w:val="20"/>
-          <w:szCs w:val="20"/>
-          <w:lang w:val="pt-PT"/>
-        </w:rPr>
-        <w:t>Maurício Cardozo / Lucio Ribeiro</w:t>
+        <w:t>9. Estudo bíblico de congregação bt cap. 25 §§ 8-13, quadro na p. 201</w:t>
+      </w:r>
+      <w:r>
+        <w:rPr>
+          <w:rFonts w:cs="Calibri" w:cstheme="minorHAnsi"/>
+          <w:sz w:val="22"/>
+          <w:szCs w:val="22"/>
+        </w:rPr>
+        <w:tab/>
+      </w:r>
+      <w:r>
+        <w:rPr>
+          <w:rFonts w:cs="Calibri" w:cstheme="minorHAnsi"/>
+          <w:sz w:val="20"/>
+          <w:szCs w:val="20"/>
+        </w:rPr>
+        <w:tab/>
+      </w:r>
+      <w:r>
+        <w:rPr>
+          <w:rFonts w:eastAsia="Calibri" w:cs="Calibri" w:cstheme="minorHAnsi"/>
+          <w:b/>
+          <w:i/>
+          <w:sz w:val="20"/>
+          <w:szCs w:val="20"/>
+          <w:lang w:val="pt-PT"/>
+        </w:rPr>
+        <w:t xml:space="preserve"> Nome</w:t>
       </w:r>
     </w:p>
     <w:p>
@@ -4767,7 +5231,7 @@
           <w:color w:val="0000FF"/>
           <w:lang w:val="af-ZA" w:bidi="ta-IN"/>
         </w:rPr>
-        <w:t>Cântico 99 e oração</w:t>
+        <w:t>Cântico 115 e oração</w:t>
       </w:r>
       <w:r>
         <w:rPr>
@@ -4798,19 +5262,18 @@
           <w:i/>
           <w:lang w:val="pt-PT"/>
         </w:rPr>
-        <w:t xml:space="preserve">: </w:t>
-      </w:r>
-      <w:r>
-        <w:rPr>
-          <w:rFonts w:eastAsia="Calibri" w:cs="Calibri" w:cstheme="minorHAnsi"/>
-          <w:b/>
-          <w:bCs/>
-          <w:i/>
-          <w:sz w:val="20"/>
-          <w:szCs w:val="20"/>
-          <w:lang w:val="pt-PT"/>
-        </w:rPr>
-        <w:t>Antônio Neto</w:t>
+        <w:t xml:space="preserve">:  </w:t>
+      </w:r>
+      <w:r>
+        <w:rPr>
+          <w:rFonts w:eastAsia="Calibri" w:cs="Calibri" w:cstheme="minorHAnsi"/>
+          <w:b/>
+          <w:i/>
+          <w:sz w:val="20"/>
+          <w:szCs w:val="20"/>
+          <w:lang w:val="pt-PT"/>
+        </w:rPr>
+        <w:t>Nome</w:t>
       </w:r>
     </w:p>
     <w:p>
@@ -4880,7 +5343,7 @@
           <w:i/>
           <w:color w:val="FF0000"/>
         </w:rPr>
-        <w:t>22-28 DE ABRIL</w:t>
+        <w:t>28 DE ABRIL–4 DE MAIO</w:t>
       </w:r>
       <w:r>
         <w:rPr>
@@ -4900,7 +5363,7 @@
           <w:color w:val="0000FF"/>
           <w:lang w:val="af-ZA" w:bidi="ta-IN"/>
         </w:rPr>
-        <w:t xml:space="preserve">SALMOS 32-33 </w:t>
+        <w:t xml:space="preserve">PROVÉRBIOS 11 </w:t>
       </w:r>
       <w:r>
         <w:rPr>
@@ -4913,6 +5376,7 @@
         <w:tab/>
         <w:tab/>
         <w:tab/>
+        <w:t xml:space="preserve"> </w:t>
       </w:r>
       <w:r>
         <w:rPr>
@@ -4928,29 +5392,18 @@
           <w:sz w:val="20"/>
           <w:szCs w:val="20"/>
         </w:rPr>
-        <w:t xml:space="preserve"> </w:t>
-      </w:r>
-      <w:r>
-        <w:rPr>
-          <w:rFonts w:eastAsia="Calibri" w:cs="Calibri" w:cstheme="minorHAnsi"/>
-          <w:b/>
-          <w:i/>
-          <w:sz w:val="20"/>
-          <w:szCs w:val="20"/>
-          <w:lang w:val="pt-PT"/>
-        </w:rPr>
-        <w:t xml:space="preserve"> </w:t>
-      </w:r>
-      <w:r>
-        <w:rPr>
-          <w:rFonts w:eastAsia="Calibri" w:cs="Calibri" w:cstheme="minorHAnsi"/>
-          <w:b/>
-          <w:i/>
-          <w:sz w:val="20"/>
-          <w:szCs w:val="20"/>
-          <w:lang w:val="pt-PT"/>
-        </w:rPr>
-        <w:t>Maurício Cardozo</w:t>
+        <w:t xml:space="preserve">  </w:t>
+      </w:r>
+      <w:r>
+        <w:rPr>
+          <w:rFonts w:eastAsia="Calibri" w:cs="Calibri" w:cstheme="minorHAnsi"/>
+          <w:b/>
+          <w:i/>
+          <w:sz w:val="20"/>
+          <w:szCs w:val="20"/>
+          <w:lang w:val="pt-PT"/>
+        </w:rPr>
+        <w:t>Nome</w:t>
       </w:r>
     </w:p>
     <w:p>
@@ -4988,7 +5441,7 @@
           <w:color w:val="0000FF"/>
           <w:lang w:val="af-ZA" w:bidi="ta-IN"/>
         </w:rPr>
-        <w:t xml:space="preserve">Cântico 103 e oração </w:t>
+        <w:t xml:space="preserve">Cântico 90 e oração </w:t>
       </w:r>
       <w:r>
         <w:rPr>
@@ -5018,18 +5471,18 @@
           <w:sz w:val="20"/>
           <w:szCs w:val="20"/>
         </w:rPr>
-        <w:t xml:space="preserve">  </w:t>
-      </w:r>
-      <w:r>
-        <w:rPr>
-          <w:rFonts w:eastAsia="Calibri" w:cs="Calibri" w:cstheme="minorHAnsi"/>
-          <w:b/>
-          <w:i/>
-          <w:sz w:val="20"/>
-          <w:szCs w:val="20"/>
-          <w:lang w:val="pt-PT"/>
-        </w:rPr>
-        <w:t>Lucio Ribeiro</w:t>
+        <w:t xml:space="preserve"> </w:t>
+      </w:r>
+      <w:r>
+        <w:rPr>
+          <w:rFonts w:eastAsia="Calibri" w:cs="Calibri" w:cstheme="minorHAnsi"/>
+          <w:b/>
+          <w:i/>
+          <w:sz w:val="20"/>
+          <w:szCs w:val="20"/>
+          <w:lang w:val="pt-PT"/>
+        </w:rPr>
+        <w:t xml:space="preserve"> Nome</w:t>
       </w:r>
     </w:p>
     <w:p>
@@ -5077,9 +5530,9 @@
         <w:tblLook w:firstRow="1" w:noVBand="1" w:lastRow="0" w:firstColumn="1" w:lastColumn="0" w:noHBand="0" w:val="04a0"/>
       </w:tblPr>
       <w:tblGrid>
-        <w:gridCol w:w="5154"/>
+        <w:gridCol w:w="5155"/>
         <w:gridCol w:w="2580"/>
-        <w:gridCol w:w="2516"/>
+        <w:gridCol w:w="2515"/>
       </w:tblGrid>
       <w:tr>
         <w:trPr>
@@ -5087,7 +5540,7 @@
         </w:trPr>
         <w:tc>
           <w:tcPr>
-            <w:tcW w:w="5154" w:type="dxa"/>
+            <w:tcW w:w="5155" w:type="dxa"/>
             <w:tcBorders>
               <w:top w:val="nil"/>
               <w:left w:val="nil"/>
@@ -5121,7 +5574,7 @@
                 <w:szCs w:val="20"/>
                 <w:lang w:val="pt-BR" w:eastAsia="en-US" w:bidi="ar-SA"/>
               </w:rPr>
-              <w:t>TESOUROS DA SALAVRA DE DEUS</w:t>
+              <w:t>TESOUROS DA PALAVRA DE DEUS</w:t>
             </w:r>
           </w:p>
         </w:tc>
@@ -5160,7 +5613,7 @@
         </w:tc>
         <w:tc>
           <w:tcPr>
-            <w:tcW w:w="2516" w:type="dxa"/>
+            <w:tcW w:w="2515" w:type="dxa"/>
             <w:tcBorders>
               <w:top w:val="nil"/>
               <w:left w:val="nil"/>
@@ -5211,7 +5664,16 @@
         </w:rPr>
         <w:t xml:space="preserve">10:00    </w:t>
         <w:tab/>
-        <w:t>•</w:t>
+      </w:r>
+      <w:r>
+        <w:rPr>
+          <w:rFonts w:eastAsia="Calibri" w:cs="Calibri" w:cstheme="minorHAnsi"/>
+          <w:b/>
+          <w:color w:val="575A5D"/>
+          <w:sz w:val="20"/>
+          <w:szCs w:val="20"/>
+        </w:rPr>
+        <w:t>1.</w:t>
       </w:r>
       <w:r>
         <w:rPr>
@@ -5230,7 +5692,7 @@
           <w:color w:val="0000FF"/>
           <w:lang w:val="af-ZA" w:bidi="ta-IN"/>
         </w:rPr>
-        <w:t>1. Por que devemos confessar pecados sérios?</w:t>
+        <w:t>1. Não fale . . .</w:t>
       </w:r>
       <w:r>
         <w:rPr>
@@ -5253,7 +5715,7 @@
           <w:szCs w:val="20"/>
           <w:lang w:val="pt-PT"/>
         </w:rPr>
-        <w:t>Rogério Silva</w:t>
+        <w:t xml:space="preserve"> Nome</w:t>
       </w:r>
     </w:p>
     <w:p>
@@ -5292,8 +5754,8 @@
       <w:r>
         <w:rPr>
           <w:rFonts w:cs="Calibri" w:cstheme="minorHAnsi"/>
-          <w:sz w:val="20"/>
-          <w:szCs w:val="20"/>
+          <w:sz w:val="22"/>
+          <w:szCs w:val="22"/>
         </w:rPr>
         <w:t xml:space="preserve"> </w:t>
       </w:r>
@@ -5301,14 +5763,16 @@
         <w:rPr>
           <w:rFonts w:eastAsia="Calibri" w:cs="Calibri" w:cstheme="minorHAnsi"/>
           <w:b/>
+          <w:sz w:val="22"/>
+          <w:szCs w:val="22"/>
         </w:rPr>
         <w:t>Encontre</w:t>
       </w:r>
       <w:r>
         <w:rPr>
           <w:rFonts w:cs="Calibri" w:cstheme="minorHAnsi"/>
-          <w:sz w:val="20"/>
-          <w:szCs w:val="20"/>
+          <w:sz w:val="22"/>
+          <w:szCs w:val="22"/>
         </w:rPr>
         <w:t xml:space="preserve"> </w:t>
       </w:r>
@@ -5316,110 +5780,138 @@
         <w:rPr>
           <w:rFonts w:eastAsia="Calibri" w:cs="Calibri" w:cstheme="minorHAnsi"/>
           <w:b/>
+          <w:sz w:val="22"/>
+          <w:szCs w:val="22"/>
         </w:rPr>
         <w:t>joias espirituais</w:t>
-        <w:tab/>
-        <w:tab/>
-        <w:tab/>
-        <w:tab/>
-        <w:tab/>
-        <w:tab/>
-      </w:r>
-      <w:r>
-        <w:rPr>
-          <w:rFonts w:eastAsia="Calibri" w:cs="Calibri" w:cstheme="minorHAnsi"/>
-          <w:b/>
-          <w:i/>
-          <w:color w:val="auto"/>
+      </w:r>
+      <w:r>
+        <w:rPr>
+          <w:rFonts w:eastAsia="Calibri" w:cs="Calibri" w:cstheme="minorHAnsi"/>
+          <w:b/>
+        </w:rPr>
+        <w:tab/>
+        <w:tab/>
+        <w:tab/>
+        <w:tab/>
+        <w:tab/>
+      </w:r>
+      <w:r>
+        <w:rPr>
+          <w:rFonts w:eastAsia="Calibri" w:cs="Calibri" w:cstheme="minorHAnsi"/>
+          <w:b/>
+          <w:i/>
+          <w:lang w:val="pt-PT"/>
+        </w:rPr>
+        <w:t xml:space="preserve"> </w:t>
+      </w:r>
+      <w:r>
+        <w:rPr>
+          <w:rFonts w:eastAsia="Calibri" w:cs="Calibri" w:cstheme="minorHAnsi"/>
+          <w:b/>
+          <w:i/>
+          <w:sz w:val="20"/>
+          <w:szCs w:val="20"/>
+          <w:lang w:val="pt-PT"/>
+        </w:rPr>
+        <w:t>Nome</w:t>
+      </w:r>
+    </w:p>
+    <w:p>
+      <w:pPr>
+        <w:pStyle w:val="Normal"/>
+        <w:spacing w:before="0" w:after="0"/>
+        <w:rPr>
+          <w:rFonts w:cs="Calibri" w:cstheme="minorHAnsi"/>
+          <w:sz w:val="20"/>
+          <w:szCs w:val="20"/>
+        </w:rPr>
+      </w:pPr>
+      <w:r>
+        <w:rPr>
+          <w:rFonts w:eastAsia="Calibri" w:cs="Times New Roman"/>
+          <w:b/>
+          <w:color w:val="575A5D"/>
+        </w:rPr>
+        <w:t xml:space="preserve">10:00  </w:t>
+        <w:tab/>
+        <w:t>•</w:t>
+      </w:r>
+      <w:r>
+        <w:rPr>
+          <w:rFonts w:cs="Calibri" w:cstheme="minorHAnsi"/>
+          <w:sz w:val="20"/>
+          <w:szCs w:val="20"/>
+        </w:rPr>
+        <w:t xml:space="preserve"> </w:t>
+      </w:r>
+      <w:r>
+        <w:rPr>
+          <w:rFonts w:eastAsia="Calibri" w:cs="Calibri" w:cstheme="minorHAnsi"/>
+          <w:b/>
+          <w:sz w:val="20"/>
+          <w:szCs w:val="20"/>
+        </w:rPr>
+        <w:t>Pro. 11:17 — Por que mostrar bondade nos faz bem? (g20.1 11, quadro)</w:t>
+      </w:r>
+      <w:r>
+        <w:rPr>
+          <w:rFonts w:cs="Calibri" w:cstheme="minorHAnsi"/>
+          <w:sz w:val="20"/>
+          <w:szCs w:val="20"/>
+        </w:rPr>
+        <w:t xml:space="preserve">   </w:t>
+      </w:r>
+    </w:p>
+    <w:p>
+      <w:pPr>
+        <w:pStyle w:val="Normal"/>
+        <w:spacing w:before="0" w:after="0"/>
+        <w:rPr>
+          <w:rFonts w:ascii="Calibri" w:hAnsi="Calibri" w:eastAsia="Calibri" w:cs="Calibri"/>
+          <w:b/>
+          <w:i/>
+          <w:i/>
+          <w:lang w:val="pt-PT"/>
+        </w:rPr>
+      </w:pPr>
+      <w:r>
+        <w:rPr>
+          <w:rFonts w:eastAsia="Calibri" w:cs="Times New Roman"/>
+          <w:b/>
+          <w:color w:val="575A5D"/>
+        </w:rPr>
+        <w:t>4:00</w:t>
+        <w:tab/>
+      </w:r>
+      <w:r>
+        <w:rPr>
+          <w:rFonts w:eastAsia="Calibri" w:cs="Times New Roman"/>
+          <w:b/>
+          <w:color w:val="575A5D"/>
+          <w:sz w:val="20"/>
+          <w:szCs w:val="20"/>
+        </w:rPr>
+        <w:t>3</w:t>
+      </w:r>
+      <w:r>
+        <w:rPr>
+          <w:rFonts w:eastAsia="Calibri" w:cs="Calibri" w:cstheme="minorHAnsi"/>
+          <w:b/>
+          <w:color w:val="575A5D"/>
           <w:kern w:val="0"/>
           <w:sz w:val="20"/>
           <w:szCs w:val="20"/>
-          <w:lang w:val="pt-PT" w:eastAsia="en-US" w:bidi="ar-SA"/>
-        </w:rPr>
-        <w:t>Antônio Tadeu</w:t>
-      </w:r>
-    </w:p>
-    <w:p>
-      <w:pPr>
-        <w:pStyle w:val="Normal"/>
-        <w:spacing w:before="0" w:after="0"/>
-        <w:rPr>
-          <w:rFonts w:cs="Calibri" w:cstheme="minorHAnsi"/>
-          <w:sz w:val="20"/>
-          <w:szCs w:val="20"/>
-        </w:rPr>
-      </w:pPr>
-      <w:r>
-        <w:rPr>
-          <w:rFonts w:eastAsia="Calibri" w:cs="Times New Roman"/>
-          <w:b/>
-          <w:color w:val="575A5D"/>
-        </w:rPr>
-        <w:t xml:space="preserve">10:00  </w:t>
-        <w:tab/>
-        <w:t>•</w:t>
-      </w:r>
-      <w:r>
-        <w:rPr>
-          <w:rFonts w:cs="Calibri" w:cstheme="minorHAnsi"/>
-          <w:sz w:val="20"/>
-          <w:szCs w:val="20"/>
-        </w:rPr>
-        <w:t xml:space="preserve"> </w:t>
-      </w:r>
-      <w:r>
-        <w:rPr>
-          <w:rFonts w:eastAsia="Calibri" w:cs="Calibri" w:cstheme="minorHAnsi"/>
-          <w:b/>
-          <w:sz w:val="20"/>
-          <w:szCs w:val="20"/>
-        </w:rPr>
-        <w:t>Sal. 33:6 — O que é o “espírito” da boca de Jeová? (w06 15/5 19 § 13)</w:t>
-      </w:r>
-      <w:r>
-        <w:rPr>
-          <w:rFonts w:cs="Calibri" w:cstheme="minorHAnsi"/>
-          <w:sz w:val="20"/>
-          <w:szCs w:val="20"/>
-        </w:rPr>
-        <w:t xml:space="preserve">   </w:t>
-      </w:r>
-    </w:p>
-    <w:p>
-      <w:pPr>
-        <w:pStyle w:val="Normal"/>
-        <w:spacing w:before="0" w:after="0"/>
-        <w:rPr>
-          <w:rFonts w:ascii="Calibri" w:hAnsi="Calibri" w:eastAsia="Calibri" w:cs="Calibri"/>
-          <w:b/>
-          <w:i/>
-          <w:i/>
-          <w:lang w:val="pt-PT"/>
-        </w:rPr>
-      </w:pPr>
-      <w:r>
-        <w:rPr>
-          <w:rFonts w:eastAsia="Calibri" w:cs="Times New Roman"/>
-          <w:b/>
-          <w:color w:val="575A5D"/>
-        </w:rPr>
-        <w:t>4:00</w:t>
-        <w:tab/>
-      </w:r>
-      <w:r>
-        <w:rPr>
-          <w:rFonts w:eastAsia="Calibri" w:cs="Times New Roman"/>
-          <w:b/>
-          <w:color w:val="575A5D"/>
-        </w:rPr>
-        <w:t>3.</w:t>
-      </w:r>
-      <w:r>
-        <w:rPr>
-          <w:rFonts w:eastAsia="Calibri" w:cs="Calibri" w:cstheme="minorHAnsi"/>
-          <w:b/>
-        </w:rPr>
-        <w:t xml:space="preserve"> Leitura da Bíblia</w:t>
+          <w:lang w:val="pt-BR" w:eastAsia="en-US" w:bidi="ar-SA"/>
+        </w:rPr>
+        <w:t xml:space="preserve">. </w:t>
+      </w:r>
+      <w:r>
+        <w:rPr>
+          <w:rFonts w:eastAsia="Calibri" w:cs="Calibri" w:cstheme="minorHAnsi"/>
+          <w:b/>
+        </w:rPr>
+        <w:t>Leitura da Bíblia</w:t>
       </w:r>
       <w:r>
         <w:rPr>
@@ -5448,30 +5940,48 @@
           <w:color w:val="0000FF"/>
           <w:lang w:val="af-ZA" w:bidi="ta-IN"/>
         </w:rPr>
-        <w:t xml:space="preserve"> Sal. 33:1-22 (th lição 11)</w:t>
-      </w:r>
-      <w:r>
-        <w:rPr>
-          <w:rFonts w:cs="Calibri" w:cstheme="minorHAnsi"/>
-          <w:sz w:val="20"/>
-          <w:szCs w:val="20"/>
-        </w:rPr>
-        <w:tab/>
-        <w:tab/>
-        <w:tab/>
-        <w:tab/>
-        <w:tab/>
-      </w:r>
-      <w:r>
-        <w:rPr>
-          <w:rFonts w:eastAsia="Calibri" w:cs="Calibri" w:cstheme="minorHAnsi"/>
-          <w:b/>
-          <w:i/>
-          <w:sz w:val="20"/>
-          <w:szCs w:val="20"/>
-          <w:lang w:val="pt-PT"/>
-        </w:rPr>
-        <w:t>Genildo Lirio</w:t>
+        <w:t xml:space="preserve"> Pro. 11:1-20 (th lição 5)</w:t>
+      </w:r>
+      <w:r>
+        <w:rPr>
+          <w:rFonts w:cs="Calibri" w:cstheme="minorHAnsi"/>
+          <w:sz w:val="20"/>
+          <w:szCs w:val="20"/>
+        </w:rPr>
+        <w:tab/>
+      </w:r>
+      <w:r>
+        <w:rPr>
+          <w:rFonts w:cs="Calibri" w:ascii="Calibri;serif" w:hAnsi="Calibri;serif" w:cstheme="minorHAnsi"/>
+          <w:b/>
+          <w:color w:val="575A5D"/>
+          <w:sz w:val="16"/>
+          <w:szCs w:val="16"/>
+        </w:rPr>
+        <w:t>Estudante:</w:t>
+      </w:r>
+      <w:r>
+        <w:rPr>
+          <w:rFonts w:cs="Calibri" w:cstheme="minorHAnsi"/>
+          <w:sz w:val="20"/>
+          <w:szCs w:val="20"/>
+        </w:rPr>
+        <w:tab/>
+        <w:tab/>
+        <w:tab/>
+        <w:tab/>
+        <w:tab/>
+      </w:r>
+      <w:r>
+        <w:rPr>
+          <w:rFonts w:eastAsia="Calibri" w:cs="Calibri" w:cstheme="minorHAnsi"/>
+          <w:b/>
+          <w:i/>
+          <w:sz w:val="20"/>
+          <w:szCs w:val="20"/>
+          <w:lang w:val="pt-PT"/>
+        </w:rPr>
+        <w:t xml:space="preserve"> Nome</w:t>
       </w:r>
     </w:p>
     <w:tbl>
@@ -5601,7 +6111,6 @@
                 <w:szCs w:val="20"/>
                 <w:lang w:val="pt-BR"/>
               </w:rPr>
-              <w:t xml:space="preserve"> </w:t>
             </w:r>
           </w:p>
         </w:tc>
@@ -5623,15 +6132,7 @@
           <w:b/>
           <w:color w:val="575A5D"/>
         </w:rPr>
-        <w:t>7</w:t>
-      </w:r>
-      <w:r>
-        <w:rPr>
-          <w:rFonts w:eastAsia="Calibri" w:cs="Calibri" w:cstheme="minorHAnsi"/>
-          <w:b/>
-          <w:color w:val="575A5D"/>
-        </w:rPr>
-        <w:t>:00</w:t>
+        <w:t>3:00</w:t>
       </w:r>
       <w:r>
         <w:rPr>
@@ -5650,6 +6151,17 @@
           <w:szCs w:val="20"/>
         </w:rPr>
         <w:t>4.</w:t>
+      </w:r>
+      <w:r>
+        <w:rPr>
+          <w:rFonts w:eastAsia="Calibri" w:cs="Calibri" w:cstheme="minorHAnsi"/>
+          <w:b/>
+          <w:bCs/>
+          <w:color w:val="575A5D"/>
+          <w:sz w:val="20"/>
+          <w:szCs w:val="20"/>
+        </w:rPr>
+        <w:t xml:space="preserve"> </w:t>
       </w:r>
       <w:r>
         <w:rPr>
@@ -5658,36 +6170,58 @@
           <w:bCs/>
           <w:color w:val="auto"/>
           <w:kern w:val="0"/>
-          <w:sz w:val="20"/>
-          <w:szCs w:val="20"/>
+          <w:sz w:val="22"/>
+          <w:szCs w:val="22"/>
           <w:lang w:val="pt-BR" w:eastAsia="en-US" w:bidi="ar-SA"/>
         </w:rPr>
-        <w:t xml:space="preserve"> Humildade — O que Paulo fez</w:t>
-      </w:r>
-      <w:r>
-        <w:rPr>
-          <w:rFonts w:cs="Calibri" w:cstheme="minorHAnsi"/>
-          <w:sz w:val="20"/>
-          <w:szCs w:val="20"/>
-        </w:rPr>
-        <w:tab/>
-        <w:tab/>
-        <w:tab/>
-        <w:tab/>
-        <w:tab/>
-        <w:tab/>
-        <w:tab/>
-      </w:r>
-      <w:r>
-        <w:rPr>
-          <w:rFonts w:eastAsia="Calibri" w:cs="Calibri" w:cstheme="minorHAnsi"/>
-          <w:b/>
-          <w:i/>
-          <w:sz w:val="20"/>
-          <w:szCs w:val="20"/>
-          <w:lang w:val="pt-PT"/>
-        </w:rPr>
-        <w:t xml:space="preserve">Moises Figueiró </w:t>
+        <w:t>4. Iniciando conversas</w:t>
+      </w:r>
+      <w:r>
+        <w:rPr>
+          <w:rFonts w:cs="Calibri" w:cstheme="minorHAnsi"/>
+          <w:sz w:val="22"/>
+          <w:szCs w:val="22"/>
+        </w:rPr>
+        <w:tab/>
+      </w:r>
+      <w:r>
+        <w:rPr>
+          <w:rFonts w:cs="Calibri" w:cstheme="minorHAnsi"/>
+          <w:sz w:val="20"/>
+          <w:szCs w:val="20"/>
+        </w:rPr>
+        <w:tab/>
+      </w:r>
+      <w:r>
+        <w:rPr>
+          <w:rFonts w:cs="Calibri" w:ascii="Calibri;serif" w:hAnsi="Calibri;serif" w:cstheme="minorHAnsi"/>
+          <w:b/>
+          <w:color w:val="575A5D"/>
+          <w:sz w:val="16"/>
+          <w:szCs w:val="16"/>
+        </w:rPr>
+        <w:t>Estudante/Ajudante:</w:t>
+      </w:r>
+      <w:r>
+        <w:rPr>
+          <w:rFonts w:cs="Calibri" w:cstheme="minorHAnsi"/>
+          <w:sz w:val="20"/>
+          <w:szCs w:val="20"/>
+        </w:rPr>
+        <w:tab/>
+        <w:tab/>
+        <w:tab/>
+      </w:r>
+      <w:r>
+        <w:rPr>
+          <w:rFonts w:eastAsia="Calibri" w:cs="Calibri" w:cstheme="minorHAnsi"/>
+          <w:b/>
+          <w:i/>
+          <w:sz w:val="20"/>
+          <w:szCs w:val="20"/>
+          <w:lang w:val="pt-PT"/>
+        </w:rPr>
+        <w:t xml:space="preserve"> Nome</w:t>
       </w:r>
     </w:p>
     <w:p>
@@ -5706,33 +6240,25 @@
           <w:b/>
           <w:color w:val="575A5D"/>
         </w:rPr>
-        <w:t>8</w:t>
-      </w:r>
-      <w:r>
-        <w:rPr>
-          <w:rFonts w:eastAsia="Calibri" w:cs="Calibri" w:cstheme="minorHAnsi"/>
-          <w:b/>
-          <w:color w:val="575A5D"/>
-        </w:rPr>
-        <w:t>:00</w:t>
-      </w:r>
-      <w:r>
-        <w:rPr>
-          <w:rFonts w:cs="Calibri" w:cstheme="minorHAnsi"/>
-          <w:sz w:val="20"/>
-          <w:szCs w:val="20"/>
-        </w:rPr>
-        <w:tab/>
-      </w:r>
-      <w:r>
-        <w:rPr>
-          <w:rFonts w:eastAsia="Calibri" w:cs="Calibri" w:cstheme="minorHAnsi"/>
-          <w:b/>
-          <w:color w:val="575A5D"/>
-          <w:sz w:val="20"/>
-          <w:szCs w:val="20"/>
-        </w:rPr>
-        <w:t>5.</w:t>
+        <w:t>4:00</w:t>
+      </w:r>
+      <w:r>
+        <w:rPr>
+          <w:rFonts w:cs="Calibri" w:cstheme="minorHAnsi"/>
+          <w:sz w:val="20"/>
+          <w:szCs w:val="20"/>
+        </w:rPr>
+        <w:tab/>
+      </w:r>
+      <w:r>
+        <w:rPr>
+          <w:rFonts w:eastAsia="Calibri" w:cs="Calibri" w:cstheme="minorHAnsi"/>
+          <w:b/>
+          <w:color w:val="575A5D"/>
+          <w:sz w:val="20"/>
+          <w:szCs w:val="20"/>
+        </w:rPr>
+        <w:t xml:space="preserve">5. </w:t>
       </w:r>
       <w:r>
         <w:rPr>
@@ -5741,37 +6267,283 @@
           <w:bCs/>
           <w:color w:val="auto"/>
           <w:kern w:val="0"/>
-          <w:sz w:val="20"/>
-          <w:szCs w:val="20"/>
+          <w:sz w:val="22"/>
+          <w:szCs w:val="22"/>
           <w:lang w:val="pt-BR" w:eastAsia="en-US" w:bidi="ar-SA"/>
         </w:rPr>
-        <w:t xml:space="preserve"> Humildade — Imite Paulo</w:t>
-      </w:r>
-      <w:r>
-        <w:rPr>
-          <w:rFonts w:cs="Calibri" w:cstheme="minorHAnsi"/>
-          <w:sz w:val="20"/>
-          <w:szCs w:val="20"/>
-        </w:rPr>
-        <w:tab/>
+        <w:t>5. Cultivando o interesse</w:t>
+      </w:r>
+      <w:r>
+        <w:rPr>
+          <w:rFonts w:cs="Calibri" w:cstheme="minorHAnsi"/>
+          <w:sz w:val="22"/>
+          <w:szCs w:val="22"/>
+        </w:rPr>
+        <w:tab/>
+      </w:r>
+      <w:r>
+        <w:rPr>
+          <w:rFonts w:cs="Calibri" w:cstheme="minorHAnsi"/>
+          <w:sz w:val="20"/>
+          <w:szCs w:val="20"/>
+        </w:rPr>
         <w:tab/>
         <w:t xml:space="preserve"> </w:t>
-        <w:tab/>
-        <w:tab/>
-        <w:tab/>
-        <w:tab/>
-        <w:tab/>
-      </w:r>
-      <w:r>
-        <w:rPr>
-          <w:rFonts w:eastAsia="Calibri" w:cs="Calibri" w:cstheme="minorHAnsi"/>
-          <w:b/>
-          <w:i/>
-          <w:sz w:val="20"/>
-          <w:szCs w:val="20"/>
-          <w:lang w:val="pt-PT"/>
-        </w:rPr>
-        <w:t>Raimundo Moraes</w:t>
+      </w:r>
+      <w:r>
+        <w:rPr>
+          <w:rFonts w:cs="Calibri" w:ascii="Calibri;serif" w:hAnsi="Calibri;serif" w:cstheme="minorHAnsi"/>
+          <w:b/>
+          <w:color w:val="575A5D"/>
+          <w:sz w:val="16"/>
+          <w:szCs w:val="16"/>
+        </w:rPr>
+        <w:t>Estudante/Ajudante:</w:t>
+      </w:r>
+      <w:r>
+        <w:rPr>
+          <w:rFonts w:cs="Calibri" w:cstheme="minorHAnsi"/>
+          <w:sz w:val="20"/>
+          <w:szCs w:val="20"/>
+        </w:rPr>
+        <w:tab/>
+        <w:tab/>
+        <w:tab/>
+      </w:r>
+      <w:r>
+        <w:rPr>
+          <w:rFonts w:eastAsia="Calibri" w:cs="Calibri" w:cstheme="minorHAnsi"/>
+          <w:b/>
+          <w:i/>
+          <w:sz w:val="20"/>
+          <w:szCs w:val="20"/>
+          <w:lang w:val="pt-PT"/>
+        </w:rPr>
+        <w:t xml:space="preserve"> Nome</w:t>
+      </w:r>
+    </w:p>
+    <w:p>
+      <w:pPr>
+        <w:pStyle w:val="Normal"/>
+        <w:spacing w:before="0" w:after="0"/>
+        <w:rPr>
+          <w:rFonts w:cs="Calibri" w:cstheme="minorHAnsi"/>
+          <w:sz w:val="20"/>
+          <w:szCs w:val="20"/>
+        </w:rPr>
+      </w:pPr>
+      <w:r>
+        <w:rPr>
+          <w:rFonts w:eastAsia="Calibri" w:cs="Calibri" w:cstheme="minorHAnsi"/>
+          <w:b/>
+          <w:color w:val="575A5D"/>
+        </w:rPr>
+        <w:t>5:00</w:t>
+      </w:r>
+      <w:r>
+        <w:rPr>
+          <w:rFonts w:cs="Calibri" w:cstheme="minorHAnsi"/>
+          <w:sz w:val="20"/>
+          <w:szCs w:val="20"/>
+        </w:rPr>
+        <w:tab/>
+      </w:r>
+      <w:r>
+        <w:rPr>
+          <w:rFonts w:eastAsia="Calibri" w:cs="Calibri" w:cstheme="minorHAnsi"/>
+          <w:b/>
+          <w:color w:val="575A5D"/>
+          <w:sz w:val="20"/>
+          <w:szCs w:val="20"/>
+        </w:rPr>
+        <w:t xml:space="preserve">6. </w:t>
+      </w:r>
+      <w:r>
+        <w:rPr>
+          <w:rFonts w:eastAsia="Calibri" w:cs="Calibri" w:cstheme="minorHAnsi"/>
+          <w:b/>
+          <w:bCs/>
+          <w:color w:val="auto"/>
+          <w:kern w:val="0"/>
+          <w:sz w:val="22"/>
+          <w:szCs w:val="22"/>
+          <w:lang w:val="pt-BR" w:eastAsia="en-US" w:bidi="ar-SA"/>
+        </w:rPr>
+        <w:t>6. Fazendo discípulos</w:t>
+      </w:r>
+      <w:r>
+        <w:rPr>
+          <w:rFonts w:cs="Calibri" w:cstheme="minorHAnsi"/>
+          <w:b/>
+          <w:bCs/>
+          <w:sz w:val="22"/>
+          <w:szCs w:val="22"/>
+        </w:rPr>
+        <w:tab/>
+      </w:r>
+      <w:r>
+        <w:rPr>
+          <w:rFonts w:cs="Calibri" w:cstheme="minorHAnsi"/>
+          <w:sz w:val="20"/>
+          <w:szCs w:val="20"/>
+        </w:rPr>
+        <w:tab/>
+        <w:t xml:space="preserve"> </w:t>
+      </w:r>
+      <w:r>
+        <w:rPr>
+          <w:rFonts w:cs="Calibri" w:ascii="Calibri;serif" w:hAnsi="Calibri;serif" w:cstheme="minorHAnsi"/>
+          <w:b/>
+          <w:color w:val="575A5D"/>
+          <w:sz w:val="16"/>
+          <w:szCs w:val="16"/>
+        </w:rPr>
+        <w:t>Estudante/Ajudante:</w:t>
+      </w:r>
+      <w:r>
+        <w:rPr>
+          <w:rFonts w:cs="Calibri" w:cstheme="minorHAnsi"/>
+          <w:sz w:val="20"/>
+          <w:szCs w:val="20"/>
+        </w:rPr>
+        <w:tab/>
+        <w:tab/>
+        <w:tab/>
+      </w:r>
+      <w:r>
+        <w:rPr>
+          <w:rFonts w:eastAsia="Calibri" w:cs="Calibri" w:cstheme="minorHAnsi"/>
+          <w:b/>
+          <w:i/>
+          <w:sz w:val="20"/>
+          <w:szCs w:val="20"/>
+          <w:lang w:val="pt-PT"/>
+        </w:rPr>
+        <w:t xml:space="preserve"> Nome</w:t>
+      </w:r>
+    </w:p>
+    <w:p>
+      <w:pPr>
+        <w:pStyle w:val="Normal"/>
+        <w:spacing w:before="0" w:after="0"/>
+        <w:rPr>
+          <w:rFonts w:cs="Calibri" w:cstheme="minorHAnsi"/>
+          <w:sz w:val="20"/>
+          <w:szCs w:val="20"/>
+        </w:rPr>
+      </w:pPr>
+      <w:r>
+        <w:rPr>
+          <w:rFonts w:eastAsia="Calibri" w:cs="Calibri" w:cstheme="minorHAnsi"/>
+          <w:b/>
+          <w:i/>
+          <w:color w:val="575A5D"/>
+          <w:sz w:val="20"/>
+          <w:szCs w:val="20"/>
+          <w:lang w:val="pt-PT"/>
+        </w:rPr>
+        <w:t>5:00</w:t>
+      </w:r>
+      <w:r>
+        <w:rPr>
+          <w:rFonts w:eastAsia="Calibri" w:cs="Calibri" w:cstheme="minorHAnsi"/>
+          <w:b/>
+          <w:i/>
+          <w:sz w:val="20"/>
+          <w:szCs w:val="20"/>
+          <w:lang w:val="pt-PT"/>
+        </w:rPr>
+        <w:tab/>
+      </w:r>
+      <w:r>
+        <w:rPr>
+          <w:rFonts w:eastAsia="Calibri" w:cs="Calibri" w:cstheme="minorHAnsi"/>
+          <w:b/>
+          <w:i/>
+          <w:color w:val="575A5D"/>
+          <w:kern w:val="0"/>
+          <w:sz w:val="20"/>
+          <w:szCs w:val="20"/>
+          <w:lang w:val="pt-BR" w:eastAsia="en-US" w:bidi="ar-SA"/>
+        </w:rPr>
+        <w:t>7.</w:t>
+      </w:r>
+      <w:r>
+        <w:rPr>
+          <w:rFonts w:eastAsia="Calibri" w:cs="Calibri" w:cstheme="minorHAnsi"/>
+          <w:b/>
+          <w:i/>
+          <w:color w:val="575A5D"/>
+          <w:sz w:val="20"/>
+          <w:szCs w:val="20"/>
+          <w:lang w:val="pt-PT"/>
+        </w:rPr>
+        <w:t xml:space="preserve"> </w:t>
+      </w:r>
+      <w:r>
+        <w:rPr>
+          <w:rFonts w:eastAsia="Calibri" w:cs="Calibri" w:cstheme="minorHAnsi"/>
+          <w:b/>
+          <w:bCs/>
+          <w:i/>
+          <w:color w:val="auto"/>
+          <w:kern w:val="0"/>
+          <w:sz w:val="22"/>
+          <w:szCs w:val="22"/>
+          <w:lang w:val="pt-BR" w:eastAsia="en-US" w:bidi="ar-SA"/>
+        </w:rPr>
+        <w:t>não possui</w:t>
+      </w:r>
+      <w:r>
+        <w:rPr>
+          <w:rFonts w:eastAsia="Calibri" w:cs="Calibri" w:cstheme="minorHAnsi"/>
+          <w:b/>
+          <w:bCs/>
+          <w:i/>
+          <w:sz w:val="22"/>
+          <w:szCs w:val="22"/>
+          <w:lang w:val="pt-PT"/>
+        </w:rPr>
+        <w:tab/>
+      </w:r>
+      <w:r>
+        <w:rPr>
+          <w:rFonts w:eastAsia="Calibri" w:cs="Calibri" w:cstheme="minorHAnsi"/>
+          <w:b/>
+          <w:i/>
+          <w:sz w:val="20"/>
+          <w:szCs w:val="20"/>
+          <w:lang w:val="pt-PT"/>
+        </w:rPr>
+        <w:tab/>
+      </w:r>
+      <w:r>
+        <w:rPr>
+          <w:rFonts w:eastAsia="Calibri" w:cs="Calibri" w:ascii="Calibri;serif" w:hAnsi="Calibri;serif" w:cstheme="minorHAnsi"/>
+          <w:b/>
+          <w:i/>
+          <w:color w:val="575A5D"/>
+          <w:sz w:val="16"/>
+          <w:szCs w:val="16"/>
+          <w:lang w:val="pt-PT"/>
+        </w:rPr>
+        <w:t>Estudante/Ajudante:</w:t>
+      </w:r>
+      <w:r>
+        <w:rPr>
+          <w:rFonts w:eastAsia="Calibri" w:cs="Calibri" w:cstheme="minorHAnsi"/>
+          <w:b/>
+          <w:i/>
+          <w:sz w:val="20"/>
+          <w:szCs w:val="20"/>
+          <w:lang w:val="pt-PT"/>
+        </w:rPr>
+        <w:tab/>
+        <w:t xml:space="preserve"> </w:t>
+        <w:tab/>
+        <w:tab/>
+        <w:t>Nome</w:t>
+        <w:tab/>
       </w:r>
     </w:p>
     <w:tbl>
@@ -5900,7 +6672,7 @@
           <w:color w:val="0000FF"/>
           <w:lang w:val="af-ZA" w:bidi="ta-IN"/>
         </w:rPr>
-        <w:t>Cântico 74</w:t>
+        <w:t>Cântico 157</w:t>
       </w:r>
       <w:r>
         <w:rPr>
@@ -5929,130 +6701,172 @@
           <w:b/>
           <w:color w:val="575A5D"/>
         </w:rPr>
-        <w:t>1</w:t>
+        <w:t>10:00</w:t>
+        <w:tab/>
+        <w:t>•</w:t>
       </w:r>
       <w:r>
         <w:rPr>
           <w:rFonts w:eastAsia="Calibri" w:cs="Times New Roman"/>
           <w:b/>
-          <w:color w:val="575A5D"/>
-        </w:rPr>
-        <w:t>5</w:t>
-      </w:r>
+          <w:bCs/>
+          <w:i/>
+          <w:sz w:val="22"/>
+          <w:szCs w:val="22"/>
+          <w:lang w:val="af-ZA" w:bidi="ta-IN"/>
+        </w:rPr>
+        <w:t>7. Não deixe que a sua língua destrua a paz</w:t>
+      </w:r>
+      <w:r>
+        <w:rPr>
+          <w:rFonts w:cs="Calibri" w:cstheme="minorHAnsi"/>
+          <w:sz w:val="22"/>
+          <w:szCs w:val="22"/>
+        </w:rPr>
+        <w:tab/>
+      </w:r>
+      <w:r>
+        <w:rPr>
+          <w:rFonts w:cs="Calibri" w:cstheme="minorHAnsi"/>
+          <w:sz w:val="20"/>
+          <w:szCs w:val="20"/>
+        </w:rPr>
+        <w:tab/>
+      </w:r>
+      <w:r>
+        <w:rPr>
+          <w:rFonts w:eastAsia="Calibri" w:cs="Calibri" w:cstheme="minorHAnsi"/>
+          <w:b/>
+          <w:i/>
+          <w:sz w:val="20"/>
+          <w:szCs w:val="20"/>
+          <w:lang w:val="pt-PT"/>
+        </w:rPr>
+        <w:t xml:space="preserve"> Nome</w:t>
+      </w:r>
+    </w:p>
+    <w:p>
+      <w:pPr>
+        <w:pStyle w:val="Normal"/>
+        <w:spacing w:before="0" w:after="0"/>
+        <w:rPr>
+          <w:rFonts w:ascii="Calibri" w:hAnsi="Calibri" w:eastAsia="Calibri" w:cs="Calibri"/>
+          <w:b/>
+          <w:i/>
+          <w:i/>
+          <w:lang w:val="pt-PT"/>
+        </w:rPr>
+      </w:pPr>
       <w:r>
         <w:rPr>
           <w:rFonts w:eastAsia="Calibri" w:cs="Times New Roman"/>
           <w:b/>
           <w:color w:val="575A5D"/>
         </w:rPr>
-        <w:t>:00</w:t>
-        <w:tab/>
+        <w:t>5:00</w:t>
+        <w:tab/>
+        <w:t>•</w:t>
       </w:r>
       <w:r>
         <w:rPr>
           <w:rFonts w:eastAsia="Calibri" w:cs="Times New Roman"/>
           <w:b/>
-          <w:color w:val="575A5D"/>
-        </w:rPr>
-        <w:t>6.</w:t>
-      </w:r>
+          <w:bCs/>
+          <w:i/>
+          <w:sz w:val="22"/>
+          <w:szCs w:val="22"/>
+          <w:lang w:val="af-ZA" w:bidi="ta-IN"/>
+        </w:rPr>
+        <w:t>não possue esta Parte</w:t>
+      </w:r>
+      <w:r>
+        <w:rPr>
+          <w:rFonts w:cs="Calibri" w:cstheme="minorHAnsi"/>
+          <w:sz w:val="22"/>
+          <w:szCs w:val="22"/>
+        </w:rPr>
+        <w:tab/>
+      </w:r>
+      <w:r>
+        <w:rPr>
+          <w:rFonts w:cs="Calibri" w:cstheme="minorHAnsi"/>
+          <w:sz w:val="20"/>
+          <w:szCs w:val="20"/>
+        </w:rPr>
+        <w:tab/>
+      </w:r>
+      <w:r>
+        <w:rPr>
+          <w:rFonts w:eastAsia="Calibri" w:cs="Calibri" w:cstheme="minorHAnsi"/>
+          <w:b/>
+          <w:i/>
+          <w:sz w:val="20"/>
+          <w:szCs w:val="20"/>
+          <w:lang w:val="pt-PT"/>
+        </w:rPr>
+        <w:t xml:space="preserve"> Nome</w:t>
+      </w:r>
+    </w:p>
+    <w:p>
+      <w:pPr>
+        <w:pStyle w:val="Normal"/>
+        <w:spacing w:before="0" w:after="0"/>
+        <w:rPr>
+          <w:rFonts w:ascii="Calibri" w:hAnsi="Calibri" w:eastAsia="Calibri" w:cs="Calibri"/>
+          <w:b/>
+          <w:i/>
+          <w:i/>
+          <w:lang w:val="pt-PT"/>
+        </w:rPr>
+      </w:pPr>
       <w:r>
         <w:rPr>
           <w:rFonts w:eastAsia="Calibri" w:cs="Times New Roman"/>
           <w:b/>
+          <w:color w:val="575A5D"/>
+        </w:rPr>
+        <w:t>30:00</w:t>
+        <w:tab/>
+        <w:t>•</w:t>
+      </w:r>
+      <w:r>
+        <w:rPr>
+          <w:rFonts w:eastAsia="Calibri" w:cs="Times New Roman"/>
+          <w:b/>
           <w:bCs/>
           <w:i/>
-          <w:sz w:val="24"/>
-          <w:szCs w:val="24"/>
+          <w:sz w:val="22"/>
+          <w:szCs w:val="22"/>
           <w:lang w:val="af-ZA" w:bidi="ta-IN"/>
         </w:rPr>
-        <w:t xml:space="preserve"> Necessidades locais</w:t>
-      </w:r>
-      <w:r>
-        <w:rPr>
-          <w:rFonts w:cs="Calibri" w:cstheme="minorHAnsi"/>
-          <w:sz w:val="20"/>
-          <w:szCs w:val="20"/>
-        </w:rPr>
-        <w:tab/>
-        <w:tab/>
-        <w:tab/>
-        <w:tab/>
-        <w:tab/>
-        <w:tab/>
-        <w:tab/>
-      </w:r>
-      <w:r>
-        <w:rPr>
-          <w:rFonts w:eastAsia="Calibri" w:cs="Calibri" w:cstheme="minorHAnsi"/>
-          <w:b/>
-          <w:i/>
-          <w:sz w:val="20"/>
-          <w:szCs w:val="20"/>
-          <w:lang w:val="pt-PT"/>
-        </w:rPr>
-        <w:t>Luiz Czarnos</w:t>
-      </w:r>
-    </w:p>
-    <w:p>
-      <w:pPr>
-        <w:pStyle w:val="Normal"/>
-        <w:spacing w:before="0" w:after="0"/>
-        <w:rPr>
-          <w:rFonts w:ascii="Calibri" w:hAnsi="Calibri" w:eastAsia="Calibri" w:cs="Calibri"/>
-          <w:b/>
-          <w:i/>
-          <w:i/>
-          <w:lang w:val="pt-PT"/>
-        </w:rPr>
-      </w:pPr>
-      <w:r>
-        <w:rPr>
-          <w:rFonts w:eastAsia="Calibri" w:cs="Times New Roman"/>
-          <w:b/>
-          <w:color w:val="575A5D"/>
-        </w:rPr>
-        <w:t>30:00</w:t>
-        <w:tab/>
-      </w:r>
-      <w:r>
-        <w:rPr>
-          <w:rFonts w:eastAsia="Calibri" w:cs="Times New Roman"/>
-          <w:b/>
-          <w:color w:val="575A5D"/>
-        </w:rPr>
-        <w:t>7.</w:t>
-      </w:r>
-      <w:r>
-        <w:rPr>
-          <w:rFonts w:eastAsia="Calibri" w:cs="Times New Roman"/>
-          <w:b/>
-          <w:bCs/>
-          <w:i/>
-          <w:sz w:val="24"/>
-          <w:szCs w:val="24"/>
-          <w:lang w:val="af-ZA" w:bidi="ta-IN"/>
-        </w:rPr>
-        <w:t xml:space="preserve"> Estudo bíblico de congregação bt cap. 8 §§ 22-24, quadro na p.67</w:t>
-      </w:r>
-      <w:r>
-        <w:rPr>
-          <w:rFonts w:cs="Calibri" w:cstheme="minorHAnsi"/>
-          <w:sz w:val="20"/>
-          <w:szCs w:val="20"/>
-        </w:rPr>
-        <w:tab/>
-      </w:r>
-      <w:r>
-        <w:rPr>
-          <w:rFonts w:eastAsia="Calibri" w:cs="Calibri" w:cstheme="minorHAnsi"/>
-          <w:b/>
-          <w:i/>
-          <w:sz w:val="20"/>
-          <w:szCs w:val="20"/>
-          <w:lang w:val="pt-PT"/>
-        </w:rPr>
-        <w:t>Sandro Gomes/ Fabrio Júlio</w:t>
+        <w:t>8. Estudo bíblico de congregação bt cap. 25 §§ 14-21</w:t>
+      </w:r>
+      <w:r>
+        <w:rPr>
+          <w:rFonts w:cs="Calibri" w:cstheme="minorHAnsi"/>
+          <w:sz w:val="22"/>
+          <w:szCs w:val="22"/>
+        </w:rPr>
+        <w:tab/>
+      </w:r>
+      <w:r>
+        <w:rPr>
+          <w:rFonts w:cs="Calibri" w:cstheme="minorHAnsi"/>
+          <w:sz w:val="20"/>
+          <w:szCs w:val="20"/>
+        </w:rPr>
+        <w:tab/>
+      </w:r>
+      <w:r>
+        <w:rPr>
+          <w:rFonts w:eastAsia="Calibri" w:cs="Calibri" w:cstheme="minorHAnsi"/>
+          <w:b/>
+          <w:i/>
+          <w:sz w:val="20"/>
+          <w:szCs w:val="20"/>
+          <w:lang w:val="pt-PT"/>
+        </w:rPr>
+        <w:t xml:space="preserve"> Nome</w:t>
       </w:r>
     </w:p>
     <w:p>
@@ -6114,7 +6928,7 @@
           <w:color w:val="0000FF"/>
           <w:lang w:val="af-ZA" w:bidi="ta-IN"/>
         </w:rPr>
-        <w:t>Cântico 39 e oração</w:t>
+        <w:t>Cântico novo do congresso de 2025 e oração</w:t>
       </w:r>
       <w:r>
         <w:rPr>
@@ -6156,39 +6970,7 @@
           <w:szCs w:val="20"/>
           <w:lang w:val="pt-PT"/>
         </w:rPr>
-        <w:t>Maurício Cardozo</w:t>
-      </w:r>
-    </w:p>
-    <w:p>
-      <w:pPr>
-        <w:pStyle w:val="Normal"/>
-        <w:spacing w:lineRule="auto" w:line="240" w:beforeAutospacing="1" w:afterAutospacing="1"/>
-        <w:ind w:left="567"/>
-        <w:rPr>
-          <w:rFonts w:ascii="Cambria" w:hAnsi="Cambria" w:eastAsia="Calibri" w:cs="Times New Roman"/>
-          <w:b/>
-          <w:sz w:val="36"/>
-          <w:szCs w:val="36"/>
-        </w:rPr>
-      </w:pPr>
-      <w:r>
-        <w:rPr/>
-      </w:r>
-    </w:p>
-    <w:p>
-      <w:pPr>
-        <w:pStyle w:val="Normal"/>
-        <w:spacing w:lineRule="auto" w:line="240" w:beforeAutospacing="1" w:afterAutospacing="1"/>
-        <w:ind w:left="567"/>
-        <w:rPr>
-          <w:rFonts w:ascii="Cambria" w:hAnsi="Cambria" w:eastAsia="Calibri" w:cs="Times New Roman"/>
-          <w:b/>
-          <w:sz w:val="36"/>
-          <w:szCs w:val="36"/>
-        </w:rPr>
-      </w:pPr>
-      <w:r>
-        <w:rPr/>
+        <w:t xml:space="preserve"> Nome</w:t>
       </w:r>
     </w:p>
     <w:p>
@@ -6307,7 +7089,7 @@
           <w:i/>
           <w:color w:val="FF0000"/>
         </w:rPr>
-        <w:t>29 DE ABRIL–5 DE MAIO</w:t>
+        <w:t>5-11 DE MAIO</w:t>
       </w:r>
       <w:r>
         <w:rPr>
@@ -6327,7 +7109,7 @@
           <w:color w:val="0000FF"/>
           <w:lang w:val="af-ZA" w:bidi="ta-IN"/>
         </w:rPr>
-        <w:t xml:space="preserve">SALMOS 34-35 </w:t>
+        <w:t xml:space="preserve">PROVÉRBIOS 12 </w:t>
       </w:r>
       <w:r>
         <w:rPr>
@@ -6339,6 +7121,7 @@
         <w:tab/>
         <w:tab/>
         <w:tab/>
+        <w:tab/>
       </w:r>
       <w:r>
         <w:rPr>
@@ -6365,7 +7148,7 @@
           <w:szCs w:val="20"/>
           <w:lang w:val="pt-PT"/>
         </w:rPr>
-        <w:t>Rogério Silva</w:t>
+        <w:t xml:space="preserve"> Nome</w:t>
       </w:r>
     </w:p>
     <w:p>
@@ -6405,7 +7188,7 @@
           <w:color w:val="0000FF"/>
           <w:lang w:val="af-ZA" w:bidi="ta-IN"/>
         </w:rPr>
-        <w:t xml:space="preserve">Cântico 10 e oração </w:t>
+        <w:t xml:space="preserve">Cântico 101 e oração </w:t>
       </w:r>
       <w:r>
         <w:rPr>
@@ -6446,7 +7229,7 @@
           <w:szCs w:val="20"/>
           <w:lang w:val="pt-PT"/>
         </w:rPr>
-        <w:t>Marcio Conceição</w:t>
+        <w:t xml:space="preserve"> Nome</w:t>
       </w:r>
     </w:p>
     <w:p>
@@ -6494,9 +7277,9 @@
         <w:tblLook w:firstRow="1" w:noVBand="1" w:lastRow="0" w:firstColumn="1" w:lastColumn="0" w:noHBand="0" w:val="04a0"/>
       </w:tblPr>
       <w:tblGrid>
-        <w:gridCol w:w="5154"/>
+        <w:gridCol w:w="5155"/>
         <w:gridCol w:w="2580"/>
-        <w:gridCol w:w="2516"/>
+        <w:gridCol w:w="2515"/>
       </w:tblGrid>
       <w:tr>
         <w:trPr>
@@ -6504,7 +7287,7 @@
         </w:trPr>
         <w:tc>
           <w:tcPr>
-            <w:tcW w:w="5154" w:type="dxa"/>
+            <w:tcW w:w="5155" w:type="dxa"/>
             <w:tcBorders>
               <w:top w:val="nil"/>
               <w:left w:val="nil"/>
@@ -6538,7 +7321,7 @@
                 <w:szCs w:val="20"/>
                 <w:lang w:val="pt-BR" w:eastAsia="en-US" w:bidi="ar-SA"/>
               </w:rPr>
-              <w:t>TESOUTOS DA TALAVTA DE DEUS</w:t>
+              <w:t>TESOUTOS DA PALAVRA DE DEUS</w:t>
             </w:r>
           </w:p>
         </w:tc>
@@ -6577,7 +7360,7 @@
         </w:tc>
         <w:tc>
           <w:tcPr>
-            <w:tcW w:w="2516" w:type="dxa"/>
+            <w:tcW w:w="2515" w:type="dxa"/>
             <w:tcBorders>
               <w:top w:val="nil"/>
               <w:left w:val="nil"/>
@@ -6630,7 +7413,16 @@
         </w:rPr>
         <w:t xml:space="preserve">10:00    </w:t>
         <w:tab/>
-        <w:t>•</w:t>
+      </w:r>
+      <w:r>
+        <w:rPr>
+          <w:rFonts w:eastAsia="Calibri" w:cs="Calibri" w:cstheme="minorHAnsi"/>
+          <w:b/>
+          <w:color w:val="575A5D"/>
+          <w:sz w:val="20"/>
+          <w:szCs w:val="20"/>
+        </w:rPr>
+        <w:t>1.</w:t>
       </w:r>
       <w:r>
         <w:rPr>
@@ -6649,7 +7441,7 @@
           <w:color w:val="0000FF"/>
           <w:lang w:val="af-ZA" w:bidi="ta-IN"/>
         </w:rPr>
-        <w:t>1. “Vou louvar a Jeová todo o tempo”</w:t>
+        <w:t>1. Vale a pena trabalhar duro</w:t>
       </w:r>
       <w:r>
         <w:rPr>
@@ -6662,18 +7454,17 @@
         <w:tab/>
         <w:tab/>
         <w:tab/>
-        <w:tab/>
-      </w:r>
-      <w:r>
-        <w:rPr>
-          <w:rFonts w:eastAsia="Calibri" w:cs="Calibri" w:cstheme="minorHAnsi"/>
-          <w:b/>
-          <w:i/>
-          <w:sz w:val="20"/>
-          <w:szCs w:val="20"/>
-          <w:lang w:val="pt-PT"/>
-        </w:rPr>
-        <w:t>Marcio Conceição</w:t>
+      </w:r>
+      <w:r>
+        <w:rPr>
+          <w:rFonts w:eastAsia="Calibri" w:cs="Calibri" w:cstheme="minorHAnsi"/>
+          <w:b/>
+          <w:i/>
+          <w:sz w:val="20"/>
+          <w:szCs w:val="20"/>
+          <w:lang w:val="pt-PT"/>
+        </w:rPr>
+        <w:t xml:space="preserve"> Nome</w:t>
       </w:r>
     </w:p>
     <w:p>
@@ -6711,16 +7502,26 @@
       </w:r>
       <w:r>
         <w:rPr>
-          <w:rFonts w:eastAsia="Calibri" w:cs="Calibri" w:cstheme="minorHAnsi"/>
-          <w:b/>
+          <w:rFonts w:cs="Calibri" w:cstheme="minorHAnsi"/>
+          <w:sz w:val="20"/>
+          <w:szCs w:val="20"/>
+        </w:rPr>
+        <w:t xml:space="preserve"> </w:t>
+      </w:r>
+      <w:r>
+        <w:rPr>
+          <w:rFonts w:eastAsia="Calibri" w:cs="Calibri" w:cstheme="minorHAnsi"/>
+          <w:b/>
+          <w:sz w:val="22"/>
+          <w:szCs w:val="22"/>
         </w:rPr>
         <w:t>Encontre</w:t>
       </w:r>
       <w:r>
         <w:rPr>
           <w:rFonts w:cs="Calibri" w:cstheme="minorHAnsi"/>
-          <w:sz w:val="20"/>
-          <w:szCs w:val="20"/>
+          <w:sz w:val="22"/>
+          <w:szCs w:val="22"/>
         </w:rPr>
         <w:t xml:space="preserve"> </w:t>
       </w:r>
@@ -6728,23 +7529,32 @@
         <w:rPr>
           <w:rFonts w:eastAsia="Calibri" w:cs="Calibri" w:cstheme="minorHAnsi"/>
           <w:b/>
+          <w:sz w:val="22"/>
+          <w:szCs w:val="22"/>
         </w:rPr>
         <w:t>joias espirituais</w:t>
         <w:tab/>
-        <w:tab/>
-        <w:tab/>
-        <w:tab/>
-        <w:tab/>
-        <w:tab/>
-      </w:r>
-      <w:r>
-        <w:rPr>
-          <w:rFonts w:eastAsia="Calibri" w:cs="Calibri" w:cstheme="minorHAnsi"/>
-          <w:b/>
-          <w:i/>
-          <w:lang w:val="pt-PT"/>
-        </w:rPr>
-        <w:t>Moises Figueiró</w:t>
+      </w:r>
+      <w:r>
+        <w:rPr>
+          <w:rFonts w:eastAsia="Calibri" w:cs="Calibri" w:cstheme="minorHAnsi"/>
+          <w:b/>
+        </w:rPr>
+        <w:tab/>
+        <w:tab/>
+        <w:tab/>
+        <w:tab/>
+      </w:r>
+      <w:r>
+        <w:rPr>
+          <w:rFonts w:eastAsia="Calibri" w:cs="Calibri" w:cstheme="minorHAnsi"/>
+          <w:b/>
+          <w:i/>
+          <w:sz w:val="20"/>
+          <w:szCs w:val="20"/>
+          <w:lang w:val="pt-PT"/>
+        </w:rPr>
+        <w:t xml:space="preserve"> Nome</w:t>
       </w:r>
     </w:p>
     <w:p>
@@ -6786,7 +7596,7 @@
           <w:szCs w:val="20"/>
           <w:lang w:val="pt-BR" w:eastAsia="en-US" w:bidi="ar-SA"/>
         </w:rPr>
-        <w:t>Sal. 35:19 — O que significa o pedido de Davi de não deixar quem o odiava piscar o olho? (w06 15/5 20 § 1)</w:t>
+        <w:t>Pro. 12:16 — Como o princípio nesse versículo pode ajudar uma pessoa a ser forte ao passar por problemas? (ijwyp artigo 95 §§ 10-11)</w:t>
       </w:r>
       <w:r>
         <w:rPr>
@@ -6823,15 +7633,38 @@
           <w:rFonts w:eastAsia="Calibri" w:cs="Times New Roman"/>
           <w:b/>
           <w:color w:val="575A5D"/>
-        </w:rPr>
-        <w:t>3.</w:t>
-      </w:r>
-      <w:r>
-        <w:rPr>
-          <w:rFonts w:eastAsia="Calibri" w:cs="Calibri" w:cstheme="minorHAnsi"/>
-          <w:b/>
-        </w:rPr>
-        <w:t xml:space="preserve"> Leitura da Bíblia</w:t>
+          <w:sz w:val="20"/>
+          <w:szCs w:val="20"/>
+        </w:rPr>
+        <w:t>3</w:t>
+      </w:r>
+      <w:r>
+        <w:rPr>
+          <w:rFonts w:eastAsia="Calibri" w:cs="Calibri" w:cstheme="minorHAnsi"/>
+          <w:b/>
+          <w:color w:val="575A5D"/>
+          <w:kern w:val="0"/>
+          <w:sz w:val="20"/>
+          <w:szCs w:val="20"/>
+          <w:lang w:val="pt-BR" w:eastAsia="en-US" w:bidi="ar-SA"/>
+        </w:rPr>
+        <w:t>.</w:t>
+      </w:r>
+      <w:r>
+        <w:rPr>
+          <w:rFonts w:eastAsia="Calibri" w:cs="Calibri" w:cstheme="minorHAnsi"/>
+          <w:b/>
+          <w:sz w:val="20"/>
+          <w:szCs w:val="20"/>
+        </w:rPr>
+        <w:t xml:space="preserve"> </w:t>
+      </w:r>
+      <w:r>
+        <w:rPr>
+          <w:rFonts w:eastAsia="Calibri" w:cs="Calibri" w:cstheme="minorHAnsi"/>
+          <w:b/>
+        </w:rPr>
+        <w:t>Leitura da Bíblia</w:t>
       </w:r>
       <w:r>
         <w:rPr>
@@ -6860,30 +7693,48 @@
           <w:color w:val="0000FF"/>
           <w:lang w:val="af-ZA" w:bidi="ta-IN"/>
         </w:rPr>
-        <w:t xml:space="preserve"> Sal. 34:1-22 (th lição 5)</w:t>
-      </w:r>
-      <w:r>
-        <w:rPr>
-          <w:rFonts w:cs="Calibri" w:cstheme="minorHAnsi"/>
-          <w:sz w:val="20"/>
-          <w:szCs w:val="20"/>
-        </w:rPr>
-        <w:tab/>
-        <w:tab/>
-        <w:tab/>
-        <w:tab/>
-        <w:tab/>
-      </w:r>
-      <w:r>
-        <w:rPr>
-          <w:rFonts w:eastAsia="Calibri" w:cs="Calibri" w:cstheme="minorHAnsi"/>
-          <w:b/>
-          <w:i/>
-          <w:sz w:val="20"/>
-          <w:szCs w:val="20"/>
-          <w:lang w:val="pt-PT"/>
-        </w:rPr>
-        <w:t>Rodrigo Ng</w:t>
+        <w:t xml:space="preserve"> Pro. 12:1-20 (th lição 5)</w:t>
+      </w:r>
+      <w:r>
+        <w:rPr>
+          <w:rFonts w:cs="Calibri" w:cstheme="minorHAnsi"/>
+          <w:sz w:val="20"/>
+          <w:szCs w:val="20"/>
+        </w:rPr>
+        <w:tab/>
+      </w:r>
+      <w:r>
+        <w:rPr>
+          <w:rFonts w:cs="Calibri" w:ascii="Calibri;serif" w:hAnsi="Calibri;serif" w:cstheme="minorHAnsi"/>
+          <w:b/>
+          <w:color w:val="575A5D"/>
+          <w:sz w:val="16"/>
+          <w:szCs w:val="16"/>
+        </w:rPr>
+        <w:t>Estudante:</w:t>
+      </w:r>
+      <w:r>
+        <w:rPr>
+          <w:rFonts w:cs="Calibri" w:cstheme="minorHAnsi"/>
+          <w:sz w:val="20"/>
+          <w:szCs w:val="20"/>
+        </w:rPr>
+        <w:tab/>
+        <w:tab/>
+        <w:tab/>
+        <w:tab/>
+        <w:tab/>
+      </w:r>
+      <w:r>
+        <w:rPr>
+          <w:rFonts w:eastAsia="Calibri" w:cs="Calibri" w:cstheme="minorHAnsi"/>
+          <w:b/>
+          <w:i/>
+          <w:sz w:val="20"/>
+          <w:szCs w:val="20"/>
+          <w:lang w:val="pt-PT"/>
+        </w:rPr>
+        <w:t xml:space="preserve"> Nome</w:t>
       </w:r>
     </w:p>
     <w:tbl>
@@ -6946,7 +7797,7 @@
                 <w:szCs w:val="20"/>
                 <w:lang w:val="pt-BR" w:eastAsia="en-US" w:bidi="ar-SA"/>
               </w:rPr>
-              <w:t>FAÇA SEU MELHOT NO MINISTÉTIO</w:t>
+              <w:t>FAÇA SEU MELHOR NO MINISTÉRIO</w:t>
             </w:r>
           </w:p>
         </w:tc>
@@ -7034,15 +7885,7 @@
           <w:b/>
           <w:color w:val="575A5D"/>
         </w:rPr>
-        <w:t>2</w:t>
-      </w:r>
-      <w:r>
-        <w:rPr>
-          <w:rFonts w:eastAsia="Calibri" w:cs="Calibri" w:cstheme="minorHAnsi"/>
-          <w:b/>
-          <w:color w:val="575A5D"/>
-        </w:rPr>
-        <w:t>:00</w:t>
+        <w:t>3:00</w:t>
       </w:r>
       <w:r>
         <w:rPr>
@@ -7061,6 +7904,17 @@
           <w:szCs w:val="20"/>
         </w:rPr>
         <w:t>4.</w:t>
+      </w:r>
+      <w:r>
+        <w:rPr>
+          <w:rFonts w:eastAsia="Calibri" w:cs="Calibri" w:cstheme="minorHAnsi"/>
+          <w:b/>
+          <w:bCs/>
+          <w:color w:val="575A5D"/>
+          <w:sz w:val="20"/>
+          <w:szCs w:val="20"/>
+        </w:rPr>
+        <w:t xml:space="preserve"> </w:t>
       </w:r>
       <w:r>
         <w:rPr>
@@ -7069,46 +7923,58 @@
           <w:bCs/>
           <w:color w:val="auto"/>
           <w:kern w:val="0"/>
-          <w:sz w:val="20"/>
-          <w:szCs w:val="20"/>
+          <w:sz w:val="22"/>
+          <w:szCs w:val="22"/>
           <w:lang w:val="pt-BR" w:eastAsia="en-US" w:bidi="ar-SA"/>
         </w:rPr>
-        <w:t xml:space="preserve"> Iniciando conversas</w:t>
-      </w:r>
-      <w:r>
-        <w:rPr>
-          <w:rFonts w:cs="Calibri" w:cstheme="minorHAnsi"/>
-          <w:sz w:val="20"/>
-          <w:szCs w:val="20"/>
-        </w:rPr>
-        <w:tab/>
-        <w:tab/>
-        <w:tab/>
-        <w:tab/>
-        <w:tab/>
-        <w:tab/>
-        <w:tab/>
-      </w:r>
-      <w:r>
-        <w:rPr>
-          <w:rFonts w:cs="Calibri" w:cstheme="minorHAnsi"/>
-          <w:b/>
-          <w:bCs/>
-          <w:sz w:val="20"/>
-          <w:szCs w:val="20"/>
-        </w:rPr>
-        <w:t>D</w:t>
-      </w:r>
-      <w:r>
-        <w:rPr>
-          <w:rFonts w:eastAsia="Calibri" w:cs="Calibri" w:cstheme="minorHAnsi"/>
-          <w:b/>
-          <w:i/>
-          <w:sz w:val="20"/>
-          <w:szCs w:val="20"/>
-          <w:lang w:val="pt-PT"/>
-        </w:rPr>
-        <w:t>aiana Marques / Sandra Regina</w:t>
+        <w:t>4. Iniciando conversas</w:t>
+      </w:r>
+      <w:r>
+        <w:rPr>
+          <w:rFonts w:cs="Calibri" w:cstheme="minorHAnsi"/>
+          <w:sz w:val="22"/>
+          <w:szCs w:val="22"/>
+        </w:rPr>
+        <w:tab/>
+      </w:r>
+      <w:r>
+        <w:rPr>
+          <w:rFonts w:cs="Calibri" w:cstheme="minorHAnsi"/>
+          <w:sz w:val="20"/>
+          <w:szCs w:val="20"/>
+        </w:rPr>
+        <w:tab/>
+      </w:r>
+      <w:r>
+        <w:rPr>
+          <w:rFonts w:cs="Calibri" w:ascii="Calibri;serif" w:hAnsi="Calibri;serif" w:cstheme="minorHAnsi"/>
+          <w:b/>
+          <w:color w:val="575A5D"/>
+          <w:sz w:val="16"/>
+          <w:szCs w:val="16"/>
+        </w:rPr>
+        <w:t>Estudante/Ajudante:</w:t>
+      </w:r>
+      <w:r>
+        <w:rPr>
+          <w:rFonts w:cs="Calibri" w:cstheme="minorHAnsi"/>
+          <w:sz w:val="20"/>
+          <w:szCs w:val="20"/>
+        </w:rPr>
+        <w:tab/>
+        <w:tab/>
+        <w:tab/>
+      </w:r>
+      <w:r>
+        <w:rPr>
+          <w:rFonts w:eastAsia="Calibri" w:cs="Calibri" w:cstheme="minorHAnsi"/>
+          <w:b/>
+          <w:i/>
+          <w:sz w:val="20"/>
+          <w:szCs w:val="20"/>
+          <w:lang w:val="pt-PT"/>
+        </w:rPr>
+        <w:t>Nome</w:t>
       </w:r>
     </w:p>
     <w:p>
@@ -7145,7 +8011,7 @@
           <w:sz w:val="20"/>
           <w:szCs w:val="20"/>
         </w:rPr>
-        <w:t>5.</w:t>
+        <w:t xml:space="preserve">5. </w:t>
       </w:r>
       <w:r>
         <w:rPr>
@@ -7154,26 +8020,95 @@
           <w:bCs/>
           <w:color w:val="auto"/>
           <w:kern w:val="0"/>
-          <w:sz w:val="20"/>
-          <w:szCs w:val="20"/>
+          <w:sz w:val="22"/>
+          <w:szCs w:val="22"/>
           <w:lang w:val="pt-BR" w:eastAsia="en-US" w:bidi="ar-SA"/>
         </w:rPr>
-        <w:t xml:space="preserve"> Cultivando o interesse</w:t>
-      </w:r>
-      <w:r>
-        <w:rPr>
-          <w:rFonts w:cs="Calibri" w:cstheme="minorHAnsi"/>
-          <w:sz w:val="20"/>
-          <w:szCs w:val="20"/>
-        </w:rPr>
-        <w:tab/>
-        <w:tab/>
-        <w:t xml:space="preserve"> </w:t>
-        <w:tab/>
-        <w:tab/>
-        <w:tab/>
-        <w:tab/>
-        <w:tab/>
+        <w:t>5. Iniciando conversas</w:t>
+      </w:r>
+      <w:r>
+        <w:rPr>
+          <w:rFonts w:cs="Calibri" w:cstheme="minorHAnsi"/>
+          <w:sz w:val="22"/>
+          <w:szCs w:val="22"/>
+        </w:rPr>
+        <w:tab/>
+      </w:r>
+      <w:r>
+        <w:rPr>
+          <w:rFonts w:cs="Calibri" w:cstheme="minorHAnsi"/>
+          <w:sz w:val="20"/>
+          <w:szCs w:val="20"/>
+        </w:rPr>
+        <w:tab/>
+      </w:r>
+      <w:r>
+        <w:rPr>
+          <w:rFonts w:cs="Calibri" w:ascii="Calibri;serif" w:hAnsi="Calibri;serif" w:cstheme="minorHAnsi"/>
+          <w:b/>
+          <w:color w:val="575A5D"/>
+          <w:sz w:val="16"/>
+          <w:szCs w:val="16"/>
+        </w:rPr>
+        <w:t>Estudante/Ajudante:</w:t>
+      </w:r>
+      <w:r>
+        <w:rPr>
+          <w:rFonts w:cs="Calibri" w:cstheme="minorHAnsi"/>
+          <w:sz w:val="20"/>
+          <w:szCs w:val="20"/>
+        </w:rPr>
+        <w:tab/>
+        <w:tab/>
+        <w:tab/>
+      </w:r>
+      <w:r>
+        <w:rPr>
+          <w:rFonts w:eastAsia="Calibri" w:cs="Calibri" w:cstheme="minorHAnsi"/>
+          <w:b/>
+          <w:i/>
+          <w:sz w:val="20"/>
+          <w:szCs w:val="20"/>
+          <w:lang w:val="pt-PT"/>
+        </w:rPr>
+        <w:t>Nome</w:t>
+      </w:r>
+    </w:p>
+    <w:p>
+      <w:pPr>
+        <w:pStyle w:val="Normal"/>
+        <w:spacing w:before="0" w:after="0"/>
+        <w:rPr>
+          <w:rFonts w:cs="Calibri" w:cstheme="minorHAnsi"/>
+          <w:sz w:val="20"/>
+          <w:szCs w:val="20"/>
+        </w:rPr>
+      </w:pPr>
+      <w:r>
+        <w:rPr>
+          <w:rFonts w:eastAsia="Calibri" w:cs="Calibri" w:cstheme="minorHAnsi"/>
+          <w:b/>
+          <w:color w:val="575A5D"/>
+        </w:rPr>
+        <w:t>5:00</w:t>
+      </w:r>
+      <w:r>
+        <w:rPr>
+          <w:rFonts w:cs="Calibri" w:cstheme="minorHAnsi"/>
+          <w:sz w:val="20"/>
+          <w:szCs w:val="20"/>
+        </w:rPr>
+        <w:tab/>
+      </w:r>
+      <w:r>
+        <w:rPr>
+          <w:rFonts w:eastAsia="Calibri" w:cs="Calibri" w:cstheme="minorHAnsi"/>
+          <w:b/>
+          <w:color w:val="575A5D"/>
+          <w:sz w:val="20"/>
+          <w:szCs w:val="20"/>
+        </w:rPr>
+        <w:t xml:space="preserve">6. </w:t>
       </w:r>
       <w:r>
         <w:rPr>
@@ -7182,11 +8117,60 @@
           <w:bCs/>
           <w:color w:val="auto"/>
           <w:kern w:val="0"/>
-          <w:sz w:val="20"/>
-          <w:szCs w:val="20"/>
+          <w:sz w:val="22"/>
+          <w:szCs w:val="22"/>
           <w:lang w:val="pt-BR" w:eastAsia="en-US" w:bidi="ar-SA"/>
         </w:rPr>
-        <w:t>Evelyn Lopes / Jesuslene Lobo</w:t>
+        <w:t>6. Cultivando o interesse</w:t>
+      </w:r>
+      <w:r>
+        <w:rPr>
+          <w:rFonts w:cs="Calibri" w:cstheme="minorHAnsi"/>
+          <w:b/>
+          <w:bCs/>
+          <w:sz w:val="22"/>
+          <w:szCs w:val="22"/>
+        </w:rPr>
+        <w:tab/>
+      </w:r>
+      <w:r>
+        <w:rPr>
+          <w:rFonts w:cs="Calibri" w:cstheme="minorHAnsi"/>
+          <w:sz w:val="20"/>
+          <w:szCs w:val="20"/>
+        </w:rPr>
+        <w:tab/>
+      </w:r>
+      <w:r>
+        <w:rPr>
+          <w:rFonts w:cs="Calibri" w:ascii="Calibri;serif" w:hAnsi="Calibri;serif" w:cstheme="minorHAnsi"/>
+          <w:b/>
+          <w:color w:val="575A5D"/>
+          <w:sz w:val="16"/>
+          <w:szCs w:val="16"/>
+        </w:rPr>
+        <w:t>Estudante/Ajudante:</w:t>
+      </w:r>
+      <w:r>
+        <w:rPr>
+          <w:rFonts w:cs="Calibri" w:cstheme="minorHAnsi"/>
+          <w:sz w:val="20"/>
+          <w:szCs w:val="20"/>
+        </w:rPr>
+        <w:tab/>
+        <w:tab/>
+        <w:tab/>
+      </w:r>
+      <w:r>
+        <w:rPr>
+          <w:rFonts w:eastAsia="Calibri" w:cs="Calibri" w:cstheme="minorHAnsi"/>
+          <w:b/>
+          <w:i/>
+          <w:sz w:val="20"/>
+          <w:szCs w:val="20"/>
+          <w:lang w:val="pt-PT"/>
+        </w:rPr>
+        <w:t>Nome</w:t>
       </w:r>
     </w:p>
     <w:p>
@@ -7203,84 +8187,114 @@
         <w:rPr>
           <w:rFonts w:eastAsia="Calibri" w:cs="Calibri" w:cstheme="minorHAnsi"/>
           <w:b/>
-          <w:color w:val="575A5D"/>
+          <w:i/>
+          <w:color w:val="575A5D"/>
+          <w:sz w:val="20"/>
+          <w:szCs w:val="20"/>
+          <w:lang w:val="pt-PT"/>
         </w:rPr>
         <w:t>5:00</w:t>
       </w:r>
       <w:r>
         <w:rPr>
-          <w:rFonts w:cs="Calibri" w:cstheme="minorHAnsi"/>
-          <w:sz w:val="20"/>
-          <w:szCs w:val="20"/>
-        </w:rPr>
-        <w:tab/>
-      </w:r>
-      <w:r>
-        <w:rPr>
-          <w:rFonts w:eastAsia="Calibri" w:cs="Calibri" w:cstheme="minorHAnsi"/>
-          <w:b/>
-          <w:color w:val="575A5D"/>
-          <w:sz w:val="20"/>
-          <w:szCs w:val="20"/>
-        </w:rPr>
-        <w:t>6.</w:t>
+          <w:rFonts w:eastAsia="Calibri" w:cs="Calibri" w:cstheme="minorHAnsi"/>
+          <w:b/>
+          <w:i/>
+          <w:sz w:val="20"/>
+          <w:szCs w:val="20"/>
+          <w:lang w:val="pt-PT"/>
+        </w:rPr>
+        <w:tab/>
+      </w:r>
+      <w:r>
+        <w:rPr>
+          <w:rFonts w:eastAsia="Calibri" w:cs="Calibri" w:cstheme="minorHAnsi"/>
+          <w:b/>
+          <w:i/>
+          <w:color w:val="575A5D"/>
+          <w:kern w:val="0"/>
+          <w:sz w:val="20"/>
+          <w:szCs w:val="20"/>
+          <w:lang w:val="pt-BR" w:eastAsia="en-US" w:bidi="ar-SA"/>
+        </w:rPr>
+        <w:t>7.</w:t>
+      </w:r>
+      <w:r>
+        <w:rPr>
+          <w:rFonts w:eastAsia="Calibri" w:cs="Calibri" w:cstheme="minorHAnsi"/>
+          <w:b/>
+          <w:i/>
+          <w:color w:val="575A5D"/>
+          <w:sz w:val="20"/>
+          <w:szCs w:val="20"/>
+          <w:lang w:val="pt-PT"/>
+        </w:rPr>
+        <w:t xml:space="preserve"> </w:t>
       </w:r>
       <w:r>
         <w:rPr>
           <w:rFonts w:eastAsia="Calibri" w:cs="Calibri" w:cstheme="minorHAnsi"/>
           <w:b/>
           <w:bCs/>
+          <w:i/>
           <w:color w:val="auto"/>
           <w:kern w:val="0"/>
-          <w:sz w:val="20"/>
-          <w:szCs w:val="20"/>
+          <w:sz w:val="22"/>
+          <w:szCs w:val="22"/>
           <w:lang w:val="pt-BR" w:eastAsia="en-US" w:bidi="ar-SA"/>
         </w:rPr>
-        <w:t xml:space="preserve"> Explicando suas crenças</w:t>
-      </w:r>
-      <w:r>
-        <w:rPr>
-          <w:rFonts w:cs="Calibri" w:cstheme="minorHAnsi"/>
+        <w:t>7. Explicando suas crenças</w:t>
+      </w:r>
+      <w:r>
+        <w:rPr>
+          <w:rFonts w:eastAsia="Calibri" w:cs="Calibri" w:cstheme="minorHAnsi"/>
           <w:b/>
           <w:bCs/>
-          <w:sz w:val="20"/>
-          <w:szCs w:val="20"/>
-        </w:rPr>
-        <w:tab/>
-      </w:r>
-      <w:r>
-        <w:rPr>
-          <w:rFonts w:cs="Calibri" w:cstheme="minorHAnsi"/>
-          <w:sz w:val="20"/>
-          <w:szCs w:val="20"/>
+          <w:i/>
+          <w:sz w:val="22"/>
+          <w:szCs w:val="22"/>
+          <w:lang w:val="pt-PT"/>
+        </w:rPr>
+        <w:tab/>
+      </w:r>
+      <w:r>
+        <w:rPr>
+          <w:rFonts w:eastAsia="Calibri" w:cs="Calibri" w:cstheme="minorHAnsi"/>
+          <w:b/>
+          <w:i/>
+          <w:sz w:val="20"/>
+          <w:szCs w:val="20"/>
+          <w:lang w:val="pt-PT"/>
+        </w:rPr>
+        <w:tab/>
+      </w:r>
+      <w:r>
+        <w:rPr>
+          <w:rFonts w:eastAsia="Calibri" w:cs="Calibri" w:ascii="Calibri;serif" w:hAnsi="Calibri;serif" w:cstheme="minorHAnsi"/>
+          <w:b/>
+          <w:i/>
+          <w:color w:val="575A5D"/>
+          <w:sz w:val="16"/>
+          <w:szCs w:val="16"/>
+          <w:lang w:val="pt-PT"/>
+        </w:rPr>
+        <w:t>Estudante/Ajudante:</w:t>
+      </w:r>
+      <w:r>
+        <w:rPr>
+          <w:rFonts w:eastAsia="Calibri" w:cs="Calibri" w:cstheme="minorHAnsi"/>
+          <w:b/>
+          <w:i/>
+          <w:sz w:val="20"/>
+          <w:szCs w:val="20"/>
+          <w:lang w:val="pt-PT"/>
         </w:rPr>
         <w:tab/>
         <w:t xml:space="preserve"> </w:t>
         <w:tab/>
         <w:tab/>
-        <w:tab/>
-        <w:tab/>
-      </w:r>
-      <w:r>
-        <w:rPr>
-          <w:rFonts w:cs="Calibri" w:cstheme="minorHAnsi"/>
-          <w:b/>
-          <w:bCs/>
-          <w:sz w:val="20"/>
-          <w:szCs w:val="20"/>
-        </w:rPr>
-        <w:t>G</w:t>
-      </w:r>
-      <w:r>
-        <w:rPr>
-          <w:rFonts w:eastAsia="Calibri" w:cs="Calibri" w:cstheme="minorHAnsi"/>
-          <w:b/>
-          <w:i/>
-          <w:sz w:val="20"/>
-          <w:szCs w:val="20"/>
-          <w:lang w:val="pt-PT"/>
-        </w:rPr>
-        <w:t>laucia Gomes / Alyson Gomes</w:t>
+        <w:t>Nome</w:t>
+        <w:tab/>
       </w:r>
     </w:p>
     <w:tbl>
@@ -7342,7 +8356,7 @@
                 <w:szCs w:val="20"/>
                 <w:lang w:val="pt-BR" w:eastAsia="en-US" w:bidi="ar-SA"/>
               </w:rPr>
-              <w:t>NOSSA VIDA CTISTÃ</w:t>
+              <w:t>NOSSA VIDA CRISTÃ</w:t>
             </w:r>
           </w:p>
         </w:tc>
@@ -7409,7 +8423,7 @@
           <w:color w:val="0000FF"/>
           <w:lang w:val="af-ZA" w:bidi="ta-IN"/>
         </w:rPr>
-        <w:t>Cântico 59</w:t>
+        <w:t>Cântico 21</w:t>
       </w:r>
       <w:r>
         <w:rPr>
@@ -7438,139 +8452,172 @@
           <w:b/>
           <w:color w:val="575A5D"/>
         </w:rPr>
-        <w:t>1</w:t>
+        <w:t>10:00</w:t>
+        <w:tab/>
+        <w:t>•</w:t>
       </w:r>
       <w:r>
         <w:rPr>
           <w:rFonts w:eastAsia="Calibri" w:cs="Times New Roman"/>
           <w:b/>
-          <w:color w:val="575A5D"/>
-        </w:rPr>
-        <w:t>5</w:t>
-      </w:r>
+          <w:bCs/>
+          <w:i/>
+          <w:sz w:val="22"/>
+          <w:szCs w:val="22"/>
+          <w:lang w:val="af-ZA" w:bidi="ta-IN"/>
+        </w:rPr>
+        <w:t>8. Como enfrentar problemas financeiros com a ajuda de Jeová</w:t>
+      </w:r>
+      <w:r>
+        <w:rPr>
+          <w:rFonts w:cs="Calibri" w:cstheme="minorHAnsi"/>
+          <w:sz w:val="22"/>
+          <w:szCs w:val="22"/>
+        </w:rPr>
+        <w:tab/>
+      </w:r>
+      <w:r>
+        <w:rPr>
+          <w:rFonts w:cs="Calibri" w:cstheme="minorHAnsi"/>
+          <w:sz w:val="20"/>
+          <w:szCs w:val="20"/>
+        </w:rPr>
+        <w:tab/>
+      </w:r>
+      <w:r>
+        <w:rPr>
+          <w:rFonts w:eastAsia="Calibri" w:cs="Calibri" w:cstheme="minorHAnsi"/>
+          <w:b/>
+          <w:i/>
+          <w:sz w:val="20"/>
+          <w:szCs w:val="20"/>
+          <w:lang w:val="pt-PT"/>
+        </w:rPr>
+        <w:t xml:space="preserve"> Nome</w:t>
+      </w:r>
+    </w:p>
+    <w:p>
+      <w:pPr>
+        <w:pStyle w:val="Normal"/>
+        <w:spacing w:before="0" w:after="0"/>
+        <w:rPr>
+          <w:rFonts w:ascii="Calibri" w:hAnsi="Calibri" w:eastAsia="Calibri" w:cs="Calibri"/>
+          <w:b/>
+          <w:i/>
+          <w:i/>
+          <w:lang w:val="pt-PT"/>
+        </w:rPr>
+      </w:pPr>
       <w:r>
         <w:rPr>
           <w:rFonts w:eastAsia="Calibri" w:cs="Times New Roman"/>
           <w:b/>
           <w:color w:val="575A5D"/>
         </w:rPr>
-        <w:t>:00</w:t>
-        <w:tab/>
+        <w:t>5:00</w:t>
+        <w:tab/>
+        <w:t>•</w:t>
       </w:r>
       <w:r>
         <w:rPr>
           <w:rFonts w:eastAsia="Calibri" w:cs="Times New Roman"/>
           <w:b/>
-          <w:color w:val="575A5D"/>
-        </w:rPr>
-        <w:t>7.</w:t>
-      </w:r>
+          <w:bCs/>
+          <w:i/>
+          <w:sz w:val="22"/>
+          <w:szCs w:val="22"/>
+          <w:lang w:val="af-ZA" w:bidi="ta-IN"/>
+        </w:rPr>
+        <w:t>não possue esta Parte</w:t>
+      </w:r>
+      <w:r>
+        <w:rPr>
+          <w:rFonts w:cs="Calibri" w:cstheme="minorHAnsi"/>
+          <w:sz w:val="22"/>
+          <w:szCs w:val="22"/>
+        </w:rPr>
+        <w:tab/>
+      </w:r>
+      <w:r>
+        <w:rPr>
+          <w:rFonts w:cs="Calibri" w:cstheme="minorHAnsi"/>
+          <w:sz w:val="20"/>
+          <w:szCs w:val="20"/>
+        </w:rPr>
+        <w:tab/>
+      </w:r>
+      <w:r>
+        <w:rPr>
+          <w:rFonts w:eastAsia="Calibri" w:cs="Calibri" w:cstheme="minorHAnsi"/>
+          <w:b/>
+          <w:i/>
+          <w:sz w:val="20"/>
+          <w:szCs w:val="20"/>
+          <w:lang w:val="pt-PT"/>
+        </w:rPr>
+        <w:t xml:space="preserve"> Nome</w:t>
+      </w:r>
+    </w:p>
+    <w:p>
+      <w:pPr>
+        <w:pStyle w:val="Normal"/>
+        <w:spacing w:before="0" w:after="0"/>
+        <w:rPr>
+          <w:rFonts w:ascii="Calibri" w:hAnsi="Calibri" w:eastAsia="Calibri" w:cs="Calibri"/>
+          <w:b/>
+          <w:i/>
+          <w:i/>
+          <w:lang w:val="pt-PT"/>
+        </w:rPr>
+      </w:pPr>
       <w:r>
         <w:rPr>
           <w:rFonts w:eastAsia="Calibri" w:cs="Times New Roman"/>
           <w:b/>
+          <w:color w:val="575A5D"/>
+        </w:rPr>
+        <w:t>30:00</w:t>
+        <w:tab/>
+        <w:t>•</w:t>
+      </w:r>
+      <w:r>
+        <w:rPr>
+          <w:rFonts w:eastAsia="Calibri" w:cs="Times New Roman"/>
+          <w:b/>
           <w:bCs/>
           <w:i/>
-          <w:sz w:val="24"/>
-          <w:szCs w:val="24"/>
+          <w:sz w:val="22"/>
+          <w:szCs w:val="22"/>
           <w:lang w:val="af-ZA" w:bidi="ta-IN"/>
         </w:rPr>
-        <w:t xml:space="preserve"> Três formas de louvar a Jeová nas reuniões</w:t>
-      </w:r>
-      <w:r>
-        <w:rPr>
-          <w:rFonts w:cs="Calibri" w:cstheme="minorHAnsi"/>
-          <w:sz w:val="20"/>
-          <w:szCs w:val="20"/>
-        </w:rPr>
-        <w:tab/>
-        <w:tab/>
-        <w:tab/>
-        <w:tab/>
-      </w:r>
-      <w:r>
-        <w:rPr>
-          <w:rFonts w:eastAsia="Calibri" w:cs="Calibri" w:cstheme="minorHAnsi"/>
-          <w:b/>
-          <w:bCs/>
-          <w:color w:val="auto"/>
-          <w:kern w:val="0"/>
-          <w:sz w:val="20"/>
-          <w:szCs w:val="20"/>
-          <w:lang w:val="pt-BR" w:eastAsia="en-US" w:bidi="ar-SA"/>
-        </w:rPr>
-        <w:t>Antônio Neto</w:t>
-      </w:r>
-    </w:p>
-    <w:p>
-      <w:pPr>
-        <w:pStyle w:val="Normal"/>
-        <w:spacing w:before="0" w:after="0"/>
-        <w:rPr>
-          <w:rFonts w:ascii="Calibri" w:hAnsi="Calibri" w:eastAsia="Calibri" w:cs="Calibri"/>
-          <w:b/>
-          <w:i/>
-          <w:i/>
-          <w:lang w:val="pt-PT"/>
-        </w:rPr>
-      </w:pPr>
-      <w:r>
-        <w:rPr>
-          <w:rFonts w:eastAsia="Calibri" w:cs="Times New Roman"/>
-          <w:b/>
-          <w:color w:val="575A5D"/>
-        </w:rPr>
-        <w:t>30:00</w:t>
-        <w:tab/>
-      </w:r>
-      <w:r>
-        <w:rPr>
-          <w:rFonts w:eastAsia="Calibri" w:cs="Times New Roman"/>
-          <w:b/>
-          <w:color w:val="575A5D"/>
-        </w:rPr>
-        <w:t>8.</w:t>
-      </w:r>
-      <w:r>
-        <w:rPr>
-          <w:rFonts w:eastAsia="Calibri" w:cs="Times New Roman"/>
-          <w:b/>
-          <w:bCs/>
-          <w:i/>
-          <w:sz w:val="24"/>
-          <w:szCs w:val="24"/>
-          <w:lang w:val="af-ZA" w:bidi="ta-IN"/>
-        </w:rPr>
-        <w:t xml:space="preserve"> Estudo bíblico de congregação bt cap. 9 §§ 1-7, introdução da seção 3 e quadro na p.70</w:t>
-      </w:r>
-      <w:r>
-        <w:rPr>
-          <w:rFonts w:cs="Calibri" w:cstheme="minorHAnsi"/>
-          <w:sz w:val="20"/>
-          <w:szCs w:val="20"/>
-        </w:rPr>
-        <w:tab/>
-        <w:tab/>
-        <w:tab/>
-        <w:tab/>
-        <w:tab/>
-        <w:tab/>
-        <w:tab/>
-        <w:tab/>
-        <w:tab/>
-        <w:tab/>
-        <w:tab/>
-      </w:r>
-      <w:r>
-        <w:rPr>
-          <w:rFonts w:eastAsia="Calibri" w:cs="Calibri" w:cstheme="minorHAnsi"/>
-          <w:b/>
-          <w:i/>
-          <w:sz w:val="20"/>
-          <w:szCs w:val="20"/>
-          <w:lang w:val="pt-PT"/>
-        </w:rPr>
-        <w:t>Luiz Czarnos /José Carlos Queiroz</w:t>
+        <w:t>9. Estudo bíblico de congregação bt cap. 26 §§ 1-8, quadros nas pp. 204, 208</w:t>
+      </w:r>
+      <w:r>
+        <w:rPr>
+          <w:rFonts w:cs="Calibri" w:cstheme="minorHAnsi"/>
+          <w:sz w:val="22"/>
+          <w:szCs w:val="22"/>
+        </w:rPr>
+        <w:tab/>
+      </w:r>
+      <w:r>
+        <w:rPr>
+          <w:rFonts w:cs="Calibri" w:cstheme="minorHAnsi"/>
+          <w:sz w:val="20"/>
+          <w:szCs w:val="20"/>
+        </w:rPr>
+        <w:tab/>
+      </w:r>
+      <w:r>
+        <w:rPr>
+          <w:rFonts w:eastAsia="Calibri" w:cs="Calibri" w:cstheme="minorHAnsi"/>
+          <w:b/>
+          <w:i/>
+          <w:sz w:val="20"/>
+          <w:szCs w:val="20"/>
+          <w:lang w:val="pt-PT"/>
+        </w:rPr>
+        <w:t xml:space="preserve"> Nome</w:t>
       </w:r>
     </w:p>
     <w:p>
@@ -7630,14 +8677,17 @@
           <w:color w:val="0000FF"/>
           <w:lang w:val="af-ZA" w:bidi="ta-IN"/>
         </w:rPr>
-        <w:t>Cântico novo do congresso de 2024 e oração</w:t>
-      </w:r>
-      <w:r>
-        <w:rPr>
-          <w:rFonts w:cs="Calibri" w:cstheme="minorHAnsi"/>
-          <w:sz w:val="20"/>
-          <w:szCs w:val="20"/>
-        </w:rPr>
+        <w:t>Cântico 57 e oração</w:t>
+      </w:r>
+      <w:r>
+        <w:rPr>
+          <w:rFonts w:cs="Calibri" w:cstheme="minorHAnsi"/>
+          <w:sz w:val="20"/>
+          <w:szCs w:val="20"/>
+        </w:rPr>
+        <w:tab/>
+        <w:tab/>
+        <w:tab/>
         <w:tab/>
         <w:tab/>
         <w:tab/>
@@ -7656,13 +8706,12 @@
           <w:rFonts w:eastAsia="Calibri" w:cs="Calibri" w:cstheme="minorHAnsi"/>
           <w:b/>
           <w:i/>
-          <w:color w:val="auto"/>
-          <w:kern w:val="0"/>
-          <w:sz w:val="20"/>
-          <w:szCs w:val="20"/>
-          <w:lang w:val="pt-PT" w:eastAsia="en-US" w:bidi="ar-SA"/>
-        </w:rPr>
-        <w:t>Rogério Silva</w:t>
+          <w:color w:val="575A5D"/>
+          <w:sz w:val="20"/>
+          <w:szCs w:val="20"/>
+          <w:lang w:val="pt-PT"/>
+        </w:rPr>
+        <w:t xml:space="preserve"> Nome</w:t>
       </w:r>
     </w:p>
     <w:p>
